--- a/src/Tests/Inputs/labels/09/input.docx
+++ b/src/Tests/Inputs/labels/09/input.docx
@@ -1,6 +1,6 @@
 
 <file path=word/document.xml><?xml version="1.0" encoding="utf-8"?>
-<w:document xmlns:wpc="http://schemas.microsoft.com/office/word/2010/wordprocessingCanvas" xmlns:cx="http://schemas.microsoft.com/office/drawing/2014/chartex" xmlns:cx1="http://schemas.microsoft.com/office/drawing/2015/9/8/chartex" xmlns:cx2="http://schemas.microsoft.com/office/drawing/2015/10/21/chartex" xmlns:cx3="http://schemas.microsoft.com/office/drawing/2016/5/9/chartex" xmlns:cx4="http://schemas.microsoft.com/office/drawing/2016/5/10/chartex" xmlns:cx5="http://schemas.microsoft.com/office/drawing/2016/5/11/chartex" xmlns:cx6="http://schemas.microsoft.com/office/drawing/2016/5/12/chartex" xmlns:cx7="http://schemas.microsoft.com/office/drawing/2016/5/13/chartex" xmlns:cx8="http://schemas.microsoft.com/office/drawing/2016/5/14/chartex" xmlns:mc="http://schemas.openxmlformats.org/markup-compatibility/2006" xmlns:aink="http://schemas.microsoft.com/office/drawing/2016/ink" xmlns:am3d="http://schemas.microsoft.com/office/drawing/2017/model3d" xmlns:o="urn:schemas-microsoft-com:office:office" xmlns:oel="http://schemas.microsoft.com/office/2019/extlst" xmlns:r="http://schemas.openxmlformats.org/officeDocument/2006/relationships" xmlns:m="http://schemas.openxmlformats.org/officeDocument/2006/math" xmlns:v="urn:schemas-microsoft-com:vml" xmlns:wp14="http://schemas.microsoft.com/office/word/2010/wordprocessingDrawing" xmlns:wp="http://schemas.openxmlformats.org/drawingml/2006/wordprocessingDrawing" xmlns:w10="urn:schemas-microsoft-com:office:word" xmlns:w="http://schemas.openxmlformats.org/wordprocessingml/2006/main" xmlns:w14="http://schemas.microsoft.com/office/word/2010/wordml" xmlns:w15="http://schemas.microsoft.com/office/word/2012/wordml" xmlns:w16cex="http://schemas.microsoft.com/office/word/2018/wordml/cex" xmlns:w16cid="http://schemas.microsoft.com/office/word/2016/wordml/cid" xmlns:w16="http://schemas.microsoft.com/office/word/2018/wordml" xmlns:w16sdtdh="http://schemas.microsoft.com/office/word/2020/wordml/sdtdatahash" xmlns:w16se="http://schemas.microsoft.com/office/word/2015/wordml/symex" xmlns:wpg="http://schemas.microsoft.com/office/word/2010/wordprocessingGroup" xmlns:wpi="http://schemas.microsoft.com/office/word/2010/wordprocessingInk" xmlns:wne="http://schemas.microsoft.com/office/word/2006/wordml" xmlns:wps="http://schemas.microsoft.com/office/word/2010/wordprocessingShape" mc:Ignorable="w14 w15 w16se w16cid w16 w16cex w16sdtdh wp14">
+<w:document xmlns:a="http://schemas.openxmlformats.org/drawingml/2006/main" xmlns:adec="http://schemas.microsoft.com/office/drawing/2017/decorative" xmlns:w16du="http://schemas.microsoft.com/office/word/2023/wordml/word16du" xmlns:wpc="http://schemas.microsoft.com/office/word/2010/wordprocessingCanvas" xmlns:cx="http://schemas.microsoft.com/office/drawing/2014/chartex" xmlns:cx1="http://schemas.microsoft.com/office/drawing/2015/9/8/chartex" xmlns:cx2="http://schemas.microsoft.com/office/drawing/2015/10/21/chartex" xmlns:cx3="http://schemas.microsoft.com/office/drawing/2016/5/9/chartex" xmlns:cx4="http://schemas.microsoft.com/office/drawing/2016/5/10/chartex" xmlns:cx5="http://schemas.microsoft.com/office/drawing/2016/5/11/chartex" xmlns:cx6="http://schemas.microsoft.com/office/drawing/2016/5/12/chartex" xmlns:cx7="http://schemas.microsoft.com/office/drawing/2016/5/13/chartex" xmlns:cx8="http://schemas.microsoft.com/office/drawing/2016/5/14/chartex" xmlns:mc="http://schemas.openxmlformats.org/markup-compatibility/2006" xmlns:aink="http://schemas.microsoft.com/office/drawing/2016/ink" xmlns:am3d="http://schemas.microsoft.com/office/drawing/2017/model3d" xmlns:o="urn:schemas-microsoft-com:office:office" xmlns:oel="http://schemas.microsoft.com/office/2019/extlst" xmlns:r="http://schemas.openxmlformats.org/officeDocument/2006/relationships" xmlns:m="http://schemas.openxmlformats.org/officeDocument/2006/math" xmlns:v="urn:schemas-microsoft-com:vml" xmlns:wp14="http://schemas.microsoft.com/office/word/2010/wordprocessingDrawing" xmlns:wp="http://schemas.openxmlformats.org/drawingml/2006/wordprocessingDrawing" xmlns:w10="urn:schemas-microsoft-com:office:word" xmlns:w="http://schemas.openxmlformats.org/wordprocessingml/2006/main" xmlns:w14="http://schemas.microsoft.com/office/word/2010/wordml" xmlns:w15="http://schemas.microsoft.com/office/word/2012/wordml" xmlns:w16cex="http://schemas.microsoft.com/office/word/2018/wordml/cex" xmlns:w16cid="http://schemas.microsoft.com/office/word/2016/wordml/cid" xmlns:w16="http://schemas.microsoft.com/office/word/2018/wordml" xmlns:w16sdtdh="http://schemas.microsoft.com/office/word/2020/wordml/sdtdatahash" xmlns:w16se="http://schemas.microsoft.com/office/word/2015/wordml/symex" xmlns:wpg="http://schemas.microsoft.com/office/word/2010/wordprocessingGroup" xmlns:wpi="http://schemas.microsoft.com/office/word/2010/wordprocessingInk" xmlns:wne="http://schemas.microsoft.com/office/word/2006/wordml" xmlns:wps="http://schemas.microsoft.com/office/word/2010/wordprocessingShape" mc:Ignorable="w14 w15 w16se w16cid w16 w16cex w16sdtdh wp14">
   <w:body>
     <w:p>
       <w:r>
@@ -11,7 +11,7 @@
         <mc:AlternateContent>
           <mc:Choice Requires="wpg">
             <w:drawing>
-              <wp:anchor distT="0" distB="0" distL="114300" distR="114300" simplePos="0" relativeHeight="251659264" behindDoc="1" locked="1" layoutInCell="1" allowOverlap="1" wp14:anchorId="61852013" wp14:editId="48CC103E">
+              <wp:anchor distT="0" distB="0" distL="114300" distR="114300" simplePos="0" relativeHeight="251659264" behindDoc="1" locked="1" layoutInCell="1" allowOverlap="1" wp14:editId="48CC103E" wp14:anchorId="61852013">
                 <wp:simplePos x="0" y="0"/>
                 <wp:positionH relativeFrom="page">
                   <wp:posOffset>723900</wp:posOffset>
@@ -2743,40 +2743,40 @@
           </mc:Choice>
           <mc:Fallback xmlns:w16du="http://schemas.microsoft.com/office/word/2023/wordml/word16du">
             <w:pict>
-              <v:group w14:anchorId="13214236" id="Group 1" o:spid="_x0000_s1026" alt="&quot;&quot;" style="position:absolute;margin-left:57pt;margin-top:10.85pt;width:496.8pt;height:712.8pt;z-index:-251657216;mso-position-horizontal-relative:page;mso-width-relative:margin" coordsize="63087,90525" o:gfxdata="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">
-                <v:rect id="Rectangle 3" o:spid="_x0000_s1027" style="position:absolute;left:2968;width:57150;height:17373;visibility:visible;mso-wrap-style:square;v-text-anchor:middle" o:gfxdata="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" filled="f" strokecolor="#ae4e54 [3204]" strokeweight="1pt"/>
-                <v:shape id="Freeform 4" o:spid="_x0000_s1028" style="position:absolute;width:2968;height:17373;visibility:visible;mso-wrap-style:square;v-text-anchor:top" coordsize="750,4320" o:gfxdata="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" path="m,l750,r,4320l,4320,,2435r26,-3l72,2424r42,-15l152,2386r35,-27l216,2328r25,-38l259,2249r11,-43l274,2159r-3,-45l261,2072r-17,-39l221,1996r-27,-31l161,1937r-35,-22l86,1898,45,1888,,1885,,xe" fillcolor="#ae4e54 [3204]" strokecolor="#ae4e54 [3204]" strokeweight="1pt">
+              <v:group id="Group 1" style="position:absolute;margin-left:57pt;margin-top:10.85pt;width:496.8pt;height:712.8pt;z-index:-251657216;mso-position-horizontal-relative:page;mso-width-relative:margin" alt="&quot;&quot;" coordsize="63087,90525" o:spid="_x0000_s1026" o:gfxdata="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" w14:anchorId="13214236">
+                <v:rect id="Rectangle 3" style="position:absolute;left:2968;width:57150;height:17373;visibility:visible;mso-wrap-style:square;v-text-anchor:middle" o:spid="_x0000_s1027" filled="f" strokecolor="#ae4e54 [3204]" strokeweight="1pt" o:gfxdata="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"/>
+                <v:shape id="Freeform 4" style="position:absolute;width:2968;height:17373;visibility:visible;mso-wrap-style:square;v-text-anchor:top" coordsize="750,4320" o:spid="_x0000_s1028" fillcolor="#ae4e54 [3204]" strokecolor="#ae4e54 [3204]" strokeweight="1pt" path="m,l750,r,4320l,4320,,2435r26,-3l72,2424r42,-15l152,2386r35,-27l216,2328r25,-38l259,2249r11,-43l274,2159r-3,-45l261,2072r-17,-39l221,1996r-27,-31l161,1937r-35,-22l86,1898,45,1888,,1885,,xe" o:gfxdata="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">
                   <v:path arrowok="t" o:connecttype="custom" o:connectlocs="0,0;296863,0;296863,1737360;0,1737360;0,979276;10291,978069;28499,974852;45123,968820;60164,959570;74018,948711;85497,936244;95392,920962;102517,904473;106871,887180;108454,868278;107266,850180;103308,833289;96579,817605;87476,802725;76789,790258;63727,778997;49873,770149;34040,763312;17812,759291;0,758084;0,0" o:connectangles="0,0,0,0,0,0,0,0,0,0,0,0,0,0,0,0,0,0,0,0,0,0,0,0,0,0"/>
                 </v:shape>
-                <v:shape id="Freeform 5" o:spid="_x0000_s1029" style="position:absolute;left:60118;width:2969;height:17373;flip:x;visibility:visible;mso-wrap-style:square;v-text-anchor:top" coordsize="750,4320" o:gfxdata="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" path="m,l750,r,4320l,4320,,2435r26,-3l72,2424r42,-15l152,2386r35,-27l216,2328r25,-38l259,2249r11,-43l274,2159r-3,-45l261,2072r-17,-39l221,1996r-27,-31l161,1937r-35,-22l86,1898,45,1888,,1885,,xe" fillcolor="#ae4e54 [3204]" strokecolor="#ae4e54 [3204]" strokeweight="1pt">
+                <v:shape id="Freeform 5" style="position:absolute;left:60118;width:2969;height:17373;flip:x;visibility:visible;mso-wrap-style:square;v-text-anchor:top" coordsize="750,4320" o:spid="_x0000_s1029" fillcolor="#ae4e54 [3204]" strokecolor="#ae4e54 [3204]" strokeweight="1pt" path="m,l750,r,4320l,4320,,2435r26,-3l72,2424r42,-15l152,2386r35,-27l216,2328r25,-38l259,2249r11,-43l274,2159r-3,-45l261,2072r-17,-39l221,1996r-27,-31l161,1937r-35,-22l86,1898,45,1888,,1885,,xe" o:gfxdata="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">
                   <v:path arrowok="t" o:connecttype="custom" o:connectlocs="0,0;296863,0;296863,1737360;0,1737360;0,979276;10291,978069;28499,974852;45123,968820;60164,959570;74018,948711;85497,936244;95392,920962;102517,904473;106871,887180;108454,868278;107266,850180;103308,833289;96579,817605;87476,802725;76789,790258;63727,778997;49873,770149;34040,763312;17812,759291;0,758084;0,0" o:connectangles="0,0,0,0,0,0,0,0,0,0,0,0,0,0,0,0,0,0,0,0,0,0,0,0,0,0"/>
                 </v:shape>
-                <v:rect id="Rectangle 6" o:spid="_x0000_s1030" style="position:absolute;left:2968;top:18313;width:57150;height:17374;visibility:visible;mso-wrap-style:square;v-text-anchor:middle" o:gfxdata="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" filled="f" strokecolor="#ae4e54 [3204]" strokeweight="1pt"/>
-                <v:shape id="Freeform 7" o:spid="_x0000_s1031" style="position:absolute;top:18313;width:2968;height:17374;visibility:visible;mso-wrap-style:square;v-text-anchor:top" coordsize="750,4320" o:gfxdata="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" path="m,l750,r,4320l,4320,,2435r26,-3l72,2424r42,-15l152,2386r35,-27l216,2328r25,-38l259,2249r11,-43l274,2159r-3,-45l261,2072r-17,-39l221,1996r-27,-31l161,1937r-35,-22l86,1898,45,1888,,1885,,xe" fillcolor="#ae4e54 [3204]" strokecolor="#ae4e54 [3204]" strokeweight="1pt">
+                <v:rect id="Rectangle 6" style="position:absolute;left:2968;top:18313;width:57150;height:17374;visibility:visible;mso-wrap-style:square;v-text-anchor:middle" o:spid="_x0000_s1030" filled="f" strokecolor="#ae4e54 [3204]" strokeweight="1pt" o:gfxdata="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"/>
+                <v:shape id="Freeform 7" style="position:absolute;top:18313;width:2968;height:17374;visibility:visible;mso-wrap-style:square;v-text-anchor:top" coordsize="750,4320" o:spid="_x0000_s1031" fillcolor="#ae4e54 [3204]" strokecolor="#ae4e54 [3204]" strokeweight="1pt" path="m,l750,r,4320l,4320,,2435r26,-3l72,2424r42,-15l152,2386r35,-27l216,2328r25,-38l259,2249r11,-43l274,2159r-3,-45l261,2072r-17,-39l221,1996r-27,-31l161,1937r-35,-22l86,1898,45,1888,,1885,,xe" o:gfxdata="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">
                   <v:path arrowok="t" o:connecttype="custom" o:connectlocs="0,0;296863,0;296863,1737360;0,1737360;0,979276;10291,978069;28499,974852;45123,968820;60164,959570;74018,948711;85497,936244;95392,920962;102517,904473;106871,887180;108454,868278;107266,850180;103308,833289;96579,817605;87476,802725;76789,790258;63727,778997;49873,770149;34040,763312;17812,759291;0,758084;0,0" o:connectangles="0,0,0,0,0,0,0,0,0,0,0,0,0,0,0,0,0,0,0,0,0,0,0,0,0,0"/>
                 </v:shape>
-                <v:shape id="Freeform 8" o:spid="_x0000_s1032" style="position:absolute;left:60118;top:18313;width:2969;height:17374;flip:x;visibility:visible;mso-wrap-style:square;v-text-anchor:top" coordsize="750,4320" o:gfxdata="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" path="m,l750,r,4320l,4320,,2435r26,-3l72,2424r42,-15l152,2386r35,-27l216,2328r25,-38l259,2249r11,-43l274,2159r-3,-45l261,2072r-17,-39l221,1996r-27,-31l161,1937r-35,-22l86,1898,45,1888,,1885,,xe" fillcolor="#ae4e54 [3204]" strokecolor="#ae4e54 [3204]" strokeweight="1pt">
+                <v:shape id="Freeform 8" style="position:absolute;left:60118;top:18313;width:2969;height:17374;flip:x;visibility:visible;mso-wrap-style:square;v-text-anchor:top" coordsize="750,4320" o:spid="_x0000_s1032" fillcolor="#ae4e54 [3204]" strokecolor="#ae4e54 [3204]" strokeweight="1pt" path="m,l750,r,4320l,4320,,2435r26,-3l72,2424r42,-15l152,2386r35,-27l216,2328r25,-38l259,2249r11,-43l274,2159r-3,-45l261,2072r-17,-39l221,1996r-27,-31l161,1937r-35,-22l86,1898,45,1888,,1885,,xe" o:gfxdata="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">
                   <v:path arrowok="t" o:connecttype="custom" o:connectlocs="0,0;296863,0;296863,1737360;0,1737360;0,979276;10291,978069;28499,974852;45123,968820;60164,959570;74018,948711;85497,936244;95392,920962;102517,904473;106871,887180;108454,868278;107266,850180;103308,833289;96579,817605;87476,802725;76789,790258;63727,778997;49873,770149;34040,763312;17812,759291;0,758084;0,0" o:connectangles="0,0,0,0,0,0,0,0,0,0,0,0,0,0,0,0,0,0,0,0,0,0,0,0,0,0"/>
                 </v:shape>
-                <v:rect id="Rectangle 9" o:spid="_x0000_s1033" style="position:absolute;left:2968;top:36576;width:57150;height:17373;visibility:visible;mso-wrap-style:square;v-text-anchor:middle" o:gfxdata="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" filled="f" strokecolor="#ae4e54 [3204]" strokeweight="1pt"/>
-                <v:shape id="Freeform 10" o:spid="_x0000_s1034" style="position:absolute;top:36576;width:2968;height:17373;visibility:visible;mso-wrap-style:square;v-text-anchor:top" coordsize="750,4320" o:gfxdata="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" path="m,l750,r,4320l,4320,,2435r26,-3l72,2424r42,-15l152,2386r35,-27l216,2328r25,-38l259,2249r11,-43l274,2159r-3,-45l261,2072r-17,-39l221,1996r-27,-31l161,1937r-35,-22l86,1898,45,1888,,1885,,xe" fillcolor="#ae4e54 [3204]" strokecolor="#ae4e54 [3204]" strokeweight="1pt">
+                <v:rect id="Rectangle 9" style="position:absolute;left:2968;top:36576;width:57150;height:17373;visibility:visible;mso-wrap-style:square;v-text-anchor:middle" o:spid="_x0000_s1033" filled="f" strokecolor="#ae4e54 [3204]" strokeweight="1pt" o:gfxdata="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"/>
+                <v:shape id="Freeform 10" style="position:absolute;top:36576;width:2968;height:17373;visibility:visible;mso-wrap-style:square;v-text-anchor:top" coordsize="750,4320" o:spid="_x0000_s1034" fillcolor="#ae4e54 [3204]" strokecolor="#ae4e54 [3204]" strokeweight="1pt" path="m,l750,r,4320l,4320,,2435r26,-3l72,2424r42,-15l152,2386r35,-27l216,2328r25,-38l259,2249r11,-43l274,2159r-3,-45l261,2072r-17,-39l221,1996r-27,-31l161,1937r-35,-22l86,1898,45,1888,,1885,,xe" o:gfxdata="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">
                   <v:path arrowok="t" o:connecttype="custom" o:connectlocs="0,0;296863,0;296863,1737360;0,1737360;0,979276;10291,978069;28499,974852;45123,968820;60164,959570;74018,948711;85497,936244;95392,920962;102517,904473;106871,887180;108454,868278;107266,850180;103308,833289;96579,817605;87476,802725;76789,790258;63727,778997;49873,770149;34040,763312;17812,759291;0,758084;0,0" o:connectangles="0,0,0,0,0,0,0,0,0,0,0,0,0,0,0,0,0,0,0,0,0,0,0,0,0,0"/>
                 </v:shape>
-                <v:shape id="Freeform 11" o:spid="_x0000_s1035" style="position:absolute;left:60118;top:36576;width:2969;height:17373;flip:x;visibility:visible;mso-wrap-style:square;v-text-anchor:top" coordsize="750,4320" o:gfxdata="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" path="m,l750,r,4320l,4320,,2435r26,-3l72,2424r42,-15l152,2386r35,-27l216,2328r25,-38l259,2249r11,-43l274,2159r-3,-45l261,2072r-17,-39l221,1996r-27,-31l161,1937r-35,-22l86,1898,45,1888,,1885,,xe" fillcolor="#ae4e54 [3204]" strokecolor="#ae4e54 [3204]" strokeweight="1pt">
+                <v:shape id="Freeform 11" style="position:absolute;left:60118;top:36576;width:2969;height:17373;flip:x;visibility:visible;mso-wrap-style:square;v-text-anchor:top" coordsize="750,4320" o:spid="_x0000_s1035" fillcolor="#ae4e54 [3204]" strokecolor="#ae4e54 [3204]" strokeweight="1pt" path="m,l750,r,4320l,4320,,2435r26,-3l72,2424r42,-15l152,2386r35,-27l216,2328r25,-38l259,2249r11,-43l274,2159r-3,-45l261,2072r-17,-39l221,1996r-27,-31l161,1937r-35,-22l86,1898,45,1888,,1885,,xe" o:gfxdata="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">
                   <v:path arrowok="t" o:connecttype="custom" o:connectlocs="0,0;296863,0;296863,1737360;0,1737360;0,979276;10291,978069;28499,974852;45123,968820;60164,959570;74018,948711;85497,936244;95392,920962;102517,904473;106871,887180;108454,868278;107266,850180;103308,833289;96579,817605;87476,802725;76789,790258;63727,778997;49873,770149;34040,763312;17812,759291;0,758084;0,0" o:connectangles="0,0,0,0,0,0,0,0,0,0,0,0,0,0,0,0,0,0,0,0,0,0,0,0,0,0"/>
                 </v:shape>
-                <v:rect id="Rectangle 12" o:spid="_x0000_s1036" style="position:absolute;left:2968;top:54889;width:57150;height:17374;visibility:visible;mso-wrap-style:square;v-text-anchor:middle" o:gfxdata="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" filled="f" strokecolor="#ae4e54 [3204]" strokeweight="1pt"/>
-                <v:shape id="Freeform 13" o:spid="_x0000_s1037" style="position:absolute;top:54889;width:2968;height:17374;visibility:visible;mso-wrap-style:square;v-text-anchor:top" coordsize="750,4320" o:gfxdata="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" path="m,l750,r,4320l,4320,,2435r26,-3l72,2424r42,-15l152,2386r35,-27l216,2328r25,-38l259,2249r11,-43l274,2159r-3,-45l261,2072r-17,-39l221,1996r-27,-31l161,1937r-35,-22l86,1898,45,1888,,1885,,xe" fillcolor="#ae4e54 [3204]" strokecolor="#ae4e54 [3204]" strokeweight="1pt">
+                <v:rect id="Rectangle 12" style="position:absolute;left:2968;top:54889;width:57150;height:17374;visibility:visible;mso-wrap-style:square;v-text-anchor:middle" o:spid="_x0000_s1036" filled="f" strokecolor="#ae4e54 [3204]" strokeweight="1pt" o:gfxdata="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"/>
+                <v:shape id="Freeform 13" style="position:absolute;top:54889;width:2968;height:17374;visibility:visible;mso-wrap-style:square;v-text-anchor:top" coordsize="750,4320" o:spid="_x0000_s1037" fillcolor="#ae4e54 [3204]" strokecolor="#ae4e54 [3204]" strokeweight="1pt" path="m,l750,r,4320l,4320,,2435r26,-3l72,2424r42,-15l152,2386r35,-27l216,2328r25,-38l259,2249r11,-43l274,2159r-3,-45l261,2072r-17,-39l221,1996r-27,-31l161,1937r-35,-22l86,1898,45,1888,,1885,,xe" o:gfxdata="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">
                   <v:path arrowok="t" o:connecttype="custom" o:connectlocs="0,0;296863,0;296863,1737360;0,1737360;0,979276;10291,978069;28499,974852;45123,968820;60164,959570;74018,948711;85497,936244;95392,920962;102517,904473;106871,887180;108454,868278;107266,850180;103308,833289;96579,817605;87476,802725;76789,790258;63727,778997;49873,770149;34040,763312;17812,759291;0,758084;0,0" o:connectangles="0,0,0,0,0,0,0,0,0,0,0,0,0,0,0,0,0,0,0,0,0,0,0,0,0,0"/>
                 </v:shape>
-                <v:shape id="Freeform 14" o:spid="_x0000_s1038" style="position:absolute;left:60118;top:54889;width:2969;height:17374;flip:x;visibility:visible;mso-wrap-style:square;v-text-anchor:top" coordsize="750,4320" o:gfxdata="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" path="m,l750,r,4320l,4320,,2435r26,-3l72,2424r42,-15l152,2386r35,-27l216,2328r25,-38l259,2249r11,-43l274,2159r-3,-45l261,2072r-17,-39l221,1996r-27,-31l161,1937r-35,-22l86,1898,45,1888,,1885,,xe" fillcolor="#ae4e54 [3204]" strokecolor="#ae4e54 [3204]" strokeweight="1pt">
+                <v:shape id="Freeform 14" style="position:absolute;left:60118;top:54889;width:2969;height:17374;flip:x;visibility:visible;mso-wrap-style:square;v-text-anchor:top" coordsize="750,4320" o:spid="_x0000_s1038" fillcolor="#ae4e54 [3204]" strokecolor="#ae4e54 [3204]" strokeweight="1pt" path="m,l750,r,4320l,4320,,2435r26,-3l72,2424r42,-15l152,2386r35,-27l216,2328r25,-38l259,2249r11,-43l274,2159r-3,-45l261,2072r-17,-39l221,1996r-27,-31l161,1937r-35,-22l86,1898,45,1888,,1885,,xe" o:gfxdata="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">
                   <v:path arrowok="t" o:connecttype="custom" o:connectlocs="0,0;296863,0;296863,1737360;0,1737360;0,979276;10291,978069;28499,974852;45123,968820;60164,959570;74018,948711;85497,936244;95392,920962;102517,904473;106871,887180;108454,868278;107266,850180;103308,833289;96579,817605;87476,802725;76789,790258;63727,778997;49873,770149;34040,763312;17812,759291;0,758084;0,0" o:connectangles="0,0,0,0,0,0,0,0,0,0,0,0,0,0,0,0,0,0,0,0,0,0,0,0,0,0"/>
                 </v:shape>
-                <v:rect id="Rectangle 15" o:spid="_x0000_s1039" style="position:absolute;left:2968;top:73152;width:57150;height:17373;visibility:visible;mso-wrap-style:square;v-text-anchor:middle" o:gfxdata="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" filled="f" strokecolor="#ae4e54 [3204]" strokeweight="1pt"/>
-                <v:shape id="Freeform 16" o:spid="_x0000_s1040" style="position:absolute;top:73152;width:2968;height:17373;visibility:visible;mso-wrap-style:square;v-text-anchor:top" coordsize="750,4320" o:gfxdata="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" path="m,l750,r,4320l,4320,,2435r26,-3l72,2424r42,-15l152,2386r35,-27l216,2328r25,-38l259,2249r11,-43l274,2159r-3,-45l261,2072r-17,-39l221,1996r-27,-31l161,1937r-35,-22l86,1898,45,1888,,1885,,xe" fillcolor="#ae4e54 [3204]" strokecolor="#ae4e54 [3204]" strokeweight="1pt">
+                <v:rect id="Rectangle 15" style="position:absolute;left:2968;top:73152;width:57150;height:17373;visibility:visible;mso-wrap-style:square;v-text-anchor:middle" o:spid="_x0000_s1039" filled="f" strokecolor="#ae4e54 [3204]" strokeweight="1pt" o:gfxdata="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"/>
+                <v:shape id="Freeform 16" style="position:absolute;top:73152;width:2968;height:17373;visibility:visible;mso-wrap-style:square;v-text-anchor:top" coordsize="750,4320" o:spid="_x0000_s1040" fillcolor="#ae4e54 [3204]" strokecolor="#ae4e54 [3204]" strokeweight="1pt" path="m,l750,r,4320l,4320,,2435r26,-3l72,2424r42,-15l152,2386r35,-27l216,2328r25,-38l259,2249r11,-43l274,2159r-3,-45l261,2072r-17,-39l221,1996r-27,-31l161,1937r-35,-22l86,1898,45,1888,,1885,,xe" o:gfxdata="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">
                   <v:path arrowok="t" o:connecttype="custom" o:connectlocs="0,0;296863,0;296863,1737360;0,1737360;0,979276;10291,978069;28499,974852;45123,968820;60164,959570;74018,948711;85497,936244;95392,920962;102517,904473;106871,887180;108454,868278;107266,850180;103308,833289;96579,817605;87476,802725;76789,790258;63727,778997;49873,770149;34040,763312;17812,759291;0,758084;0,0" o:connectangles="0,0,0,0,0,0,0,0,0,0,0,0,0,0,0,0,0,0,0,0,0,0,0,0,0,0"/>
                 </v:shape>
-                <v:shape id="Freeform 17" o:spid="_x0000_s1041" style="position:absolute;left:60118;top:73152;width:2969;height:17373;flip:x;visibility:visible;mso-wrap-style:square;v-text-anchor:top" coordsize="750,4320" o:gfxdata="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" path="m,l750,r,4320l,4320,,2435r26,-3l72,2424r42,-15l152,2386r35,-27l216,2328r25,-38l259,2249r11,-43l274,2159r-3,-45l261,2072r-17,-39l221,1996r-27,-31l161,1937r-35,-22l86,1898,45,1888,,1885,,xe" fillcolor="#ae4e54 [3204]" strokecolor="#ae4e54 [3204]" strokeweight="1pt">
+                <v:shape id="Freeform 17" style="position:absolute;left:60118;top:73152;width:2969;height:17373;flip:x;visibility:visible;mso-wrap-style:square;v-text-anchor:top" coordsize="750,4320" o:spid="_x0000_s1041" fillcolor="#ae4e54 [3204]" strokecolor="#ae4e54 [3204]" strokeweight="1pt" path="m,l750,r,4320l,4320,,2435r26,-3l72,2424r42,-15l152,2386r35,-27l216,2328r25,-38l259,2249r11,-43l274,2159r-3,-45l261,2072r-17,-39l221,1996r-27,-31l161,1937r-35,-22l86,1898,45,1888,,1885,,xe" o:gfxdata="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">
                   <v:path arrowok="t" o:connecttype="custom" o:connectlocs="0,0;296863,0;296863,1737360;0,1737360;0,979276;10291,978069;28499,974852;45123,968820;60164,959570;74018,948711;85497,936244;95392,920962;102517,904473;106871,887180;108454,868278;107266,850180;103308,833289;96579,817605;87476,802725;76789,790258;63727,778997;49873,770149;34040,763312;17812,759291;0,758084;0,0" o:connectangles="0,0,0,0,0,0,0,0,0,0,0,0,0,0,0,0,0,0,0,0,0,0,0,0,0,0"/>
                 </v:shape>
                 <w10:wrap anchorx="page"/>
@@ -2810,7 +2810,7 @@
       </w:tblGrid>
       <w:tr>
         <w:trPr>
-          <w:trHeight w:hRule="exact" w:val="2880"/>
+          <w:trHeight w:val="2880" w:hRule="exact"/>
         </w:trPr>
         <w:tc>
           <w:tcPr>
@@ -2833,7 +2833,7 @@
             <w:tr>
               <w:trPr>
                 <w:cantSplit/>
-                <w:trHeight w:hRule="exact" w:val="1440"/>
+                <w:trHeight w:val="1440" w:hRule="exact"/>
                 <w:jc w:val="center"/>
               </w:trPr>
               <w:tc>
@@ -2876,7 +2876,7 @@
             <w:tr>
               <w:trPr>
                 <w:cantSplit/>
-                <w:trHeight w:hRule="exact" w:val="1440"/>
+                <w:trHeight w:val="1440" w:hRule="exact"/>
                 <w:jc w:val="center"/>
               </w:trPr>
               <w:tc>
@@ -2936,7 +2936,7 @@
             </w:tblGrid>
             <w:tr>
               <w:trPr>
-                <w:trHeight w:hRule="exact" w:val="1008"/>
+                <w:trHeight w:val="1008" w:hRule="exact"/>
               </w:trPr>
               <w:tc>
                 <w:tcPr>
@@ -2967,7 +2967,7 @@
             </w:tr>
             <w:tr>
               <w:trPr>
-                <w:trHeight w:hRule="exact" w:val="1368"/>
+                <w:trHeight w:val="1368" w:hRule="exact"/>
               </w:trPr>
               <w:tc>
                 <w:tcPr>
@@ -3016,7 +3016,7 @@
                       <w:tcPr>
                         <w:tcW w:w="1324" w:type="dxa"/>
                         <w:tcBorders>
-                          <w:right w:val="single" w:sz="4" w:space="0" w:color="AE4E54" w:themeColor="accent1"/>
+                          <w:right w:val="single" w:color="AE4E54" w:themeColor="accent1" w:sz="4" w:space="0"/>
                         </w:tcBorders>
                       </w:tcPr>
                       <w:p>
@@ -3048,8 +3048,8 @@
                       <w:tcPr>
                         <w:tcW w:w="1324" w:type="dxa"/>
                         <w:tcBorders>
-                          <w:left w:val="single" w:sz="4" w:space="0" w:color="AE4E54" w:themeColor="accent1"/>
-                          <w:right w:val="single" w:sz="4" w:space="0" w:color="AE4E54" w:themeColor="accent1"/>
+                          <w:left w:val="single" w:color="AE4E54" w:themeColor="accent1" w:sz="4" w:space="0"/>
+                          <w:right w:val="single" w:color="AE4E54" w:themeColor="accent1" w:sz="4" w:space="0"/>
                         </w:tcBorders>
                       </w:tcPr>
                       <w:p>
@@ -3081,7 +3081,7 @@
                       <w:tcPr>
                         <w:tcW w:w="1325" w:type="dxa"/>
                         <w:tcBorders>
-                          <w:left w:val="single" w:sz="4" w:space="0" w:color="AE4E54" w:themeColor="accent1"/>
+                          <w:left w:val="single" w:color="AE4E54" w:themeColor="accent1" w:sz="4" w:space="0"/>
                         </w:tcBorders>
                       </w:tcPr>
                       <w:p>
@@ -3115,7 +3115,7 @@
                       <w:tcPr>
                         <w:tcW w:w="1324" w:type="dxa"/>
                         <w:tcBorders>
-                          <w:right w:val="single" w:sz="4" w:space="0" w:color="AE4E54" w:themeColor="accent1"/>
+                          <w:right w:val="single" w:color="AE4E54" w:themeColor="accent1" w:sz="4" w:space="0"/>
                         </w:tcBorders>
                       </w:tcPr>
                       <w:p>
@@ -3144,8 +3144,8 @@
                       <w:tcPr>
                         <w:tcW w:w="1324" w:type="dxa"/>
                         <w:tcBorders>
-                          <w:left w:val="single" w:sz="4" w:space="0" w:color="AE4E54" w:themeColor="accent1"/>
-                          <w:right w:val="single" w:sz="4" w:space="0" w:color="AE4E54" w:themeColor="accent1"/>
+                          <w:left w:val="single" w:color="AE4E54" w:themeColor="accent1" w:sz="4" w:space="0"/>
+                          <w:right w:val="single" w:color="AE4E54" w:themeColor="accent1" w:sz="4" w:space="0"/>
                         </w:tcBorders>
                       </w:tcPr>
                       <w:p>
@@ -3174,7 +3174,7 @@
                       <w:tcPr>
                         <w:tcW w:w="1325" w:type="dxa"/>
                         <w:tcBorders>
-                          <w:left w:val="single" w:sz="4" w:space="0" w:color="AE4E54" w:themeColor="accent1"/>
+                          <w:left w:val="single" w:color="AE4E54" w:themeColor="accent1" w:sz="4" w:space="0"/>
                         </w:tcBorders>
                       </w:tcPr>
                       <w:p>
@@ -3206,7 +3206,7 @@
             </w:tr>
             <w:tr>
               <w:trPr>
-                <w:trHeight w:hRule="exact" w:val="432"/>
+                <w:trHeight w:val="432" w:hRule="exact"/>
               </w:trPr>
               <w:tc>
                 <w:tcPr>
@@ -3342,7 +3342,7 @@
             </w:tblGrid>
             <w:tr>
               <w:trPr>
-                <w:trHeight w:hRule="exact" w:val="1008"/>
+                <w:trHeight w:val="1008" w:hRule="exact"/>
               </w:trPr>
               <w:tc>
                 <w:tcPr>
@@ -3373,7 +3373,7 @@
             </w:tr>
             <w:tr>
               <w:trPr>
-                <w:trHeight w:hRule="exact" w:val="1368"/>
+                <w:trHeight w:val="1368" w:hRule="exact"/>
               </w:trPr>
               <w:tc>
                 <w:tcPr>
@@ -3395,7 +3395,7 @@
                   </w:tblGrid>
                   <w:tr>
                     <w:trPr>
-                      <w:trHeight w:hRule="exact" w:val="331"/>
+                      <w:trHeight w:val="331" w:hRule="exact"/>
                     </w:trPr>
                     <w:tc>
                       <w:tcPr>
@@ -3424,7 +3424,7 @@
                       <w:tcPr>
                         <w:tcW w:w="3414" w:type="dxa"/>
                         <w:tcBorders>
-                          <w:bottom w:val="single" w:sz="4" w:space="0" w:color="D9D9D9" w:themeColor="background1" w:themeShade="D9"/>
+                          <w:bottom w:val="single" w:color="D9D9D9" w:themeColor="background1" w:themeShade="D9" w:sz="4" w:space="0"/>
                         </w:tcBorders>
                         <w:vAlign w:val="bottom"/>
                       </w:tcPr>
@@ -3433,7 +3433,7 @@
                   </w:tr>
                   <w:tr>
                     <w:trPr>
-                      <w:trHeight w:hRule="exact" w:val="403"/>
+                      <w:trHeight w:val="403" w:hRule="exact"/>
                     </w:trPr>
                     <w:tc>
                       <w:tcPr>
@@ -3462,8 +3462,8 @@
                       <w:tcPr>
                         <w:tcW w:w="3414" w:type="dxa"/>
                         <w:tcBorders>
-                          <w:top w:val="single" w:sz="4" w:space="0" w:color="D9D9D9" w:themeColor="background1" w:themeShade="D9"/>
-                          <w:bottom w:val="single" w:sz="4" w:space="0" w:color="D9D9D9" w:themeColor="background1" w:themeShade="D9"/>
+                          <w:top w:val="single" w:color="D9D9D9" w:themeColor="background1" w:themeShade="D9" w:sz="4" w:space="0"/>
+                          <w:bottom w:val="single" w:color="D9D9D9" w:themeColor="background1" w:themeShade="D9" w:sz="4" w:space="0"/>
                         </w:tcBorders>
                         <w:vAlign w:val="bottom"/>
                       </w:tcPr>
@@ -3472,7 +3472,7 @@
                   </w:tr>
                   <w:tr>
                     <w:trPr>
-                      <w:trHeight w:hRule="exact" w:val="403"/>
+                      <w:trHeight w:val="403" w:hRule="exact"/>
                     </w:trPr>
                     <w:tc>
                       <w:tcPr>
@@ -3501,8 +3501,8 @@
                       <w:tcPr>
                         <w:tcW w:w="3414" w:type="dxa"/>
                         <w:tcBorders>
-                          <w:top w:val="single" w:sz="4" w:space="0" w:color="D9D9D9" w:themeColor="background1" w:themeShade="D9"/>
-                          <w:bottom w:val="single" w:sz="4" w:space="0" w:color="D9D9D9" w:themeColor="background1" w:themeShade="D9"/>
+                          <w:top w:val="single" w:color="D9D9D9" w:themeColor="background1" w:themeShade="D9" w:sz="4" w:space="0"/>
+                          <w:bottom w:val="single" w:color="D9D9D9" w:themeColor="background1" w:themeShade="D9" w:sz="4" w:space="0"/>
                         </w:tcBorders>
                         <w:vAlign w:val="bottom"/>
                       </w:tcPr>
@@ -3519,7 +3519,7 @@
             </w:tr>
             <w:tr>
               <w:trPr>
-                <w:trHeight w:hRule="exact" w:val="432"/>
+                <w:trHeight w:val="432" w:hRule="exact"/>
               </w:trPr>
               <w:tc>
                 <w:tcPr>
@@ -3650,7 +3650,7 @@
             <w:tr>
               <w:trPr>
                 <w:cantSplit/>
-                <w:trHeight w:hRule="exact" w:val="1440"/>
+                <w:trHeight w:val="1440" w:hRule="exact"/>
                 <w:jc w:val="center"/>
               </w:trPr>
               <w:tc>
@@ -3684,7 +3684,7 @@
             <w:tr>
               <w:trPr>
                 <w:cantSplit/>
-                <w:trHeight w:hRule="exact" w:val="1440"/>
+                <w:trHeight w:val="1440" w:hRule="exact"/>
                 <w:jc w:val="center"/>
               </w:trPr>
               <w:tc>
@@ -3728,7 +3728,7 @@
       <w:tr>
         <w:trPr>
           <w:cantSplit/>
-          <w:trHeight w:hRule="exact" w:val="2880"/>
+          <w:trHeight w:val="2880" w:hRule="exact"/>
         </w:trPr>
         <w:tc>
           <w:tcPr>
@@ -3752,7 +3752,7 @@
             <w:tr>
               <w:trPr>
                 <w:cantSplit/>
-                <w:trHeight w:hRule="exact" w:val="1440"/>
+                <w:trHeight w:val="1440" w:hRule="exact"/>
               </w:trPr>
               <w:tc>
                 <w:tcPr>
@@ -3794,7 +3794,7 @@
             <w:tr>
               <w:trPr>
                 <w:cantSplit/>
-                <w:trHeight w:hRule="exact" w:val="1440"/>
+                <w:trHeight w:val="1440" w:hRule="exact"/>
               </w:trPr>
               <w:tc>
                 <w:tcPr>
@@ -3853,7 +3853,7 @@
             </w:tblGrid>
             <w:tr>
               <w:trPr>
-                <w:trHeight w:hRule="exact" w:val="1008"/>
+                <w:trHeight w:val="1008" w:hRule="exact"/>
               </w:trPr>
               <w:tc>
                 <w:tcPr>
@@ -3884,7 +3884,7 @@
             </w:tr>
             <w:tr>
               <w:trPr>
-                <w:trHeight w:hRule="exact" w:val="1368"/>
+                <w:trHeight w:val="1368" w:hRule="exact"/>
               </w:trPr>
               <w:tc>
                 <w:tcPr>
@@ -3933,7 +3933,7 @@
                       <w:tcPr>
                         <w:tcW w:w="1324" w:type="dxa"/>
                         <w:tcBorders>
-                          <w:right w:val="single" w:sz="4" w:space="0" w:color="AE4E54" w:themeColor="accent1"/>
+                          <w:right w:val="single" w:color="AE4E54" w:themeColor="accent1" w:sz="4" w:space="0"/>
                         </w:tcBorders>
                       </w:tcPr>
                       <w:p>
@@ -3965,8 +3965,8 @@
                       <w:tcPr>
                         <w:tcW w:w="1324" w:type="dxa"/>
                         <w:tcBorders>
-                          <w:left w:val="single" w:sz="4" w:space="0" w:color="AE4E54" w:themeColor="accent1"/>
-                          <w:right w:val="single" w:sz="4" w:space="0" w:color="AE4E54" w:themeColor="accent1"/>
+                          <w:left w:val="single" w:color="AE4E54" w:themeColor="accent1" w:sz="4" w:space="0"/>
+                          <w:right w:val="single" w:color="AE4E54" w:themeColor="accent1" w:sz="4" w:space="0"/>
                         </w:tcBorders>
                       </w:tcPr>
                       <w:p>
@@ -3998,7 +3998,7 @@
                       <w:tcPr>
                         <w:tcW w:w="1325" w:type="dxa"/>
                         <w:tcBorders>
-                          <w:left w:val="single" w:sz="4" w:space="0" w:color="AE4E54" w:themeColor="accent1"/>
+                          <w:left w:val="single" w:color="AE4E54" w:themeColor="accent1" w:sz="4" w:space="0"/>
                         </w:tcBorders>
                       </w:tcPr>
                       <w:p>
@@ -4032,7 +4032,7 @@
                       <w:tcPr>
                         <w:tcW w:w="1324" w:type="dxa"/>
                         <w:tcBorders>
-                          <w:right w:val="single" w:sz="4" w:space="0" w:color="AE4E54" w:themeColor="accent1"/>
+                          <w:right w:val="single" w:color="AE4E54" w:themeColor="accent1" w:sz="4" w:space="0"/>
                         </w:tcBorders>
                       </w:tcPr>
                       <w:p>
@@ -4061,8 +4061,8 @@
                       <w:tcPr>
                         <w:tcW w:w="1324" w:type="dxa"/>
                         <w:tcBorders>
-                          <w:left w:val="single" w:sz="4" w:space="0" w:color="AE4E54" w:themeColor="accent1"/>
-                          <w:right w:val="single" w:sz="4" w:space="0" w:color="AE4E54" w:themeColor="accent1"/>
+                          <w:left w:val="single" w:color="AE4E54" w:themeColor="accent1" w:sz="4" w:space="0"/>
+                          <w:right w:val="single" w:color="AE4E54" w:themeColor="accent1" w:sz="4" w:space="0"/>
                         </w:tcBorders>
                       </w:tcPr>
                       <w:p>
@@ -4091,7 +4091,7 @@
                       <w:tcPr>
                         <w:tcW w:w="1325" w:type="dxa"/>
                         <w:tcBorders>
-                          <w:left w:val="single" w:sz="4" w:space="0" w:color="AE4E54" w:themeColor="accent1"/>
+                          <w:left w:val="single" w:color="AE4E54" w:themeColor="accent1" w:sz="4" w:space="0"/>
                         </w:tcBorders>
                       </w:tcPr>
                       <w:p>
@@ -4123,7 +4123,7 @@
             </w:tr>
             <w:tr>
               <w:trPr>
-                <w:trHeight w:hRule="exact" w:val="432"/>
+                <w:trHeight w:val="432" w:hRule="exact"/>
               </w:trPr>
               <w:tc>
                 <w:tcPr>
@@ -4226,7 +4226,7 @@
             </w:tr>
             <w:tr>
               <w:trPr>
-                <w:trHeight w:hRule="exact" w:val="432"/>
+                <w:trHeight w:val="432" w:hRule="exact"/>
               </w:trPr>
               <w:tc>
                 <w:tcPr>
@@ -4274,7 +4274,7 @@
             </w:tblGrid>
             <w:tr>
               <w:trPr>
-                <w:trHeight w:hRule="exact" w:val="1008"/>
+                <w:trHeight w:val="1008" w:hRule="exact"/>
               </w:trPr>
               <w:tc>
                 <w:tcPr>
@@ -4305,7 +4305,7 @@
             </w:tr>
             <w:tr>
               <w:trPr>
-                <w:trHeight w:hRule="exact" w:val="1368"/>
+                <w:trHeight w:val="1368" w:hRule="exact"/>
               </w:trPr>
               <w:tc>
                 <w:tcPr>
@@ -4327,7 +4327,7 @@
                   </w:tblGrid>
                   <w:tr>
                     <w:trPr>
-                      <w:trHeight w:hRule="exact" w:val="331"/>
+                      <w:trHeight w:val="331" w:hRule="exact"/>
                     </w:trPr>
                     <w:tc>
                       <w:tcPr>
@@ -4356,7 +4356,7 @@
                       <w:tcPr>
                         <w:tcW w:w="3414" w:type="dxa"/>
                         <w:tcBorders>
-                          <w:bottom w:val="single" w:sz="4" w:space="0" w:color="D9D9D9" w:themeColor="background1" w:themeShade="D9"/>
+                          <w:bottom w:val="single" w:color="D9D9D9" w:themeColor="background1" w:themeShade="D9" w:sz="4" w:space="0"/>
                         </w:tcBorders>
                         <w:vAlign w:val="bottom"/>
                       </w:tcPr>
@@ -4365,7 +4365,7 @@
                   </w:tr>
                   <w:tr>
                     <w:trPr>
-                      <w:trHeight w:hRule="exact" w:val="403"/>
+                      <w:trHeight w:val="403" w:hRule="exact"/>
                     </w:trPr>
                     <w:tc>
                       <w:tcPr>
@@ -4394,8 +4394,8 @@
                       <w:tcPr>
                         <w:tcW w:w="3414" w:type="dxa"/>
                         <w:tcBorders>
-                          <w:top w:val="single" w:sz="4" w:space="0" w:color="D9D9D9" w:themeColor="background1" w:themeShade="D9"/>
-                          <w:bottom w:val="single" w:sz="4" w:space="0" w:color="D9D9D9" w:themeColor="background1" w:themeShade="D9"/>
+                          <w:top w:val="single" w:color="D9D9D9" w:themeColor="background1" w:themeShade="D9" w:sz="4" w:space="0"/>
+                          <w:bottom w:val="single" w:color="D9D9D9" w:themeColor="background1" w:themeShade="D9" w:sz="4" w:space="0"/>
                         </w:tcBorders>
                         <w:vAlign w:val="bottom"/>
                       </w:tcPr>
@@ -4404,7 +4404,7 @@
                   </w:tr>
                   <w:tr>
                     <w:trPr>
-                      <w:trHeight w:hRule="exact" w:val="403"/>
+                      <w:trHeight w:val="403" w:hRule="exact"/>
                     </w:trPr>
                     <w:tc>
                       <w:tcPr>
@@ -4433,8 +4433,8 @@
                       <w:tcPr>
                         <w:tcW w:w="3414" w:type="dxa"/>
                         <w:tcBorders>
-                          <w:top w:val="single" w:sz="4" w:space="0" w:color="D9D9D9" w:themeColor="background1" w:themeShade="D9"/>
-                          <w:bottom w:val="single" w:sz="4" w:space="0" w:color="D9D9D9" w:themeColor="background1" w:themeShade="D9"/>
+                          <w:top w:val="single" w:color="D9D9D9" w:themeColor="background1" w:themeShade="D9" w:sz="4" w:space="0"/>
+                          <w:bottom w:val="single" w:color="D9D9D9" w:themeColor="background1" w:themeShade="D9" w:sz="4" w:space="0"/>
                         </w:tcBorders>
                         <w:vAlign w:val="bottom"/>
                       </w:tcPr>
@@ -4447,7 +4447,7 @@
             </w:tr>
             <w:tr>
               <w:trPr>
-                <w:trHeight w:hRule="exact" w:val="432"/>
+                <w:trHeight w:val="432" w:hRule="exact"/>
               </w:trPr>
               <w:tc>
                 <w:tcPr>
@@ -4578,7 +4578,7 @@
             <w:tr>
               <w:trPr>
                 <w:cantSplit/>
-                <w:trHeight w:hRule="exact" w:val="1440"/>
+                <w:trHeight w:val="1440" w:hRule="exact"/>
                 <w:jc w:val="center"/>
               </w:trPr>
               <w:tc>
@@ -4612,7 +4612,7 @@
             <w:tr>
               <w:trPr>
                 <w:cantSplit/>
-                <w:trHeight w:hRule="exact" w:val="1440"/>
+                <w:trHeight w:val="1440" w:hRule="exact"/>
                 <w:jc w:val="center"/>
               </w:trPr>
               <w:tc>
@@ -4659,7 +4659,7 @@
       <w:tr>
         <w:trPr>
           <w:cantSplit/>
-          <w:trHeight w:hRule="exact" w:val="2880"/>
+          <w:trHeight w:val="2880" w:hRule="exact"/>
         </w:trPr>
         <w:tc>
           <w:tcPr>
@@ -4683,7 +4683,7 @@
             <w:tr>
               <w:trPr>
                 <w:cantSplit/>
-                <w:trHeight w:hRule="exact" w:val="1440"/>
+                <w:trHeight w:val="1440" w:hRule="exact"/>
               </w:trPr>
               <w:tc>
                 <w:tcPr>
@@ -4725,7 +4725,7 @@
             <w:tr>
               <w:trPr>
                 <w:cantSplit/>
-                <w:trHeight w:hRule="exact" w:val="1440"/>
+                <w:trHeight w:val="1440" w:hRule="exact"/>
               </w:trPr>
               <w:tc>
                 <w:tcPr>
@@ -4784,7 +4784,7 @@
             </w:tblGrid>
             <w:tr>
               <w:trPr>
-                <w:trHeight w:hRule="exact" w:val="1008"/>
+                <w:trHeight w:val="1008" w:hRule="exact"/>
               </w:trPr>
               <w:tc>
                 <w:tcPr>
@@ -4815,7 +4815,7 @@
             </w:tr>
             <w:tr>
               <w:trPr>
-                <w:trHeight w:hRule="exact" w:val="1368"/>
+                <w:trHeight w:val="1368" w:hRule="exact"/>
               </w:trPr>
               <w:tc>
                 <w:tcPr>
@@ -4864,7 +4864,7 @@
                       <w:tcPr>
                         <w:tcW w:w="1324" w:type="dxa"/>
                         <w:tcBorders>
-                          <w:right w:val="single" w:sz="4" w:space="0" w:color="AE4E54" w:themeColor="accent1"/>
+                          <w:right w:val="single" w:color="AE4E54" w:themeColor="accent1" w:sz="4" w:space="0"/>
                         </w:tcBorders>
                       </w:tcPr>
                       <w:p>
@@ -4896,8 +4896,8 @@
                       <w:tcPr>
                         <w:tcW w:w="1324" w:type="dxa"/>
                         <w:tcBorders>
-                          <w:left w:val="single" w:sz="4" w:space="0" w:color="AE4E54" w:themeColor="accent1"/>
-                          <w:right w:val="single" w:sz="4" w:space="0" w:color="AE4E54" w:themeColor="accent1"/>
+                          <w:left w:val="single" w:color="AE4E54" w:themeColor="accent1" w:sz="4" w:space="0"/>
+                          <w:right w:val="single" w:color="AE4E54" w:themeColor="accent1" w:sz="4" w:space="0"/>
                         </w:tcBorders>
                       </w:tcPr>
                       <w:p>
@@ -4929,7 +4929,7 @@
                       <w:tcPr>
                         <w:tcW w:w="1325" w:type="dxa"/>
                         <w:tcBorders>
-                          <w:left w:val="single" w:sz="4" w:space="0" w:color="AE4E54" w:themeColor="accent1"/>
+                          <w:left w:val="single" w:color="AE4E54" w:themeColor="accent1" w:sz="4" w:space="0"/>
                         </w:tcBorders>
                       </w:tcPr>
                       <w:p>
@@ -4963,7 +4963,7 @@
                       <w:tcPr>
                         <w:tcW w:w="1324" w:type="dxa"/>
                         <w:tcBorders>
-                          <w:right w:val="single" w:sz="4" w:space="0" w:color="AE4E54" w:themeColor="accent1"/>
+                          <w:right w:val="single" w:color="AE4E54" w:themeColor="accent1" w:sz="4" w:space="0"/>
                         </w:tcBorders>
                       </w:tcPr>
                       <w:p>
@@ -4992,8 +4992,8 @@
                       <w:tcPr>
                         <w:tcW w:w="1324" w:type="dxa"/>
                         <w:tcBorders>
-                          <w:left w:val="single" w:sz="4" w:space="0" w:color="AE4E54" w:themeColor="accent1"/>
-                          <w:right w:val="single" w:sz="4" w:space="0" w:color="AE4E54" w:themeColor="accent1"/>
+                          <w:left w:val="single" w:color="AE4E54" w:themeColor="accent1" w:sz="4" w:space="0"/>
+                          <w:right w:val="single" w:color="AE4E54" w:themeColor="accent1" w:sz="4" w:space="0"/>
                         </w:tcBorders>
                       </w:tcPr>
                       <w:p>
@@ -5022,7 +5022,7 @@
                       <w:tcPr>
                         <w:tcW w:w="1325" w:type="dxa"/>
                         <w:tcBorders>
-                          <w:left w:val="single" w:sz="4" w:space="0" w:color="AE4E54" w:themeColor="accent1"/>
+                          <w:left w:val="single" w:color="AE4E54" w:themeColor="accent1" w:sz="4" w:space="0"/>
                         </w:tcBorders>
                       </w:tcPr>
                       <w:p>
@@ -5054,7 +5054,7 @@
             </w:tr>
             <w:tr>
               <w:trPr>
-                <w:trHeight w:hRule="exact" w:val="432"/>
+                <w:trHeight w:val="432" w:hRule="exact"/>
               </w:trPr>
               <w:tc>
                 <w:tcPr>
@@ -5190,7 +5190,7 @@
             </w:tblGrid>
             <w:tr>
               <w:trPr>
-                <w:trHeight w:hRule="exact" w:val="1008"/>
+                <w:trHeight w:val="1008" w:hRule="exact"/>
               </w:trPr>
               <w:tc>
                 <w:tcPr>
@@ -5221,7 +5221,7 @@
             </w:tr>
             <w:tr>
               <w:trPr>
-                <w:trHeight w:hRule="exact" w:val="1368"/>
+                <w:trHeight w:val="1368" w:hRule="exact"/>
               </w:trPr>
               <w:tc>
                 <w:tcPr>
@@ -5243,7 +5243,7 @@
                   </w:tblGrid>
                   <w:tr>
                     <w:trPr>
-                      <w:trHeight w:hRule="exact" w:val="331"/>
+                      <w:trHeight w:val="331" w:hRule="exact"/>
                     </w:trPr>
                     <w:tc>
                       <w:tcPr>
@@ -5272,7 +5272,7 @@
                       <w:tcPr>
                         <w:tcW w:w="3414" w:type="dxa"/>
                         <w:tcBorders>
-                          <w:bottom w:val="single" w:sz="4" w:space="0" w:color="D9D9D9" w:themeColor="background1" w:themeShade="D9"/>
+                          <w:bottom w:val="single" w:color="D9D9D9" w:themeColor="background1" w:themeShade="D9" w:sz="4" w:space="0"/>
                         </w:tcBorders>
                         <w:vAlign w:val="bottom"/>
                       </w:tcPr>
@@ -5281,7 +5281,7 @@
                   </w:tr>
                   <w:tr>
                     <w:trPr>
-                      <w:trHeight w:hRule="exact" w:val="403"/>
+                      <w:trHeight w:val="403" w:hRule="exact"/>
                     </w:trPr>
                     <w:tc>
                       <w:tcPr>
@@ -5310,8 +5310,8 @@
                       <w:tcPr>
                         <w:tcW w:w="3414" w:type="dxa"/>
                         <w:tcBorders>
-                          <w:top w:val="single" w:sz="4" w:space="0" w:color="D9D9D9" w:themeColor="background1" w:themeShade="D9"/>
-                          <w:bottom w:val="single" w:sz="4" w:space="0" w:color="D9D9D9" w:themeColor="background1" w:themeShade="D9"/>
+                          <w:top w:val="single" w:color="D9D9D9" w:themeColor="background1" w:themeShade="D9" w:sz="4" w:space="0"/>
+                          <w:bottom w:val="single" w:color="D9D9D9" w:themeColor="background1" w:themeShade="D9" w:sz="4" w:space="0"/>
                         </w:tcBorders>
                         <w:vAlign w:val="bottom"/>
                       </w:tcPr>
@@ -5320,7 +5320,7 @@
                   </w:tr>
                   <w:tr>
                     <w:trPr>
-                      <w:trHeight w:hRule="exact" w:val="403"/>
+                      <w:trHeight w:val="403" w:hRule="exact"/>
                     </w:trPr>
                     <w:tc>
                       <w:tcPr>
@@ -5349,8 +5349,8 @@
                       <w:tcPr>
                         <w:tcW w:w="3414" w:type="dxa"/>
                         <w:tcBorders>
-                          <w:top w:val="single" w:sz="4" w:space="0" w:color="D9D9D9" w:themeColor="background1" w:themeShade="D9"/>
-                          <w:bottom w:val="single" w:sz="4" w:space="0" w:color="D9D9D9" w:themeColor="background1" w:themeShade="D9"/>
+                          <w:top w:val="single" w:color="D9D9D9" w:themeColor="background1" w:themeShade="D9" w:sz="4" w:space="0"/>
+                          <w:bottom w:val="single" w:color="D9D9D9" w:themeColor="background1" w:themeShade="D9" w:sz="4" w:space="0"/>
                         </w:tcBorders>
                         <w:vAlign w:val="bottom"/>
                       </w:tcPr>
@@ -5363,7 +5363,7 @@
             </w:tr>
             <w:tr>
               <w:trPr>
-                <w:trHeight w:hRule="exact" w:val="432"/>
+                <w:trHeight w:val="432" w:hRule="exact"/>
               </w:trPr>
               <w:tc>
                 <w:tcPr>
@@ -5494,7 +5494,7 @@
             <w:tr>
               <w:trPr>
                 <w:cantSplit/>
-                <w:trHeight w:hRule="exact" w:val="1440"/>
+                <w:trHeight w:val="1440" w:hRule="exact"/>
                 <w:jc w:val="center"/>
               </w:trPr>
               <w:tc>
@@ -5528,7 +5528,7 @@
             <w:tr>
               <w:trPr>
                 <w:cantSplit/>
-                <w:trHeight w:hRule="exact" w:val="1440"/>
+                <w:trHeight w:val="1440" w:hRule="exact"/>
                 <w:jc w:val="center"/>
               </w:trPr>
               <w:tc>
@@ -5575,7 +5575,7 @@
       <w:tr>
         <w:trPr>
           <w:cantSplit/>
-          <w:trHeight w:hRule="exact" w:val="2880"/>
+          <w:trHeight w:val="2880" w:hRule="exact"/>
         </w:trPr>
         <w:tc>
           <w:tcPr>
@@ -5599,7 +5599,7 @@
             <w:tr>
               <w:trPr>
                 <w:cantSplit/>
-                <w:trHeight w:hRule="exact" w:val="1440"/>
+                <w:trHeight w:val="1440" w:hRule="exact"/>
               </w:trPr>
               <w:tc>
                 <w:tcPr>
@@ -5641,7 +5641,7 @@
             <w:tr>
               <w:trPr>
                 <w:cantSplit/>
-                <w:trHeight w:hRule="exact" w:val="1440"/>
+                <w:trHeight w:val="1440" w:hRule="exact"/>
               </w:trPr>
               <w:tc>
                 <w:tcPr>
@@ -5700,7 +5700,7 @@
             </w:tblGrid>
             <w:tr>
               <w:trPr>
-                <w:trHeight w:hRule="exact" w:val="1008"/>
+                <w:trHeight w:val="1008" w:hRule="exact"/>
               </w:trPr>
               <w:tc>
                 <w:tcPr>
@@ -5731,7 +5731,7 @@
             </w:tr>
             <w:tr>
               <w:trPr>
-                <w:trHeight w:hRule="exact" w:val="1368"/>
+                <w:trHeight w:val="1368" w:hRule="exact"/>
               </w:trPr>
               <w:tc>
                 <w:tcPr>
@@ -5780,7 +5780,7 @@
                       <w:tcPr>
                         <w:tcW w:w="1324" w:type="dxa"/>
                         <w:tcBorders>
-                          <w:right w:val="single" w:sz="4" w:space="0" w:color="AE4E54" w:themeColor="accent1"/>
+                          <w:right w:val="single" w:color="AE4E54" w:themeColor="accent1" w:sz="4" w:space="0"/>
                         </w:tcBorders>
                       </w:tcPr>
                       <w:p>
@@ -5812,8 +5812,8 @@
                       <w:tcPr>
                         <w:tcW w:w="1324" w:type="dxa"/>
                         <w:tcBorders>
-                          <w:left w:val="single" w:sz="4" w:space="0" w:color="AE4E54" w:themeColor="accent1"/>
-                          <w:right w:val="single" w:sz="4" w:space="0" w:color="AE4E54" w:themeColor="accent1"/>
+                          <w:left w:val="single" w:color="AE4E54" w:themeColor="accent1" w:sz="4" w:space="0"/>
+                          <w:right w:val="single" w:color="AE4E54" w:themeColor="accent1" w:sz="4" w:space="0"/>
                         </w:tcBorders>
                       </w:tcPr>
                       <w:p>
@@ -5845,7 +5845,7 @@
                       <w:tcPr>
                         <w:tcW w:w="1325" w:type="dxa"/>
                         <w:tcBorders>
-                          <w:left w:val="single" w:sz="4" w:space="0" w:color="AE4E54" w:themeColor="accent1"/>
+                          <w:left w:val="single" w:color="AE4E54" w:themeColor="accent1" w:sz="4" w:space="0"/>
                         </w:tcBorders>
                       </w:tcPr>
                       <w:p>
@@ -5879,7 +5879,7 @@
                       <w:tcPr>
                         <w:tcW w:w="1324" w:type="dxa"/>
                         <w:tcBorders>
-                          <w:right w:val="single" w:sz="4" w:space="0" w:color="AE4E54" w:themeColor="accent1"/>
+                          <w:right w:val="single" w:color="AE4E54" w:themeColor="accent1" w:sz="4" w:space="0"/>
                         </w:tcBorders>
                       </w:tcPr>
                       <w:p>
@@ -5908,8 +5908,8 @@
                       <w:tcPr>
                         <w:tcW w:w="1324" w:type="dxa"/>
                         <w:tcBorders>
-                          <w:left w:val="single" w:sz="4" w:space="0" w:color="AE4E54" w:themeColor="accent1"/>
-                          <w:right w:val="single" w:sz="4" w:space="0" w:color="AE4E54" w:themeColor="accent1"/>
+                          <w:left w:val="single" w:color="AE4E54" w:themeColor="accent1" w:sz="4" w:space="0"/>
+                          <w:right w:val="single" w:color="AE4E54" w:themeColor="accent1" w:sz="4" w:space="0"/>
                         </w:tcBorders>
                       </w:tcPr>
                       <w:p>
@@ -5938,7 +5938,7 @@
                       <w:tcPr>
                         <w:tcW w:w="1325" w:type="dxa"/>
                         <w:tcBorders>
-                          <w:left w:val="single" w:sz="4" w:space="0" w:color="AE4E54" w:themeColor="accent1"/>
+                          <w:left w:val="single" w:color="AE4E54" w:themeColor="accent1" w:sz="4" w:space="0"/>
                         </w:tcBorders>
                       </w:tcPr>
                       <w:p>
@@ -5970,7 +5970,7 @@
             </w:tr>
             <w:tr>
               <w:trPr>
-                <w:trHeight w:hRule="exact" w:val="432"/>
+                <w:trHeight w:val="432" w:hRule="exact"/>
               </w:trPr>
               <w:tc>
                 <w:tcPr>
@@ -6106,7 +6106,7 @@
             </w:tblGrid>
             <w:tr>
               <w:trPr>
-                <w:trHeight w:hRule="exact" w:val="1008"/>
+                <w:trHeight w:val="1008" w:hRule="exact"/>
               </w:trPr>
               <w:tc>
                 <w:tcPr>
@@ -6137,7 +6137,7 @@
             </w:tr>
             <w:tr>
               <w:trPr>
-                <w:trHeight w:hRule="exact" w:val="1368"/>
+                <w:trHeight w:val="1368" w:hRule="exact"/>
               </w:trPr>
               <w:tc>
                 <w:tcPr>
@@ -6159,7 +6159,7 @@
                   </w:tblGrid>
                   <w:tr>
                     <w:trPr>
-                      <w:trHeight w:hRule="exact" w:val="331"/>
+                      <w:trHeight w:val="331" w:hRule="exact"/>
                     </w:trPr>
                     <w:tc>
                       <w:tcPr>
@@ -6188,7 +6188,7 @@
                       <w:tcPr>
                         <w:tcW w:w="3414" w:type="dxa"/>
                         <w:tcBorders>
-                          <w:bottom w:val="single" w:sz="4" w:space="0" w:color="D9D9D9" w:themeColor="background1" w:themeShade="D9"/>
+                          <w:bottom w:val="single" w:color="D9D9D9" w:themeColor="background1" w:themeShade="D9" w:sz="4" w:space="0"/>
                         </w:tcBorders>
                         <w:vAlign w:val="bottom"/>
                       </w:tcPr>
@@ -6197,7 +6197,7 @@
                   </w:tr>
                   <w:tr>
                     <w:trPr>
-                      <w:trHeight w:hRule="exact" w:val="403"/>
+                      <w:trHeight w:val="403" w:hRule="exact"/>
                     </w:trPr>
                     <w:tc>
                       <w:tcPr>
@@ -6226,8 +6226,8 @@
                       <w:tcPr>
                         <w:tcW w:w="3414" w:type="dxa"/>
                         <w:tcBorders>
-                          <w:top w:val="single" w:sz="4" w:space="0" w:color="D9D9D9" w:themeColor="background1" w:themeShade="D9"/>
-                          <w:bottom w:val="single" w:sz="4" w:space="0" w:color="D9D9D9" w:themeColor="background1" w:themeShade="D9"/>
+                          <w:top w:val="single" w:color="D9D9D9" w:themeColor="background1" w:themeShade="D9" w:sz="4" w:space="0"/>
+                          <w:bottom w:val="single" w:color="D9D9D9" w:themeColor="background1" w:themeShade="D9" w:sz="4" w:space="0"/>
                         </w:tcBorders>
                         <w:vAlign w:val="bottom"/>
                       </w:tcPr>
@@ -6236,7 +6236,7 @@
                   </w:tr>
                   <w:tr>
                     <w:trPr>
-                      <w:trHeight w:hRule="exact" w:val="403"/>
+                      <w:trHeight w:val="403" w:hRule="exact"/>
                     </w:trPr>
                     <w:tc>
                       <w:tcPr>
@@ -6265,8 +6265,8 @@
                       <w:tcPr>
                         <w:tcW w:w="3414" w:type="dxa"/>
                         <w:tcBorders>
-                          <w:top w:val="single" w:sz="4" w:space="0" w:color="D9D9D9" w:themeColor="background1" w:themeShade="D9"/>
-                          <w:bottom w:val="single" w:sz="4" w:space="0" w:color="D9D9D9" w:themeColor="background1" w:themeShade="D9"/>
+                          <w:top w:val="single" w:color="D9D9D9" w:themeColor="background1" w:themeShade="D9" w:sz="4" w:space="0"/>
+                          <w:bottom w:val="single" w:color="D9D9D9" w:themeColor="background1" w:themeShade="D9" w:sz="4" w:space="0"/>
                         </w:tcBorders>
                         <w:vAlign w:val="bottom"/>
                       </w:tcPr>
@@ -6279,7 +6279,7 @@
             </w:tr>
             <w:tr>
               <w:trPr>
-                <w:trHeight w:hRule="exact" w:val="432"/>
+                <w:trHeight w:val="432" w:hRule="exact"/>
               </w:trPr>
               <w:tc>
                 <w:tcPr>
@@ -6410,7 +6410,7 @@
             <w:tr>
               <w:trPr>
                 <w:cantSplit/>
-                <w:trHeight w:hRule="exact" w:val="1440"/>
+                <w:trHeight w:val="1440" w:hRule="exact"/>
                 <w:jc w:val="center"/>
               </w:trPr>
               <w:tc>
@@ -6444,7 +6444,7 @@
             <w:tr>
               <w:trPr>
                 <w:cantSplit/>
-                <w:trHeight w:hRule="exact" w:val="1440"/>
+                <w:trHeight w:val="1440" w:hRule="exact"/>
                 <w:jc w:val="center"/>
               </w:trPr>
               <w:tc>
@@ -6491,7 +6491,7 @@
       <w:tr>
         <w:trPr>
           <w:cantSplit/>
-          <w:trHeight w:hRule="exact" w:val="2880"/>
+          <w:trHeight w:val="2880" w:hRule="exact"/>
         </w:trPr>
         <w:tc>
           <w:tcPr>
@@ -6515,7 +6515,7 @@
             <w:tr>
               <w:trPr>
                 <w:cantSplit/>
-                <w:trHeight w:hRule="exact" w:val="1440"/>
+                <w:trHeight w:val="1440" w:hRule="exact"/>
               </w:trPr>
               <w:tc>
                 <w:tcPr>
@@ -6557,7 +6557,7 @@
             <w:tr>
               <w:trPr>
                 <w:cantSplit/>
-                <w:trHeight w:hRule="exact" w:val="1440"/>
+                <w:trHeight w:val="1440" w:hRule="exact"/>
               </w:trPr>
               <w:tc>
                 <w:tcPr>
@@ -6616,7 +6616,7 @@
             </w:tblGrid>
             <w:tr>
               <w:trPr>
-                <w:trHeight w:hRule="exact" w:val="1008"/>
+                <w:trHeight w:val="1008" w:hRule="exact"/>
               </w:trPr>
               <w:tc>
                 <w:tcPr>
@@ -6647,7 +6647,7 @@
             </w:tr>
             <w:tr>
               <w:trPr>
-                <w:trHeight w:hRule="exact" w:val="1368"/>
+                <w:trHeight w:val="1368" w:hRule="exact"/>
               </w:trPr>
               <w:tc>
                 <w:tcPr>
@@ -6696,7 +6696,7 @@
                       <w:tcPr>
                         <w:tcW w:w="1324" w:type="dxa"/>
                         <w:tcBorders>
-                          <w:right w:val="single" w:sz="4" w:space="0" w:color="AE4E54" w:themeColor="accent1"/>
+                          <w:right w:val="single" w:color="AE4E54" w:themeColor="accent1" w:sz="4" w:space="0"/>
                         </w:tcBorders>
                       </w:tcPr>
                       <w:p>
@@ -6728,8 +6728,8 @@
                       <w:tcPr>
                         <w:tcW w:w="1324" w:type="dxa"/>
                         <w:tcBorders>
-                          <w:left w:val="single" w:sz="4" w:space="0" w:color="AE4E54" w:themeColor="accent1"/>
-                          <w:right w:val="single" w:sz="4" w:space="0" w:color="AE4E54" w:themeColor="accent1"/>
+                          <w:left w:val="single" w:color="AE4E54" w:themeColor="accent1" w:sz="4" w:space="0"/>
+                          <w:right w:val="single" w:color="AE4E54" w:themeColor="accent1" w:sz="4" w:space="0"/>
                         </w:tcBorders>
                       </w:tcPr>
                       <w:p>
@@ -6761,7 +6761,7 @@
                       <w:tcPr>
                         <w:tcW w:w="1325" w:type="dxa"/>
                         <w:tcBorders>
-                          <w:left w:val="single" w:sz="4" w:space="0" w:color="AE4E54" w:themeColor="accent1"/>
+                          <w:left w:val="single" w:color="AE4E54" w:themeColor="accent1" w:sz="4" w:space="0"/>
                         </w:tcBorders>
                       </w:tcPr>
                       <w:p>
@@ -6795,7 +6795,7 @@
                       <w:tcPr>
                         <w:tcW w:w="1324" w:type="dxa"/>
                         <w:tcBorders>
-                          <w:right w:val="single" w:sz="4" w:space="0" w:color="AE4E54" w:themeColor="accent1"/>
+                          <w:right w:val="single" w:color="AE4E54" w:themeColor="accent1" w:sz="4" w:space="0"/>
                         </w:tcBorders>
                       </w:tcPr>
                       <w:p>
@@ -6824,8 +6824,8 @@
                       <w:tcPr>
                         <w:tcW w:w="1324" w:type="dxa"/>
                         <w:tcBorders>
-                          <w:left w:val="single" w:sz="4" w:space="0" w:color="AE4E54" w:themeColor="accent1"/>
-                          <w:right w:val="single" w:sz="4" w:space="0" w:color="AE4E54" w:themeColor="accent1"/>
+                          <w:left w:val="single" w:color="AE4E54" w:themeColor="accent1" w:sz="4" w:space="0"/>
+                          <w:right w:val="single" w:color="AE4E54" w:themeColor="accent1" w:sz="4" w:space="0"/>
                         </w:tcBorders>
                       </w:tcPr>
                       <w:p>
@@ -6854,7 +6854,7 @@
                       <w:tcPr>
                         <w:tcW w:w="1325" w:type="dxa"/>
                         <w:tcBorders>
-                          <w:left w:val="single" w:sz="4" w:space="0" w:color="AE4E54" w:themeColor="accent1"/>
+                          <w:left w:val="single" w:color="AE4E54" w:themeColor="accent1" w:sz="4" w:space="0"/>
                         </w:tcBorders>
                       </w:tcPr>
                       <w:p>
@@ -6886,7 +6886,7 @@
             </w:tr>
             <w:tr>
               <w:trPr>
-                <w:trHeight w:hRule="exact" w:val="432"/>
+                <w:trHeight w:val="432" w:hRule="exact"/>
               </w:trPr>
               <w:tc>
                 <w:tcPr>
@@ -7022,7 +7022,7 @@
             </w:tblGrid>
             <w:tr>
               <w:trPr>
-                <w:trHeight w:hRule="exact" w:val="1008"/>
+                <w:trHeight w:val="1008" w:hRule="exact"/>
               </w:trPr>
               <w:tc>
                 <w:tcPr>
@@ -7053,7 +7053,7 @@
             </w:tr>
             <w:tr>
               <w:trPr>
-                <w:trHeight w:hRule="exact" w:val="1368"/>
+                <w:trHeight w:val="1368" w:hRule="exact"/>
               </w:trPr>
               <w:tc>
                 <w:tcPr>
@@ -7075,7 +7075,7 @@
                   </w:tblGrid>
                   <w:tr>
                     <w:trPr>
-                      <w:trHeight w:hRule="exact" w:val="331"/>
+                      <w:trHeight w:val="331" w:hRule="exact"/>
                     </w:trPr>
                     <w:tc>
                       <w:tcPr>
@@ -7107,7 +7107,7 @@
                       <w:tcPr>
                         <w:tcW w:w="3414" w:type="dxa"/>
                         <w:tcBorders>
-                          <w:bottom w:val="single" w:sz="4" w:space="0" w:color="D9D9D9" w:themeColor="background1" w:themeShade="D9"/>
+                          <w:bottom w:val="single" w:color="D9D9D9" w:themeColor="background1" w:themeShade="D9" w:sz="4" w:space="0"/>
                         </w:tcBorders>
                         <w:vAlign w:val="bottom"/>
                       </w:tcPr>
@@ -7116,7 +7116,7 @@
                   </w:tr>
                   <w:tr>
                     <w:trPr>
-                      <w:trHeight w:hRule="exact" w:val="403"/>
+                      <w:trHeight w:val="403" w:hRule="exact"/>
                     </w:trPr>
                     <w:tc>
                       <w:tcPr>
@@ -7145,8 +7145,8 @@
                       <w:tcPr>
                         <w:tcW w:w="3414" w:type="dxa"/>
                         <w:tcBorders>
-                          <w:top w:val="single" w:sz="4" w:space="0" w:color="D9D9D9" w:themeColor="background1" w:themeShade="D9"/>
-                          <w:bottom w:val="single" w:sz="4" w:space="0" w:color="D9D9D9" w:themeColor="background1" w:themeShade="D9"/>
+                          <w:top w:val="single" w:color="D9D9D9" w:themeColor="background1" w:themeShade="D9" w:sz="4" w:space="0"/>
+                          <w:bottom w:val="single" w:color="D9D9D9" w:themeColor="background1" w:themeShade="D9" w:sz="4" w:space="0"/>
                         </w:tcBorders>
                         <w:vAlign w:val="bottom"/>
                       </w:tcPr>
@@ -7155,7 +7155,7 @@
                   </w:tr>
                   <w:tr>
                     <w:trPr>
-                      <w:trHeight w:hRule="exact" w:val="403"/>
+                      <w:trHeight w:val="403" w:hRule="exact"/>
                     </w:trPr>
                     <w:tc>
                       <w:tcPr>
@@ -7184,8 +7184,8 @@
                       <w:tcPr>
                         <w:tcW w:w="3414" w:type="dxa"/>
                         <w:tcBorders>
-                          <w:top w:val="single" w:sz="4" w:space="0" w:color="D9D9D9" w:themeColor="background1" w:themeShade="D9"/>
-                          <w:bottom w:val="single" w:sz="4" w:space="0" w:color="D9D9D9" w:themeColor="background1" w:themeShade="D9"/>
+                          <w:top w:val="single" w:color="D9D9D9" w:themeColor="background1" w:themeShade="D9" w:sz="4" w:space="0"/>
+                          <w:bottom w:val="single" w:color="D9D9D9" w:themeColor="background1" w:themeShade="D9" w:sz="4" w:space="0"/>
                         </w:tcBorders>
                         <w:vAlign w:val="bottom"/>
                       </w:tcPr>
@@ -7198,7 +7198,7 @@
             </w:tr>
             <w:tr>
               <w:trPr>
-                <w:trHeight w:hRule="exact" w:val="432"/>
+                <w:trHeight w:val="432" w:hRule="exact"/>
               </w:trPr>
               <w:tc>
                 <w:tcPr>
@@ -7329,7 +7329,7 @@
             <w:tr>
               <w:trPr>
                 <w:cantSplit/>
-                <w:trHeight w:hRule="exact" w:val="1440"/>
+                <w:trHeight w:val="1440" w:hRule="exact"/>
                 <w:jc w:val="center"/>
               </w:trPr>
               <w:tc>
@@ -7363,7 +7363,7 @@
             <w:tr>
               <w:trPr>
                 <w:cantSplit/>
-                <w:trHeight w:hRule="exact" w:val="1440"/>
+                <w:trHeight w:val="1440" w:hRule="exact"/>
                 <w:jc w:val="center"/>
               </w:trPr>
               <w:tc>

--- a/src/Tests/Inputs/labels/09/input.docx
+++ b/src/Tests/Inputs/labels/09/input.docx
@@ -8147,4374 +8147,6 @@
 </w:styles>
 </file>
 
-<file path=word/glossary/document.xml><?xml version="1.0" encoding="utf-8"?>
-<w:glossaryDocument xmlns:wpc="http://schemas.microsoft.com/office/word/2010/wordprocessingCanvas" xmlns:cx="http://schemas.microsoft.com/office/drawing/2014/chartex" xmlns:cx1="http://schemas.microsoft.com/office/drawing/2015/9/8/chartex" xmlns:cx2="http://schemas.microsoft.com/office/drawing/2015/10/21/chartex" xmlns:cx3="http://schemas.microsoft.com/office/drawing/2016/5/9/chartex" xmlns:cx4="http://schemas.microsoft.com/office/drawing/2016/5/10/chartex" xmlns:cx5="http://schemas.microsoft.com/office/drawing/2016/5/11/chartex" xmlns:cx6="http://schemas.microsoft.com/office/drawing/2016/5/12/chartex" xmlns:cx7="http://schemas.microsoft.com/office/drawing/2016/5/13/chartex" xmlns:cx8="http://schemas.microsoft.com/office/drawing/2016/5/14/chartex" xmlns:mc="http://schemas.openxmlformats.org/markup-compatibility/2006" xmlns:aink="http://schemas.microsoft.com/office/drawing/2016/ink" xmlns:am3d="http://schemas.microsoft.com/office/drawing/2017/model3d" xmlns:o="urn:schemas-microsoft-com:office:office" xmlns:oel="http://schemas.microsoft.com/office/2019/extlst" xmlns:r="http://schemas.openxmlformats.org/officeDocument/2006/relationships" xmlns:m="http://schemas.openxmlformats.org/officeDocument/2006/math" xmlns:v="urn:schemas-microsoft-com:vml" xmlns:wp14="http://schemas.microsoft.com/office/word/2010/wordprocessingDrawing" xmlns:wp="http://schemas.openxmlformats.org/drawingml/2006/wordprocessingDrawing" xmlns:w10="urn:schemas-microsoft-com:office:word" xmlns:w="http://schemas.openxmlformats.org/wordprocessingml/2006/main" xmlns:w14="http://schemas.microsoft.com/office/word/2010/wordml" xmlns:w15="http://schemas.microsoft.com/office/word/2012/wordml" xmlns:w16cex="http://schemas.microsoft.com/office/word/2018/wordml/cex" xmlns:w16cid="http://schemas.microsoft.com/office/word/2016/wordml/cid" xmlns:w16="http://schemas.microsoft.com/office/word/2018/wordml" xmlns:w16sdtdh="http://schemas.microsoft.com/office/word/2020/wordml/sdtdatahash" xmlns:w16se="http://schemas.microsoft.com/office/word/2015/wordml/symex" xmlns:wpg="http://schemas.microsoft.com/office/word/2010/wordprocessingGroup" xmlns:wpi="http://schemas.microsoft.com/office/word/2010/wordprocessingInk" xmlns:wne="http://schemas.microsoft.com/office/word/2006/wordml" xmlns:wps="http://schemas.microsoft.com/office/word/2010/wordprocessingShape" mc:Ignorable="w14 w15 w16se w16cid w16 w16cex w16sdtdh wp14">
-  <w:docParts>
-    <w:docPart>
-      <w:docPartPr>
-        <w:name w:val="77D6CB71AB71492CAEDACD7BAE9EC3E6"/>
-        <w:category>
-          <w:name w:val="General"/>
-          <w:gallery w:val="placeholder"/>
-        </w:category>
-        <w:types>
-          <w:type w:val="bbPlcHdr"/>
-        </w:types>
-        <w:behaviors>
-          <w:behavior w:val="content"/>
-        </w:behaviors>
-        <w:guid w:val="{BCEEBE2A-846B-455C-89CC-6D3DABB26E42}"/>
-      </w:docPartPr>
-      <w:docPartBody>
-        <w:p>
-          <w:pPr>
-            <w:pStyle w:val="77D6CB71AB71492CAEDACD7BAE9EC3E6"/>
-          </w:pPr>
-          <w:r>
-            <w:t>Drawing Will Be Held at the End of the Night</w:t>
-          </w:r>
-        </w:p>
-      </w:docPartBody>
-    </w:docPart>
-    <w:docPart>
-      <w:docPartPr>
-        <w:name w:val="6C9480E6F24740D1B7E76E1B79A21C4B"/>
-        <w:category>
-          <w:name w:val="General"/>
-          <w:gallery w:val="placeholder"/>
-        </w:category>
-        <w:types>
-          <w:type w:val="bbPlcHdr"/>
-        </w:types>
-        <w:behaviors>
-          <w:behavior w:val="content"/>
-        </w:behaviors>
-        <w:guid w:val="{ABD67D47-DAE3-4BC6-BE72-4C7A48BAEE6D}"/>
-      </w:docPartPr>
-      <w:docPartBody>
-        <w:p>
-          <w:pPr>
-            <w:pStyle w:val="6C9480E6F24740D1B7E76E1B79A21C4B"/>
-          </w:pPr>
-          <w:r>
-            <w:t>Drawing Will Be Held at the End of the Night</w:t>
-          </w:r>
-        </w:p>
-      </w:docPartBody>
-    </w:docPart>
-    <w:docPart>
-      <w:docPartPr>
-        <w:name w:val="1B3860FBC2E8407EB8685DE9A72AB38E"/>
-        <w:category>
-          <w:name w:val="General"/>
-          <w:gallery w:val="placeholder"/>
-        </w:category>
-        <w:types>
-          <w:type w:val="bbPlcHdr"/>
-        </w:types>
-        <w:behaviors>
-          <w:behavior w:val="content"/>
-        </w:behaviors>
-        <w:guid w:val="{B0654447-B590-42CD-A0BA-500ABB54C23E}"/>
-      </w:docPartPr>
-      <w:docPartBody>
-        <w:p>
-          <w:pPr>
-            <w:pStyle w:val="1B3860FBC2E8407EB8685DE9A72AB38E"/>
-          </w:pPr>
-          <w:r>
-            <w:t>Drawing Will Be Held at the End of the Night</w:t>
-          </w:r>
-        </w:p>
-      </w:docPartBody>
-    </w:docPart>
-    <w:docPart>
-      <w:docPartPr>
-        <w:name w:val="9A50F487D3E24B01B4D47B3E38B1F6C8"/>
-        <w:category>
-          <w:name w:val="General"/>
-          <w:gallery w:val="placeholder"/>
-        </w:category>
-        <w:types>
-          <w:type w:val="bbPlcHdr"/>
-        </w:types>
-        <w:behaviors>
-          <w:behavior w:val="content"/>
-        </w:behaviors>
-        <w:guid w:val="{8745F901-6DCE-4925-A061-1EC8F2787588}"/>
-      </w:docPartPr>
-      <w:docPartBody>
-        <w:p>
-          <w:pPr>
-            <w:pStyle w:val="9A50F487D3E24B01B4D47B3E38B1F6C8"/>
-          </w:pPr>
-          <w:r>
-            <w:t>Drawing Will Be Held at the End of the Night</w:t>
-          </w:r>
-        </w:p>
-      </w:docPartBody>
-    </w:docPart>
-    <w:docPart>
-      <w:docPartPr>
-        <w:name w:val="A5BF1807DD84451C85B6FA4E2E84649F"/>
-        <w:category>
-          <w:name w:val="General"/>
-          <w:gallery w:val="placeholder"/>
-        </w:category>
-        <w:types>
-          <w:type w:val="bbPlcHdr"/>
-        </w:types>
-        <w:behaviors>
-          <w:behavior w:val="content"/>
-        </w:behaviors>
-        <w:guid w:val="{EF295F42-CBCE-40BA-8D3F-C1D154B7C56E}"/>
-      </w:docPartPr>
-      <w:docPartBody>
-        <w:p>
-          <w:pPr>
-            <w:pStyle w:val="A5BF1807DD84451C85B6FA4E2E84649F"/>
-          </w:pPr>
-          <w:r>
-            <w:t>Drawing Will Be Held at the End of the Night</w:t>
-          </w:r>
-        </w:p>
-      </w:docPartBody>
-    </w:docPart>
-    <w:docPart>
-      <w:docPartPr>
-        <w:name w:val="CE64D447965245E4B34D33582564EE8E"/>
-        <w:category>
-          <w:name w:val="General"/>
-          <w:gallery w:val="placeholder"/>
-        </w:category>
-        <w:types>
-          <w:type w:val="bbPlcHdr"/>
-        </w:types>
-        <w:behaviors>
-          <w:behavior w:val="content"/>
-        </w:behaviors>
-        <w:guid w:val="{20D45D33-00AD-4EA4-877B-D67CFA782B5C}"/>
-      </w:docPartPr>
-      <w:docPartBody>
-        <w:p>
-          <w:pPr>
-            <w:pStyle w:val="CE64D447965245E4B34D33582564EE8E"/>
-          </w:pPr>
-          <w:r>
-            <w:t>0</w:t>
-          </w:r>
-          <w:r>
-            <w:t>0</w:t>
-          </w:r>
-          <w:r>
-            <w:br/>
-          </w:r>
-          <w:r>
-            <w:t>01</w:t>
-          </w:r>
-        </w:p>
-      </w:docPartBody>
-    </w:docPart>
-    <w:docPart>
-      <w:docPartPr>
-        <w:name w:val="0B04D953FB3B4637B8CFB516C36DCAAB"/>
-        <w:category>
-          <w:name w:val="General"/>
-          <w:gallery w:val="placeholder"/>
-        </w:category>
-        <w:types>
-          <w:type w:val="bbPlcHdr"/>
-        </w:types>
-        <w:behaviors>
-          <w:behavior w:val="content"/>
-        </w:behaviors>
-        <w:guid w:val="{097D54BD-58AA-4982-97B3-78CB196D1BEE}"/>
-      </w:docPartPr>
-      <w:docPartBody>
-        <w:p>
-          <w:pPr>
-            <w:pStyle w:val="0B04D953FB3B4637B8CFB516C36DCAAB"/>
-          </w:pPr>
-          <w:r>
-            <w:t>00</w:t>
-          </w:r>
-          <w:r>
-            <w:br/>
-          </w:r>
-          <w:r>
-            <w:t>0</w:t>
-          </w:r>
-          <w:r>
-            <w:t>2</w:t>
-          </w:r>
-        </w:p>
-      </w:docPartBody>
-    </w:docPart>
-    <w:docPart>
-      <w:docPartPr>
-        <w:name w:val="B2479BC190B546B286F81F0DB12CE44D"/>
-        <w:category>
-          <w:name w:val="General"/>
-          <w:gallery w:val="placeholder"/>
-        </w:category>
-        <w:types>
-          <w:type w:val="bbPlcHdr"/>
-        </w:types>
-        <w:behaviors>
-          <w:behavior w:val="content"/>
-        </w:behaviors>
-        <w:guid w:val="{8CA3E3B8-0BEA-495C-9843-8F2E8282BF07}"/>
-      </w:docPartPr>
-      <w:docPartBody>
-        <w:p>
-          <w:pPr>
-            <w:pStyle w:val="B2479BC190B546B286F81F0DB12CE44D"/>
-          </w:pPr>
-          <w:r>
-            <w:t>00</w:t>
-          </w:r>
-          <w:r>
-            <w:br/>
-          </w:r>
-          <w:r>
-            <w:t>0</w:t>
-          </w:r>
-          <w:r>
-            <w:t>3</w:t>
-          </w:r>
-        </w:p>
-      </w:docPartBody>
-    </w:docPart>
-    <w:docPart>
-      <w:docPartPr>
-        <w:name w:val="93218AA9730B44B7AD9DA193C7C70849"/>
-        <w:category>
-          <w:name w:val="General"/>
-          <w:gallery w:val="placeholder"/>
-        </w:category>
-        <w:types>
-          <w:type w:val="bbPlcHdr"/>
-        </w:types>
-        <w:behaviors>
-          <w:behavior w:val="content"/>
-        </w:behaviors>
-        <w:guid w:val="{1D37DB9D-980E-427E-9F37-E1DF450547FF}"/>
-      </w:docPartPr>
-      <w:docPartBody>
-        <w:p>
-          <w:pPr>
-            <w:pStyle w:val="93218AA9730B44B7AD9DA193C7C70849"/>
-          </w:pPr>
-          <w:r>
-            <w:t>00</w:t>
-          </w:r>
-          <w:r>
-            <w:br/>
-          </w:r>
-          <w:r>
-            <w:t>0</w:t>
-          </w:r>
-          <w:r>
-            <w:t>4</w:t>
-          </w:r>
-        </w:p>
-      </w:docPartBody>
-    </w:docPart>
-    <w:docPart>
-      <w:docPartPr>
-        <w:name w:val="396B6301471E4E4491066A78BAD61498"/>
-        <w:category>
-          <w:name w:val="General"/>
-          <w:gallery w:val="placeholder"/>
-        </w:category>
-        <w:types>
-          <w:type w:val="bbPlcHdr"/>
-        </w:types>
-        <w:behaviors>
-          <w:behavior w:val="content"/>
-        </w:behaviors>
-        <w:guid w:val="{C7800042-E934-4BFF-AF5B-A8671F60BE13}"/>
-      </w:docPartPr>
-      <w:docPartBody>
-        <w:p>
-          <w:pPr>
-            <w:pStyle w:val="396B6301471E4E4491066A78BAD61498"/>
-          </w:pPr>
-          <w:r>
-            <w:t>00</w:t>
-          </w:r>
-          <w:r>
-            <w:br/>
-          </w:r>
-          <w:r>
-            <w:t>0</w:t>
-          </w:r>
-          <w:r>
-            <w:t>5</w:t>
-          </w:r>
-        </w:p>
-      </w:docPartBody>
-    </w:docPart>
-    <w:docPart>
-      <w:docPartPr>
-        <w:name w:val="097A48174B1143748C18C81B51652DEE"/>
-        <w:category>
-          <w:name w:val="General"/>
-          <w:gallery w:val="placeholder"/>
-        </w:category>
-        <w:types>
-          <w:type w:val="bbPlcHdr"/>
-        </w:types>
-        <w:behaviors>
-          <w:behavior w:val="content"/>
-        </w:behaviors>
-        <w:guid w:val="{211473DC-826E-4F8F-B8F6-2ABC2C85B811}"/>
-      </w:docPartPr>
-      <w:docPartBody>
-        <w:p>
-          <w:pPr>
-            <w:pStyle w:val="097A48174B1143748C18C81B51652DEE"/>
-          </w:pPr>
-          <w:r>
-            <w:t>00</w:t>
-          </w:r>
-          <w:r>
-            <w:br/>
-          </w:r>
-          <w:r>
-            <w:t>0</w:t>
-          </w:r>
-          <w:r>
-            <w:t>5</w:t>
-          </w:r>
-        </w:p>
-      </w:docPartBody>
-    </w:docPart>
-    <w:docPart>
-      <w:docPartPr>
-        <w:name w:val="2B7C1770432B4A9FBE093048FD3F202F"/>
-        <w:category>
-          <w:name w:val="General"/>
-          <w:gallery w:val="placeholder"/>
-        </w:category>
-        <w:types>
-          <w:type w:val="bbPlcHdr"/>
-        </w:types>
-        <w:behaviors>
-          <w:behavior w:val="content"/>
-        </w:behaviors>
-        <w:guid w:val="{9AD1633D-6DB1-4759-8D48-B4BFB503DC12}"/>
-      </w:docPartPr>
-      <w:docPartBody>
-        <w:p>
-          <w:pPr>
-            <w:pStyle w:val="2B7C1770432B4A9FBE093048FD3F202F"/>
-          </w:pPr>
-          <w:r>
-            <w:t>00</w:t>
-          </w:r>
-          <w:r>
-            <w:br/>
-          </w:r>
-          <w:r>
-            <w:t>0</w:t>
-          </w:r>
-          <w:r>
-            <w:t>4</w:t>
-          </w:r>
-        </w:p>
-      </w:docPartBody>
-    </w:docPart>
-    <w:docPart>
-      <w:docPartPr>
-        <w:name w:val="87949CA7DD4541628E895E2AD4AF8351"/>
-        <w:category>
-          <w:name w:val="General"/>
-          <w:gallery w:val="placeholder"/>
-        </w:category>
-        <w:types>
-          <w:type w:val="bbPlcHdr"/>
-        </w:types>
-        <w:behaviors>
-          <w:behavior w:val="content"/>
-        </w:behaviors>
-        <w:guid w:val="{0B76BA24-C781-43BF-BA0B-5C6717715539}"/>
-      </w:docPartPr>
-      <w:docPartBody>
-        <w:p>
-          <w:pPr>
-            <w:pStyle w:val="87949CA7DD4541628E895E2AD4AF8351"/>
-          </w:pPr>
-          <w:r>
-            <w:t>00</w:t>
-          </w:r>
-          <w:r>
-            <w:br/>
-          </w:r>
-          <w:r>
-            <w:t>0</w:t>
-          </w:r>
-          <w:r>
-            <w:t>3</w:t>
-          </w:r>
-        </w:p>
-      </w:docPartBody>
-    </w:docPart>
-    <w:docPart>
-      <w:docPartPr>
-        <w:name w:val="B945D4EE71554E5DB746210F2E61FAC5"/>
-        <w:category>
-          <w:name w:val="General"/>
-          <w:gallery w:val="placeholder"/>
-        </w:category>
-        <w:types>
-          <w:type w:val="bbPlcHdr"/>
-        </w:types>
-        <w:behaviors>
-          <w:behavior w:val="content"/>
-        </w:behaviors>
-        <w:guid w:val="{4D658712-8CA6-4457-B1DE-FA4BC70DC22F}"/>
-      </w:docPartPr>
-      <w:docPartBody>
-        <w:p>
-          <w:pPr>
-            <w:pStyle w:val="B945D4EE71554E5DB746210F2E61FAC5"/>
-          </w:pPr>
-          <w:r>
-            <w:t>00</w:t>
-          </w:r>
-          <w:r>
-            <w:br/>
-          </w:r>
-          <w:r>
-            <w:t>0</w:t>
-          </w:r>
-          <w:r>
-            <w:t>2</w:t>
-          </w:r>
-        </w:p>
-      </w:docPartBody>
-    </w:docPart>
-    <w:docPart>
-      <w:docPartPr>
-        <w:name w:val="EAE5371BFD014D408FA32B34B59CE4CE"/>
-        <w:category>
-          <w:name w:val="General"/>
-          <w:gallery w:val="placeholder"/>
-        </w:category>
-        <w:types>
-          <w:type w:val="bbPlcHdr"/>
-        </w:types>
-        <w:behaviors>
-          <w:behavior w:val="content"/>
-        </w:behaviors>
-        <w:guid w:val="{3BD1F502-AF16-447F-8DCC-5B370AE5B976}"/>
-      </w:docPartPr>
-      <w:docPartBody>
-        <w:p>
-          <w:pPr>
-            <w:pStyle w:val="EAE5371BFD014D408FA32B34B59CE4CE"/>
-          </w:pPr>
-          <w:r>
-            <w:t>00</w:t>
-          </w:r>
-          <w:r>
-            <w:br/>
-          </w:r>
-          <w:r>
-            <w:t>01</w:t>
-          </w:r>
-        </w:p>
-      </w:docPartBody>
-    </w:docPart>
-    <w:docPart>
-      <w:docPartPr>
-        <w:name w:val="F5070ADB545D49749484290E9E3623D4"/>
-        <w:category>
-          <w:name w:val="General"/>
-          <w:gallery w:val="placeholder"/>
-        </w:category>
-        <w:types>
-          <w:type w:val="bbPlcHdr"/>
-        </w:types>
-        <w:behaviors>
-          <w:behavior w:val="content"/>
-        </w:behaviors>
-        <w:guid w:val="{9188972B-302D-435C-BE74-190045B4DABD}"/>
-      </w:docPartPr>
-      <w:docPartBody>
-        <w:p>
-          <w:r>
-            <w:t>Do not Have to Be Present to Win</w:t>
-          </w:r>
-        </w:p>
-      </w:docPartBody>
-    </w:docPart>
-    <w:docPart>
-      <w:docPartPr>
-        <w:name w:val="FA9A2EBD76484B8A97E80D35FA2C0A7D"/>
-        <w:category>
-          <w:name w:val="General"/>
-          <w:gallery w:val="placeholder"/>
-        </w:category>
-        <w:types>
-          <w:type w:val="bbPlcHdr"/>
-        </w:types>
-        <w:behaviors>
-          <w:behavior w:val="content"/>
-        </w:behaviors>
-        <w:guid w:val="{EBD41B01-D59D-43BF-A549-4A08182D49FB}"/>
-      </w:docPartPr>
-      <w:docPartBody>
-        <w:p>
-          <w:pPr>
-            <w:pStyle w:val="FA9A2EBD76484B8A97E80D35FA2C0A7D18"/>
-          </w:pPr>
-          <w:r>
-            <w:rPr>
-              <w:rStyle w:val="Strong"/>
-            </w:rPr>
-            <w:t>Donation</w:t>
-          </w:r>
-        </w:p>
-      </w:docPartBody>
-    </w:docPart>
-    <w:docPart>
-      <w:docPartPr>
-        <w:name w:val="158B78E9A1184C7A94D5F14B9FF1BF64"/>
-        <w:category>
-          <w:name w:val="General"/>
-          <w:gallery w:val="placeholder"/>
-        </w:category>
-        <w:types>
-          <w:type w:val="bbPlcHdr"/>
-        </w:types>
-        <w:behaviors>
-          <w:behavior w:val="content"/>
-        </w:behaviors>
-        <w:guid w:val="{E7F3034D-A57A-4884-846B-9D5E95629277}"/>
-      </w:docPartPr>
-      <w:docPartBody>
-        <w:p>
-          <w:pPr>
-            <w:pStyle w:val="158B78E9A1184C7A94D5F14B9FF1BF64"/>
-          </w:pPr>
-          <w:r>
-            <w:t>Do not Have to Be Present to Win</w:t>
-          </w:r>
-        </w:p>
-      </w:docPartBody>
-    </w:docPart>
-    <w:docPart>
-      <w:docPartPr>
-        <w:name w:val="48F96D134E5442F58A6431B65ED6D2F0"/>
-        <w:category>
-          <w:name w:val="General"/>
-          <w:gallery w:val="placeholder"/>
-        </w:category>
-        <w:types>
-          <w:type w:val="bbPlcHdr"/>
-        </w:types>
-        <w:behaviors>
-          <w:behavior w:val="content"/>
-        </w:behaviors>
-        <w:guid w:val="{E9A92050-9340-439D-97EC-E279C3DC1F65}"/>
-      </w:docPartPr>
-      <w:docPartBody>
-        <w:p>
-          <w:pPr>
-            <w:pStyle w:val="48F96D134E5442F58A6431B65ED6D2F017"/>
-          </w:pPr>
-          <w:r>
-            <w:rPr>
-              <w:rStyle w:val="Strong"/>
-            </w:rPr>
-            <w:t>Donation</w:t>
-          </w:r>
-        </w:p>
-      </w:docPartBody>
-    </w:docPart>
-    <w:docPart>
-      <w:docPartPr>
-        <w:name w:val="5C77384C984B4E40B7165C405BF236CF"/>
-        <w:category>
-          <w:name w:val="General"/>
-          <w:gallery w:val="placeholder"/>
-        </w:category>
-        <w:types>
-          <w:type w:val="bbPlcHdr"/>
-        </w:types>
-        <w:behaviors>
-          <w:behavior w:val="content"/>
-        </w:behaviors>
-        <w:guid w:val="{85C81CA3-3C29-46EA-B821-23969A6C5873}"/>
-      </w:docPartPr>
-      <w:docPartBody>
-        <w:p>
-          <w:pPr>
-            <w:pStyle w:val="5C77384C984B4E40B7165C405BF236CF"/>
-          </w:pPr>
-          <w:r>
-            <w:t>Do not Have to Be Present to Win</w:t>
-          </w:r>
-        </w:p>
-      </w:docPartBody>
-    </w:docPart>
-    <w:docPart>
-      <w:docPartPr>
-        <w:name w:val="12505114525B48DA8FD90E07723F3534"/>
-        <w:category>
-          <w:name w:val="General"/>
-          <w:gallery w:val="placeholder"/>
-        </w:category>
-        <w:types>
-          <w:type w:val="bbPlcHdr"/>
-        </w:types>
-        <w:behaviors>
-          <w:behavior w:val="content"/>
-        </w:behaviors>
-        <w:guid w:val="{79BCF3DB-5A4E-46DC-BD0E-D70844783E37}"/>
-      </w:docPartPr>
-      <w:docPartBody>
-        <w:p>
-          <w:pPr>
-            <w:pStyle w:val="12505114525B48DA8FD90E07723F353417"/>
-          </w:pPr>
-          <w:r>
-            <w:rPr>
-              <w:rStyle w:val="Strong"/>
-            </w:rPr>
-            <w:t>Donation</w:t>
-          </w:r>
-        </w:p>
-      </w:docPartBody>
-    </w:docPart>
-    <w:docPart>
-      <w:docPartPr>
-        <w:name w:val="85E52B155F59466A84766E362C05EA33"/>
-        <w:category>
-          <w:name w:val="General"/>
-          <w:gallery w:val="placeholder"/>
-        </w:category>
-        <w:types>
-          <w:type w:val="bbPlcHdr"/>
-        </w:types>
-        <w:behaviors>
-          <w:behavior w:val="content"/>
-        </w:behaviors>
-        <w:guid w:val="{71E8CEA4-EFCE-499F-B752-A92FFA007B38}"/>
-      </w:docPartPr>
-      <w:docPartBody>
-        <w:p>
-          <w:pPr>
-            <w:pStyle w:val="85E52B155F59466A84766E362C05EA33"/>
-          </w:pPr>
-          <w:r>
-            <w:t>Do not Have to Be Present to Win</w:t>
-          </w:r>
-        </w:p>
-      </w:docPartBody>
-    </w:docPart>
-    <w:docPart>
-      <w:docPartPr>
-        <w:name w:val="81B5E47F6A6C4CCC8A8AE82297484777"/>
-        <w:category>
-          <w:name w:val="General"/>
-          <w:gallery w:val="placeholder"/>
-        </w:category>
-        <w:types>
-          <w:type w:val="bbPlcHdr"/>
-        </w:types>
-        <w:behaviors>
-          <w:behavior w:val="content"/>
-        </w:behaviors>
-        <w:guid w:val="{B28EE157-1A0A-4C9B-A05D-EE2FEB06891C}"/>
-      </w:docPartPr>
-      <w:docPartBody>
-        <w:p>
-          <w:pPr>
-            <w:pStyle w:val="81B5E47F6A6C4CCC8A8AE8229748477716"/>
-          </w:pPr>
-          <w:r>
-            <w:rPr>
-              <w:rStyle w:val="Strong"/>
-            </w:rPr>
-            <w:t>Donation</w:t>
-          </w:r>
-        </w:p>
-      </w:docPartBody>
-    </w:docPart>
-    <w:docPart>
-      <w:docPartPr>
-        <w:name w:val="EC4770B653534679B1B2FD1EFC458DD7"/>
-        <w:category>
-          <w:name w:val="General"/>
-          <w:gallery w:val="placeholder"/>
-        </w:category>
-        <w:types>
-          <w:type w:val="bbPlcHdr"/>
-        </w:types>
-        <w:behaviors>
-          <w:behavior w:val="content"/>
-        </w:behaviors>
-        <w:guid w:val="{07BC3B06-8142-4907-A02F-2BA5E305CD3F}"/>
-      </w:docPartPr>
-      <w:docPartBody>
-        <w:p>
-          <w:pPr>
-            <w:pStyle w:val="EC4770B653534679B1B2FD1EFC458DD7"/>
-          </w:pPr>
-          <w:r>
-            <w:t>Do not Have to Be Present to Win</w:t>
-          </w:r>
-        </w:p>
-      </w:docPartBody>
-    </w:docPart>
-    <w:docPart>
-      <w:docPartPr>
-        <w:name w:val="9316ABD1A8684A6D97C9521965A17397"/>
-        <w:category>
-          <w:name w:val="General"/>
-          <w:gallery w:val="placeholder"/>
-        </w:category>
-        <w:types>
-          <w:type w:val="bbPlcHdr"/>
-        </w:types>
-        <w:behaviors>
-          <w:behavior w:val="content"/>
-        </w:behaviors>
-        <w:guid w:val="{6FB6B144-7826-46F2-982C-62FACDCD4D6E}"/>
-      </w:docPartPr>
-      <w:docPartBody>
-        <w:p>
-          <w:pPr>
-            <w:pStyle w:val="9316ABD1A8684A6D97C9521965A1739716"/>
-          </w:pPr>
-          <w:r>
-            <w:rPr>
-              <w:rStyle w:val="Strong"/>
-            </w:rPr>
-            <w:t>Donation</w:t>
-          </w:r>
-        </w:p>
-      </w:docPartBody>
-    </w:docPart>
-    <w:docPart>
-      <w:docPartPr>
-        <w:name w:val="1C09272002194CB1957422DF8F91388E"/>
-        <w:category>
-          <w:name w:val="General"/>
-          <w:gallery w:val="placeholder"/>
-        </w:category>
-        <w:types>
-          <w:type w:val="bbPlcHdr"/>
-        </w:types>
-        <w:behaviors>
-          <w:behavior w:val="content"/>
-        </w:behaviors>
-        <w:guid w:val="{7D3A41D2-0763-443E-92B0-9D25A8B44C26}"/>
-      </w:docPartPr>
-      <w:docPartBody>
-        <w:p>
-          <w:pPr>
-            <w:pStyle w:val="1C09272002194CB1957422DF8F91388E"/>
-          </w:pPr>
-          <w:r>
-            <w:t>Do not Have to Be Present to Win</w:t>
-          </w:r>
-        </w:p>
-      </w:docPartBody>
-    </w:docPart>
-    <w:docPart>
-      <w:docPartPr>
-        <w:name w:val="373FDECE8CFA4F719B75937B3552E8E1"/>
-        <w:category>
-          <w:name w:val="General"/>
-          <w:gallery w:val="placeholder"/>
-        </w:category>
-        <w:types>
-          <w:type w:val="bbPlcHdr"/>
-        </w:types>
-        <w:behaviors>
-          <w:behavior w:val="content"/>
-        </w:behaviors>
-        <w:guid w:val="{9B0C5852-FA56-47D0-A4D1-EC592122644F}"/>
-      </w:docPartPr>
-      <w:docPartBody>
-        <w:p>
-          <w:pPr>
-            <w:pStyle w:val="373FDECE8CFA4F719B75937B3552E8E116"/>
-          </w:pPr>
-          <w:r>
-            <w:rPr>
-              <w:rStyle w:val="Strong"/>
-            </w:rPr>
-            <w:t>Donation</w:t>
-          </w:r>
-        </w:p>
-      </w:docPartBody>
-    </w:docPart>
-    <w:docPart>
-      <w:docPartPr>
-        <w:name w:val="964B475780284FE293013BCAA9C73804"/>
-        <w:category>
-          <w:name w:val="General"/>
-          <w:gallery w:val="placeholder"/>
-        </w:category>
-        <w:types>
-          <w:type w:val="bbPlcHdr"/>
-        </w:types>
-        <w:behaviors>
-          <w:behavior w:val="content"/>
-        </w:behaviors>
-        <w:guid w:val="{E5EE668C-BAA3-4E26-8A13-39CF8F80CC5C}"/>
-      </w:docPartPr>
-      <w:docPartBody>
-        <w:p>
-          <w:pPr>
-            <w:pStyle w:val="964B475780284FE293013BCAA9C73804"/>
-          </w:pPr>
-          <w:r>
-            <w:t>Do not Have to Be Present to Win</w:t>
-          </w:r>
-        </w:p>
-      </w:docPartBody>
-    </w:docPart>
-    <w:docPart>
-      <w:docPartPr>
-        <w:name w:val="DB0C89A5AC8F4B7AAADA7C6BC2E25D06"/>
-        <w:category>
-          <w:name w:val="General"/>
-          <w:gallery w:val="placeholder"/>
-        </w:category>
-        <w:types>
-          <w:type w:val="bbPlcHdr"/>
-        </w:types>
-        <w:behaviors>
-          <w:behavior w:val="content"/>
-        </w:behaviors>
-        <w:guid w:val="{56700DBF-1DAA-41C9-9A9D-5AE093BB7C38}"/>
-      </w:docPartPr>
-      <w:docPartBody>
-        <w:p>
-          <w:pPr>
-            <w:pStyle w:val="DB0C89A5AC8F4B7AAADA7C6BC2E25D0616"/>
-          </w:pPr>
-          <w:r>
-            <w:rPr>
-              <w:rStyle w:val="Strong"/>
-            </w:rPr>
-            <w:t>Donation</w:t>
-          </w:r>
-        </w:p>
-      </w:docPartBody>
-    </w:docPart>
-    <w:docPart>
-      <w:docPartPr>
-        <w:name w:val="F0E4A1C778614426B6B201BD8F69F912"/>
-        <w:category>
-          <w:name w:val="General"/>
-          <w:gallery w:val="placeholder"/>
-        </w:category>
-        <w:types>
-          <w:type w:val="bbPlcHdr"/>
-        </w:types>
-        <w:behaviors>
-          <w:behavior w:val="content"/>
-        </w:behaviors>
-        <w:guid w:val="{DAE6A042-FDD7-4F88-835D-91EE9DAAF7CC}"/>
-      </w:docPartPr>
-      <w:docPartBody>
-        <w:p>
-          <w:pPr>
-            <w:pStyle w:val="F0E4A1C778614426B6B201BD8F69F912"/>
-          </w:pPr>
-          <w:r>
-            <w:t>Do not Have to Be Present to Win</w:t>
-          </w:r>
-        </w:p>
-      </w:docPartBody>
-    </w:docPart>
-    <w:docPart>
-      <w:docPartPr>
-        <w:name w:val="E272329EDC6C4E849519C22C606D502B"/>
-        <w:category>
-          <w:name w:val="General"/>
-          <w:gallery w:val="placeholder"/>
-        </w:category>
-        <w:types>
-          <w:type w:val="bbPlcHdr"/>
-        </w:types>
-        <w:behaviors>
-          <w:behavior w:val="content"/>
-        </w:behaviors>
-        <w:guid w:val="{D668CCE7-0F84-42E5-8FEA-93205FB9C1B3}"/>
-      </w:docPartPr>
-      <w:docPartBody>
-        <w:p>
-          <w:pPr>
-            <w:pStyle w:val="E272329EDC6C4E849519C22C606D502B16"/>
-          </w:pPr>
-          <w:r>
-            <w:rPr>
-              <w:rStyle w:val="Strong"/>
-            </w:rPr>
-            <w:t>Donation</w:t>
-          </w:r>
-        </w:p>
-      </w:docPartBody>
-    </w:docPart>
-    <w:docPart>
-      <w:docPartPr>
-        <w:name w:val="B41FAC05909B44E4BFECCB910A026848"/>
-        <w:category>
-          <w:name w:val="General"/>
-          <w:gallery w:val="placeholder"/>
-        </w:category>
-        <w:types>
-          <w:type w:val="bbPlcHdr"/>
-        </w:types>
-        <w:behaviors>
-          <w:behavior w:val="content"/>
-        </w:behaviors>
-        <w:guid w:val="{16EBED9E-8AAF-4DE6-8BB2-EE1D9080CD1E}"/>
-      </w:docPartPr>
-      <w:docPartBody>
-        <w:p>
-          <w:r>
-            <w:t xml:space="preserve">Name: </w:t>
-          </w:r>
-        </w:p>
-      </w:docPartBody>
-    </w:docPart>
-    <w:docPart>
-      <w:docPartPr>
-        <w:name w:val="3E693768C3C542E09299D302C0085387"/>
-        <w:category>
-          <w:name w:val="General"/>
-          <w:gallery w:val="placeholder"/>
-        </w:category>
-        <w:types>
-          <w:type w:val="bbPlcHdr"/>
-        </w:types>
-        <w:behaviors>
-          <w:behavior w:val="content"/>
-        </w:behaviors>
-        <w:guid w:val="{D4DFD3FD-0E76-4F24-A8E1-BB5B1105F30B}"/>
-      </w:docPartPr>
-      <w:docPartBody>
-        <w:p>
-          <w:pPr>
-            <w:pStyle w:val="3E693768C3C542E09299D302C0085387"/>
-          </w:pPr>
-          <w:r>
-            <w:t>Phone:</w:t>
-          </w:r>
-        </w:p>
-      </w:docPartBody>
-    </w:docPart>
-    <w:docPart>
-      <w:docPartPr>
-        <w:name w:val="8E798831E081463CA805B6F9B4B9E6B9"/>
-        <w:category>
-          <w:name w:val="General"/>
-          <w:gallery w:val="placeholder"/>
-        </w:category>
-        <w:types>
-          <w:type w:val="bbPlcHdr"/>
-        </w:types>
-        <w:behaviors>
-          <w:behavior w:val="content"/>
-        </w:behaviors>
-        <w:guid w:val="{DC7F0402-697B-4E51-A6D1-C52C3FDCEF42}"/>
-      </w:docPartPr>
-      <w:docPartBody>
-        <w:p>
-          <w:pPr>
-            <w:pStyle w:val="8E798831E081463CA805B6F9B4B9E6B9"/>
-          </w:pPr>
-          <w:r>
-            <w:t>Email:</w:t>
-          </w:r>
-        </w:p>
-      </w:docPartBody>
-    </w:docPart>
-    <w:docPart>
-      <w:docPartPr>
-        <w:name w:val="EA39A97CC4264B19AE24C662D73515BD"/>
-        <w:category>
-          <w:name w:val="General"/>
-          <w:gallery w:val="placeholder"/>
-        </w:category>
-        <w:types>
-          <w:type w:val="bbPlcHdr"/>
-        </w:types>
-        <w:behaviors>
-          <w:behavior w:val="content"/>
-        </w:behaviors>
-        <w:guid w:val="{D5CFDF7D-CDEE-4D8F-8BF1-F22D42D0D903}"/>
-      </w:docPartPr>
-      <w:docPartBody>
-        <w:p>
-          <w:pPr>
-            <w:pStyle w:val="EA39A97CC4264B19AE24C662D73515BD"/>
-          </w:pPr>
-          <w:r>
-            <w:t xml:space="preserve">Name: </w:t>
-          </w:r>
-        </w:p>
-      </w:docPartBody>
-    </w:docPart>
-    <w:docPart>
-      <w:docPartPr>
-        <w:name w:val="E93012E366B1448FB5D1A73CEAB29DC6"/>
-        <w:category>
-          <w:name w:val="General"/>
-          <w:gallery w:val="placeholder"/>
-        </w:category>
-        <w:types>
-          <w:type w:val="bbPlcHdr"/>
-        </w:types>
-        <w:behaviors>
-          <w:behavior w:val="content"/>
-        </w:behaviors>
-        <w:guid w:val="{42480F6E-F42D-46D5-8B68-1A043635976C}"/>
-      </w:docPartPr>
-      <w:docPartBody>
-        <w:p>
-          <w:pPr>
-            <w:pStyle w:val="E93012E366B1448FB5D1A73CEAB29DC6"/>
-          </w:pPr>
-          <w:r>
-            <w:t xml:space="preserve">Name: </w:t>
-          </w:r>
-        </w:p>
-      </w:docPartBody>
-    </w:docPart>
-    <w:docPart>
-      <w:docPartPr>
-        <w:name w:val="51B5F3B4AEFA4928880F7B8D37C1B3FC"/>
-        <w:category>
-          <w:name w:val="General"/>
-          <w:gallery w:val="placeholder"/>
-        </w:category>
-        <w:types>
-          <w:type w:val="bbPlcHdr"/>
-        </w:types>
-        <w:behaviors>
-          <w:behavior w:val="content"/>
-        </w:behaviors>
-        <w:guid w:val="{FF158877-0A87-451D-9405-790DDF853E8A}"/>
-      </w:docPartPr>
-      <w:docPartBody>
-        <w:p>
-          <w:pPr>
-            <w:pStyle w:val="51B5F3B4AEFA4928880F7B8D37C1B3FC"/>
-          </w:pPr>
-          <w:r>
-            <w:t xml:space="preserve">Name: </w:t>
-          </w:r>
-        </w:p>
-      </w:docPartBody>
-    </w:docPart>
-    <w:docPart>
-      <w:docPartPr>
-        <w:name w:val="241C8F98C44840029FBAEC0662D0FC9A"/>
-        <w:category>
-          <w:name w:val="General"/>
-          <w:gallery w:val="placeholder"/>
-        </w:category>
-        <w:types>
-          <w:type w:val="bbPlcHdr"/>
-        </w:types>
-        <w:behaviors>
-          <w:behavior w:val="content"/>
-        </w:behaviors>
-        <w:guid w:val="{83CAAFAF-E1BD-493F-8846-F332372A0C09}"/>
-      </w:docPartPr>
-      <w:docPartBody>
-        <w:p>
-          <w:pPr>
-            <w:pStyle w:val="241C8F98C44840029FBAEC0662D0FC9A"/>
-          </w:pPr>
-          <w:r>
-            <w:t xml:space="preserve">Name: </w:t>
-          </w:r>
-        </w:p>
-      </w:docPartBody>
-    </w:docPart>
-    <w:docPart>
-      <w:docPartPr>
-        <w:name w:val="9872586C69304F76B3A862FC2DC7F08C"/>
-        <w:category>
-          <w:name w:val="General"/>
-          <w:gallery w:val="placeholder"/>
-        </w:category>
-        <w:types>
-          <w:type w:val="bbPlcHdr"/>
-        </w:types>
-        <w:behaviors>
-          <w:behavior w:val="content"/>
-        </w:behaviors>
-        <w:guid w:val="{4013291D-8292-4AD3-A6D0-597DFE46710F}"/>
-      </w:docPartPr>
-      <w:docPartBody>
-        <w:p>
-          <w:pPr>
-            <w:pStyle w:val="9872586C69304F76B3A862FC2DC7F08C"/>
-          </w:pPr>
-          <w:r>
-            <w:t>Phone:</w:t>
-          </w:r>
-        </w:p>
-      </w:docPartBody>
-    </w:docPart>
-    <w:docPart>
-      <w:docPartPr>
-        <w:name w:val="9ED8E25F42DF4B64A914EB7F77ED6EFC"/>
-        <w:category>
-          <w:name w:val="General"/>
-          <w:gallery w:val="placeholder"/>
-        </w:category>
-        <w:types>
-          <w:type w:val="bbPlcHdr"/>
-        </w:types>
-        <w:behaviors>
-          <w:behavior w:val="content"/>
-        </w:behaviors>
-        <w:guid w:val="{7FBE158A-17E3-4D9A-BDB9-9D8043F5C5A4}"/>
-      </w:docPartPr>
-      <w:docPartBody>
-        <w:p>
-          <w:pPr>
-            <w:pStyle w:val="9ED8E25F42DF4B64A914EB7F77ED6EFC"/>
-          </w:pPr>
-          <w:r>
-            <w:t>Phone:</w:t>
-          </w:r>
-        </w:p>
-      </w:docPartBody>
-    </w:docPart>
-    <w:docPart>
-      <w:docPartPr>
-        <w:name w:val="8E9B4147161D42ED8BD480FB37E1E272"/>
-        <w:category>
-          <w:name w:val="General"/>
-          <w:gallery w:val="placeholder"/>
-        </w:category>
-        <w:types>
-          <w:type w:val="bbPlcHdr"/>
-        </w:types>
-        <w:behaviors>
-          <w:behavior w:val="content"/>
-        </w:behaviors>
-        <w:guid w:val="{D41092FE-FC7E-4362-9DA8-E15DA636EAEB}"/>
-      </w:docPartPr>
-      <w:docPartBody>
-        <w:p>
-          <w:pPr>
-            <w:pStyle w:val="8E9B4147161D42ED8BD480FB37E1E272"/>
-          </w:pPr>
-          <w:r>
-            <w:t>Phone:</w:t>
-          </w:r>
-        </w:p>
-      </w:docPartBody>
-    </w:docPart>
-    <w:docPart>
-      <w:docPartPr>
-        <w:name w:val="F5051AB3186D4C579EFF03634D89C462"/>
-        <w:category>
-          <w:name w:val="General"/>
-          <w:gallery w:val="placeholder"/>
-        </w:category>
-        <w:types>
-          <w:type w:val="bbPlcHdr"/>
-        </w:types>
-        <w:behaviors>
-          <w:behavior w:val="content"/>
-        </w:behaviors>
-        <w:guid w:val="{AF62A852-220E-4EFE-BA1F-9B4D9B78F7A1}"/>
-      </w:docPartPr>
-      <w:docPartBody>
-        <w:p>
-          <w:pPr>
-            <w:pStyle w:val="F5051AB3186D4C579EFF03634D89C462"/>
-          </w:pPr>
-          <w:r>
-            <w:t>Phone:</w:t>
-          </w:r>
-        </w:p>
-      </w:docPartBody>
-    </w:docPart>
-    <w:docPart>
-      <w:docPartPr>
-        <w:name w:val="C815DDB31A2B4BCC8ACF040B9B7C0B25"/>
-        <w:category>
-          <w:name w:val="General"/>
-          <w:gallery w:val="placeholder"/>
-        </w:category>
-        <w:types>
-          <w:type w:val="bbPlcHdr"/>
-        </w:types>
-        <w:behaviors>
-          <w:behavior w:val="content"/>
-        </w:behaviors>
-        <w:guid w:val="{5A2499B9-BADF-410D-8ABB-5EE173411305}"/>
-      </w:docPartPr>
-      <w:docPartBody>
-        <w:p>
-          <w:pPr>
-            <w:pStyle w:val="C815DDB31A2B4BCC8ACF040B9B7C0B25"/>
-          </w:pPr>
-          <w:r>
-            <w:t>Email:</w:t>
-          </w:r>
-        </w:p>
-      </w:docPartBody>
-    </w:docPart>
-    <w:docPart>
-      <w:docPartPr>
-        <w:name w:val="5D81B774F8F144FA9C1B1C66328B51C1"/>
-        <w:category>
-          <w:name w:val="General"/>
-          <w:gallery w:val="placeholder"/>
-        </w:category>
-        <w:types>
-          <w:type w:val="bbPlcHdr"/>
-        </w:types>
-        <w:behaviors>
-          <w:behavior w:val="content"/>
-        </w:behaviors>
-        <w:guid w:val="{BBB5F88D-F833-47F2-9774-D48A638F6F0D}"/>
-      </w:docPartPr>
-      <w:docPartBody>
-        <w:p>
-          <w:pPr>
-            <w:pStyle w:val="5D81B774F8F144FA9C1B1C66328B51C1"/>
-          </w:pPr>
-          <w:r>
-            <w:t>Email:</w:t>
-          </w:r>
-        </w:p>
-      </w:docPartBody>
-    </w:docPart>
-    <w:docPart>
-      <w:docPartPr>
-        <w:name w:val="7388C55D50084CB6AD6F6C8757AF2FEC"/>
-        <w:category>
-          <w:name w:val="General"/>
-          <w:gallery w:val="placeholder"/>
-        </w:category>
-        <w:types>
-          <w:type w:val="bbPlcHdr"/>
-        </w:types>
-        <w:behaviors>
-          <w:behavior w:val="content"/>
-        </w:behaviors>
-        <w:guid w:val="{BFD4F339-E793-4511-8253-10E879B263DA}"/>
-      </w:docPartPr>
-      <w:docPartBody>
-        <w:p>
-          <w:pPr>
-            <w:pStyle w:val="7388C55D50084CB6AD6F6C8757AF2FEC"/>
-          </w:pPr>
-          <w:r>
-            <w:t>Email:</w:t>
-          </w:r>
-        </w:p>
-      </w:docPartBody>
-    </w:docPart>
-    <w:docPart>
-      <w:docPartPr>
-        <w:name w:val="1ABEE082BF3C4290BA2B5191D3D3EF09"/>
-        <w:category>
-          <w:name w:val="General"/>
-          <w:gallery w:val="placeholder"/>
-        </w:category>
-        <w:types>
-          <w:type w:val="bbPlcHdr"/>
-        </w:types>
-        <w:behaviors>
-          <w:behavior w:val="content"/>
-        </w:behaviors>
-        <w:guid w:val="{B55BBFF4-CCD4-4CF5-AA57-6F9DB166C19F}"/>
-      </w:docPartPr>
-      <w:docPartBody>
-        <w:p>
-          <w:pPr>
-            <w:pStyle w:val="1ABEE082BF3C4290BA2B5191D3D3EF09"/>
-          </w:pPr>
-          <w:r>
-            <w:t>Email:</w:t>
-          </w:r>
-        </w:p>
-      </w:docPartBody>
-    </w:docPart>
-    <w:docPart>
-      <w:docPartPr>
-        <w:name w:val="2A3996C290B54AB5BC604B7AC5544F0B"/>
-        <w:category>
-          <w:name w:val="General"/>
-          <w:gallery w:val="placeholder"/>
-        </w:category>
-        <w:types>
-          <w:type w:val="bbPlcHdr"/>
-        </w:types>
-        <w:behaviors>
-          <w:behavior w:val="content"/>
-        </w:behaviors>
-        <w:guid w:val="{B079795C-4B69-4358-B8B2-7DCB0F933141}"/>
-      </w:docPartPr>
-      <w:docPartBody>
-        <w:p>
-          <w:pPr>
-            <w:pStyle w:val="2A3996C290B54AB5BC604B7AC5544F0B"/>
-          </w:pPr>
-          <w:r>
-            <w:t>No.</w:t>
-          </w:r>
-        </w:p>
-      </w:docPartBody>
-    </w:docPart>
-    <w:docPart>
-      <w:docPartPr>
-        <w:name w:val="BC412272112848AFA224E90230323D4B"/>
-        <w:category>
-          <w:name w:val="General"/>
-          <w:gallery w:val="placeholder"/>
-        </w:category>
-        <w:types>
-          <w:type w:val="bbPlcHdr"/>
-        </w:types>
-        <w:behaviors>
-          <w:behavior w:val="content"/>
-        </w:behaviors>
-        <w:guid w:val="{820AE0F3-E151-48AE-8C8F-1E058B664644}"/>
-      </w:docPartPr>
-      <w:docPartBody>
-        <w:p>
-          <w:pPr>
-            <w:pStyle w:val="BC412272112848AFA224E90230323D4B"/>
-          </w:pPr>
-          <w:r>
-            <w:t>No.</w:t>
-          </w:r>
-        </w:p>
-      </w:docPartBody>
-    </w:docPart>
-    <w:docPart>
-      <w:docPartPr>
-        <w:name w:val="B33252F3AE6A41499D88C7DAFE5ABF3D"/>
-        <w:category>
-          <w:name w:val="General"/>
-          <w:gallery w:val="placeholder"/>
-        </w:category>
-        <w:types>
-          <w:type w:val="bbPlcHdr"/>
-        </w:types>
-        <w:behaviors>
-          <w:behavior w:val="content"/>
-        </w:behaviors>
-        <w:guid w:val="{9E526347-9AB0-492D-A788-E71A92C63C63}"/>
-      </w:docPartPr>
-      <w:docPartBody>
-        <w:p>
-          <w:pPr>
-            <w:pStyle w:val="B33252F3AE6A41499D88C7DAFE5ABF3D"/>
-          </w:pPr>
-          <w:r>
-            <w:t>No.</w:t>
-          </w:r>
-        </w:p>
-      </w:docPartBody>
-    </w:docPart>
-    <w:docPart>
-      <w:docPartPr>
-        <w:name w:val="B357DFEEA91842F8B1228C064F58C47C"/>
-        <w:category>
-          <w:name w:val="General"/>
-          <w:gallery w:val="placeholder"/>
-        </w:category>
-        <w:types>
-          <w:type w:val="bbPlcHdr"/>
-        </w:types>
-        <w:behaviors>
-          <w:behavior w:val="content"/>
-        </w:behaviors>
-        <w:guid w:val="{0ED8241C-64EE-400D-AD37-6B2B1CBE1423}"/>
-      </w:docPartPr>
-      <w:docPartBody>
-        <w:p>
-          <w:pPr>
-            <w:pStyle w:val="B357DFEEA91842F8B1228C064F58C47C"/>
-          </w:pPr>
-          <w:r>
-            <w:t>No.</w:t>
-          </w:r>
-        </w:p>
-      </w:docPartBody>
-    </w:docPart>
-    <w:docPart>
-      <w:docPartPr>
-        <w:name w:val="1DCC0CB602EA407E983D5775DC59B4C0"/>
-        <w:category>
-          <w:name w:val="General"/>
-          <w:gallery w:val="placeholder"/>
-        </w:category>
-        <w:types>
-          <w:type w:val="bbPlcHdr"/>
-        </w:types>
-        <w:behaviors>
-          <w:behavior w:val="content"/>
-        </w:behaviors>
-        <w:guid w:val="{D2BB38FC-BA2B-4672-A250-200EDC19D17E}"/>
-      </w:docPartPr>
-      <w:docPartBody>
-        <w:p>
-          <w:pPr>
-            <w:pStyle w:val="1DCC0CB602EA407E983D5775DC59B4C0"/>
-          </w:pPr>
-          <w:r>
-            <w:t>No.</w:t>
-          </w:r>
-        </w:p>
-      </w:docPartBody>
-    </w:docPart>
-    <w:docPart>
-      <w:docPartPr>
-        <w:name w:val="427B0B51D5454109A1D7AE711046F3CE"/>
-        <w:category>
-          <w:name w:val="General"/>
-          <w:gallery w:val="placeholder"/>
-        </w:category>
-        <w:types>
-          <w:type w:val="bbPlcHdr"/>
-        </w:types>
-        <w:behaviors>
-          <w:behavior w:val="content"/>
-        </w:behaviors>
-        <w:guid w:val="{02C1916F-E2D1-45BF-A50D-E66730804D9C}"/>
-      </w:docPartPr>
-      <w:docPartBody>
-        <w:p>
-          <w:pPr>
-            <w:pStyle w:val="427B0B51D5454109A1D7AE711046F3CE"/>
-          </w:pPr>
-          <w:r>
-            <w:t>No.</w:t>
-          </w:r>
-        </w:p>
-      </w:docPartBody>
-    </w:docPart>
-    <w:docPart>
-      <w:docPartPr>
-        <w:name w:val="ADCB27768BCA46F2AD89EC4AA1CD4B26"/>
-        <w:category>
-          <w:name w:val="General"/>
-          <w:gallery w:val="placeholder"/>
-        </w:category>
-        <w:types>
-          <w:type w:val="bbPlcHdr"/>
-        </w:types>
-        <w:behaviors>
-          <w:behavior w:val="content"/>
-        </w:behaviors>
-        <w:guid w:val="{F85FF572-9E76-49C4-8568-AD08A01A06CA}"/>
-      </w:docPartPr>
-      <w:docPartBody>
-        <w:p>
-          <w:pPr>
-            <w:pStyle w:val="ADCB27768BCA46F2AD89EC4AA1CD4B26"/>
-          </w:pPr>
-          <w:r>
-            <w:t>No.</w:t>
-          </w:r>
-        </w:p>
-      </w:docPartBody>
-    </w:docPart>
-    <w:docPart>
-      <w:docPartPr>
-        <w:name w:val="C294C13D70344C86AE5CC15B6DA5DF41"/>
-        <w:category>
-          <w:name w:val="General"/>
-          <w:gallery w:val="placeholder"/>
-        </w:category>
-        <w:types>
-          <w:type w:val="bbPlcHdr"/>
-        </w:types>
-        <w:behaviors>
-          <w:behavior w:val="content"/>
-        </w:behaviors>
-        <w:guid w:val="{76E41BF1-93F3-4B86-BC89-DAAA0BE73B1A}"/>
-      </w:docPartPr>
-      <w:docPartBody>
-        <w:p>
-          <w:pPr>
-            <w:pStyle w:val="C294C13D70344C86AE5CC15B6DA5DF41"/>
-          </w:pPr>
-          <w:r>
-            <w:t>No.</w:t>
-          </w:r>
-        </w:p>
-      </w:docPartBody>
-    </w:docPart>
-    <w:docPart>
-      <w:docPartPr>
-        <w:name w:val="918BCBD68C534270A872DAF792659D8C"/>
-        <w:category>
-          <w:name w:val="General"/>
-          <w:gallery w:val="placeholder"/>
-        </w:category>
-        <w:types>
-          <w:type w:val="bbPlcHdr"/>
-        </w:types>
-        <w:behaviors>
-          <w:behavior w:val="content"/>
-        </w:behaviors>
-        <w:guid w:val="{C95C7D3F-6E91-435E-AF35-E278DE41CB53}"/>
-      </w:docPartPr>
-      <w:docPartBody>
-        <w:p>
-          <w:pPr>
-            <w:pStyle w:val="918BCBD68C534270A872DAF792659D8C"/>
-          </w:pPr>
-          <w:r>
-            <w:t>No.</w:t>
-          </w:r>
-        </w:p>
-      </w:docPartBody>
-    </w:docPart>
-    <w:docPart>
-      <w:docPartPr>
-        <w:name w:val="7AB66A0C08034C7E883E2B3A00BAE0A9"/>
-        <w:category>
-          <w:name w:val="General"/>
-          <w:gallery w:val="placeholder"/>
-        </w:category>
-        <w:types>
-          <w:type w:val="bbPlcHdr"/>
-        </w:types>
-        <w:behaviors>
-          <w:behavior w:val="content"/>
-        </w:behaviors>
-        <w:guid w:val="{81B594E3-4605-46CB-B5D2-85188E4D78AB}"/>
-      </w:docPartPr>
-      <w:docPartBody>
-        <w:p>
-          <w:pPr>
-            <w:pStyle w:val="7AB66A0C08034C7E883E2B3A00BAE0A9"/>
-          </w:pPr>
-          <w:r>
-            <w:t>No.</w:t>
-          </w:r>
-        </w:p>
-      </w:docPartBody>
-    </w:docPart>
-    <w:docPart>
-      <w:docPartPr>
-        <w:name w:val="E7CDAB6144D04620BCB243A9CF3C9D5D"/>
-        <w:category>
-          <w:name w:val="General"/>
-          <w:gallery w:val="placeholder"/>
-        </w:category>
-        <w:types>
-          <w:type w:val="bbPlcHdr"/>
-        </w:types>
-        <w:behaviors>
-          <w:behavior w:val="content"/>
-        </w:behaviors>
-        <w:guid w:val="{161EA1A3-591B-49DA-AEFE-4E509DC0C815}"/>
-      </w:docPartPr>
-      <w:docPartBody>
-        <w:p>
-          <w:pPr>
-            <w:pStyle w:val="E7CDAB6144D04620BCB243A9CF3C9D5D"/>
-          </w:pPr>
-          <w:r>
-            <w:t>Do not Have to Be Present to Win</w:t>
-          </w:r>
-        </w:p>
-      </w:docPartBody>
-    </w:docPart>
-    <w:docPart>
-      <w:docPartPr>
-        <w:name w:val="976E630B444D40D2A21A957C839D6D30"/>
-        <w:category>
-          <w:name w:val="General"/>
-          <w:gallery w:val="placeholder"/>
-        </w:category>
-        <w:types>
-          <w:type w:val="bbPlcHdr"/>
-        </w:types>
-        <w:behaviors>
-          <w:behavior w:val="content"/>
-        </w:behaviors>
-        <w:guid w:val="{2D8868FB-2575-45B4-978B-3E5B0CE6A39F}"/>
-      </w:docPartPr>
-      <w:docPartBody>
-        <w:p>
-          <w:pPr>
-            <w:pStyle w:val="976E630B444D40D2A21A957C839D6D309"/>
-          </w:pPr>
-          <w:r>
-            <w:rPr>
-              <w:rStyle w:val="Strong"/>
-            </w:rPr>
-            <w:t>Donation</w:t>
-          </w:r>
-        </w:p>
-      </w:docPartBody>
-    </w:docPart>
-    <w:docPart>
-      <w:docPartPr>
-        <w:name w:val="B40ECB7491E14589B118C66C24AB3593"/>
-        <w:category>
-          <w:name w:val="General"/>
-          <w:gallery w:val="placeholder"/>
-        </w:category>
-        <w:types>
-          <w:type w:val="bbPlcHdr"/>
-        </w:types>
-        <w:behaviors>
-          <w:behavior w:val="content"/>
-        </w:behaviors>
-        <w:guid w:val="{474976AE-F417-486F-A1D0-3A6735558CAD}"/>
-      </w:docPartPr>
-      <w:docPartBody>
-        <w:p>
-          <w:pPr>
-            <w:pStyle w:val="B40ECB7491E14589B118C66C24AB3593"/>
-          </w:pPr>
-          <w:r>
-            <w:t>Do not Have to Be Present to Win</w:t>
-          </w:r>
-        </w:p>
-      </w:docPartBody>
-    </w:docPart>
-    <w:docPart>
-      <w:docPartPr>
-        <w:name w:val="911ADDF41B2846AEA9649B24CD3DC676"/>
-        <w:category>
-          <w:name w:val="General"/>
-          <w:gallery w:val="placeholder"/>
-        </w:category>
-        <w:types>
-          <w:type w:val="bbPlcHdr"/>
-        </w:types>
-        <w:behaviors>
-          <w:behavior w:val="content"/>
-        </w:behaviors>
-        <w:guid w:val="{9694F7B5-A73C-4565-B3D6-0AC7AB0C508D}"/>
-      </w:docPartPr>
-      <w:docPartBody>
-        <w:p>
-          <w:pPr>
-            <w:pStyle w:val="911ADDF41B2846AEA9649B24CD3DC6767"/>
-          </w:pPr>
-          <w:r>
-            <w:rPr>
-              <w:rStyle w:val="Strong"/>
-            </w:rPr>
-            <w:t>Donation</w:t>
-          </w:r>
-        </w:p>
-      </w:docPartBody>
-    </w:docPart>
-    <w:docPart>
-      <w:docPartPr>
-        <w:name w:val="E29D896CE49C42539F9E03ED853855FB"/>
-        <w:category>
-          <w:name w:val="General"/>
-          <w:gallery w:val="placeholder"/>
-        </w:category>
-        <w:types>
-          <w:type w:val="bbPlcHdr"/>
-        </w:types>
-        <w:behaviors>
-          <w:behavior w:val="content"/>
-        </w:behaviors>
-        <w:guid w:val="{62FA9170-523D-4976-B4A6-F489AE4B6E3D}"/>
-      </w:docPartPr>
-      <w:docPartBody>
-        <w:p>
-          <w:r>
-            <w:t>back-2-school night raffle</w:t>
-          </w:r>
-        </w:p>
-      </w:docPartBody>
-    </w:docPart>
-    <w:docPart>
-      <w:docPartPr>
-        <w:name w:val="8191D348334A44AE867B35B64679429E"/>
-        <w:category>
-          <w:name w:val="General"/>
-          <w:gallery w:val="placeholder"/>
-        </w:category>
-        <w:types>
-          <w:type w:val="bbPlcHdr"/>
-        </w:types>
-        <w:behaviors>
-          <w:behavior w:val="content"/>
-        </w:behaviors>
-        <w:guid w:val="{00A194C3-9288-4BC6-A139-0F4AB099376C}"/>
-      </w:docPartPr>
-      <w:docPartBody>
-        <w:p>
-          <w:pPr>
-            <w:pStyle w:val="8191D348334A44AE867B35B64679429E"/>
-          </w:pPr>
-          <w:r>
-            <w:t>back-2-school night raffle</w:t>
-          </w:r>
-        </w:p>
-      </w:docPartBody>
-    </w:docPart>
-    <w:docPart>
-      <w:docPartPr>
-        <w:name w:val="63C887467F414895B52EABEBBD765F50"/>
-        <w:category>
-          <w:name w:val="General"/>
-          <w:gallery w:val="placeholder"/>
-        </w:category>
-        <w:types>
-          <w:type w:val="bbPlcHdr"/>
-        </w:types>
-        <w:behaviors>
-          <w:behavior w:val="content"/>
-        </w:behaviors>
-        <w:guid w:val="{2666423F-DF38-4D61-927C-58ADFA9A6E20}"/>
-      </w:docPartPr>
-      <w:docPartBody>
-        <w:p>
-          <w:pPr>
-            <w:pStyle w:val="63C887467F414895B52EABEBBD765F50"/>
-          </w:pPr>
-          <w:r>
-            <w:t>back-2-school night raffle</w:t>
-          </w:r>
-        </w:p>
-      </w:docPartBody>
-    </w:docPart>
-    <w:docPart>
-      <w:docPartPr>
-        <w:name w:val="530A98EA54F24E5794C403F2843453E3"/>
-        <w:category>
-          <w:name w:val="General"/>
-          <w:gallery w:val="placeholder"/>
-        </w:category>
-        <w:types>
-          <w:type w:val="bbPlcHdr"/>
-        </w:types>
-        <w:behaviors>
-          <w:behavior w:val="content"/>
-        </w:behaviors>
-        <w:guid w:val="{40F0E82E-DABC-45E1-9746-4D8588CC5C6E}"/>
-      </w:docPartPr>
-      <w:docPartBody>
-        <w:p>
-          <w:pPr>
-            <w:pStyle w:val="530A98EA54F24E5794C403F2843453E3"/>
-          </w:pPr>
-          <w:r>
-            <w:t>back-2-school night raffle</w:t>
-          </w:r>
-        </w:p>
-      </w:docPartBody>
-    </w:docPart>
-    <w:docPart>
-      <w:docPartPr>
-        <w:name w:val="27B45C8C760940BF991683CFC0213099"/>
-        <w:category>
-          <w:name w:val="General"/>
-          <w:gallery w:val="placeholder"/>
-        </w:category>
-        <w:types>
-          <w:type w:val="bbPlcHdr"/>
-        </w:types>
-        <w:behaviors>
-          <w:behavior w:val="content"/>
-        </w:behaviors>
-        <w:guid w:val="{D28D5335-9923-44F0-BF33-B7EF5094E8AC}"/>
-      </w:docPartPr>
-      <w:docPartBody>
-        <w:p>
-          <w:pPr>
-            <w:pStyle w:val="27B45C8C760940BF991683CFC0213099"/>
-          </w:pPr>
-          <w:r>
-            <w:t>back-2-school night raffle</w:t>
-          </w:r>
-        </w:p>
-      </w:docPartBody>
-    </w:docPart>
-    <w:docPart>
-      <w:docPartPr>
-        <w:name w:val="34C582E679B54A4991B40726107F1FF7"/>
-        <w:category>
-          <w:name w:val="General"/>
-          <w:gallery w:val="placeholder"/>
-        </w:category>
-        <w:types>
-          <w:type w:val="bbPlcHdr"/>
-        </w:types>
-        <w:behaviors>
-          <w:behavior w:val="content"/>
-        </w:behaviors>
-        <w:guid w:val="{F0C517D9-2F8C-45F0-8CA7-D2BED25FED13}"/>
-      </w:docPartPr>
-      <w:docPartBody>
-        <w:p>
-          <w:pPr>
-            <w:pStyle w:val="34C582E679B54A4991B40726107F1FF7"/>
-          </w:pPr>
-          <w:r>
-            <w:t>back-2-school night raffle</w:t>
-          </w:r>
-        </w:p>
-      </w:docPartBody>
-    </w:docPart>
-    <w:docPart>
-      <w:docPartPr>
-        <w:name w:val="6DDC92F80D34450493776A0404E5B590"/>
-        <w:category>
-          <w:name w:val="General"/>
-          <w:gallery w:val="placeholder"/>
-        </w:category>
-        <w:types>
-          <w:type w:val="bbPlcHdr"/>
-        </w:types>
-        <w:behaviors>
-          <w:behavior w:val="content"/>
-        </w:behaviors>
-        <w:guid w:val="{88FD0DB0-D9C5-4A68-88D7-2615881EDA0D}"/>
-      </w:docPartPr>
-      <w:docPartBody>
-        <w:p>
-          <w:pPr>
-            <w:pStyle w:val="6DDC92F80D34450493776A0404E5B590"/>
-          </w:pPr>
-          <w:r>
-            <w:t>back-2-school night raffle</w:t>
-          </w:r>
-        </w:p>
-      </w:docPartBody>
-    </w:docPart>
-    <w:docPart>
-      <w:docPartPr>
-        <w:name w:val="FEA12B4591644BC78A13820ACACC5625"/>
-        <w:category>
-          <w:name w:val="General"/>
-          <w:gallery w:val="placeholder"/>
-        </w:category>
-        <w:types>
-          <w:type w:val="bbPlcHdr"/>
-        </w:types>
-        <w:behaviors>
-          <w:behavior w:val="content"/>
-        </w:behaviors>
-        <w:guid w:val="{C22B7327-E511-44B3-B286-8C74CE829703}"/>
-      </w:docPartPr>
-      <w:docPartBody>
-        <w:p>
-          <w:pPr>
-            <w:pStyle w:val="FEA12B4591644BC78A13820ACACC5625"/>
-          </w:pPr>
-          <w:r>
-            <w:t>back-2-school night raffle</w:t>
-          </w:r>
-        </w:p>
-      </w:docPartBody>
-    </w:docPart>
-    <w:docPart>
-      <w:docPartPr>
-        <w:name w:val="4BBD16385D314B29A1414A5E22D18829"/>
-        <w:category>
-          <w:name w:val="General"/>
-          <w:gallery w:val="placeholder"/>
-        </w:category>
-        <w:types>
-          <w:type w:val="bbPlcHdr"/>
-        </w:types>
-        <w:behaviors>
-          <w:behavior w:val="content"/>
-        </w:behaviors>
-        <w:guid w:val="{0BBB5AA3-5D42-4E19-B730-23F3BC43E4A7}"/>
-      </w:docPartPr>
-      <w:docPartBody>
-        <w:p>
-          <w:pPr>
-            <w:pStyle w:val="4BBD16385D314B29A1414A5E22D18829"/>
-          </w:pPr>
-          <w:r>
-            <w:t>back-2-school night raffle</w:t>
-          </w:r>
-        </w:p>
-      </w:docPartBody>
-    </w:docPart>
-    <w:docPart>
-      <w:docPartPr>
-        <w:name w:val="49A53FE0B7CA47F385658250C320A2B7"/>
-        <w:category>
-          <w:name w:val="General"/>
-          <w:gallery w:val="placeholder"/>
-        </w:category>
-        <w:types>
-          <w:type w:val="bbPlcHdr"/>
-        </w:types>
-        <w:behaviors>
-          <w:behavior w:val="content"/>
-        </w:behaviors>
-        <w:guid w:val="{3923345E-9895-4342-8828-861F59F9C44D}"/>
-      </w:docPartPr>
-      <w:docPartBody>
-        <w:p>
-          <w:pPr>
-            <w:pStyle w:val="49A53FE0B7CA47F385658250C320A2B7"/>
-          </w:pPr>
-          <w:r>
-            <w:t>back-2-school night raffle</w:t>
-          </w:r>
-        </w:p>
-      </w:docPartBody>
-    </w:docPart>
-    <w:docPart>
-      <w:docPartPr>
-        <w:name w:val="FB001C041BB94C83B57E33F1615145F4"/>
-        <w:category>
-          <w:name w:val="General"/>
-          <w:gallery w:val="placeholder"/>
-        </w:category>
-        <w:types>
-          <w:type w:val="bbPlcHdr"/>
-        </w:types>
-        <w:behaviors>
-          <w:behavior w:val="content"/>
-        </w:behaviors>
-        <w:guid w:val="{AAF2AD51-3F8A-43B7-80DB-E3882D1504C7}"/>
-      </w:docPartPr>
-      <w:docPartBody>
-        <w:p>
-          <w:pPr>
-            <w:pStyle w:val="FB001C041BB94C83B57E33F1615145F4"/>
-          </w:pPr>
-          <w:r>
-            <w:t>$500</w:t>
-          </w:r>
-        </w:p>
-      </w:docPartBody>
-    </w:docPart>
-    <w:docPart>
-      <w:docPartPr>
-        <w:name w:val="3B0C4DEB44BF41DF9A60FC945D103D48"/>
-        <w:category>
-          <w:name w:val="General"/>
-          <w:gallery w:val="placeholder"/>
-        </w:category>
-        <w:types>
-          <w:type w:val="bbPlcHdr"/>
-        </w:types>
-        <w:behaviors>
-          <w:behavior w:val="content"/>
-        </w:behaviors>
-        <w:guid w:val="{C4AAF253-071F-4CBB-9CF5-F8C2A1C05789}"/>
-      </w:docPartPr>
-      <w:docPartBody>
-        <w:p>
-          <w:pPr>
-            <w:pStyle w:val="3B0C4DEB44BF41DF9A60FC945D103D48"/>
-          </w:pPr>
-          <w:r>
-            <w:t>$500</w:t>
-          </w:r>
-        </w:p>
-      </w:docPartBody>
-    </w:docPart>
-    <w:docPart>
-      <w:docPartPr>
-        <w:name w:val="16CEB37E09C84845B4BA58B2AF906405"/>
-        <w:category>
-          <w:name w:val="General"/>
-          <w:gallery w:val="placeholder"/>
-        </w:category>
-        <w:types>
-          <w:type w:val="bbPlcHdr"/>
-        </w:types>
-        <w:behaviors>
-          <w:behavior w:val="content"/>
-        </w:behaviors>
-        <w:guid w:val="{893507B6-73D4-4CD4-B6A9-AA3BB5166BC7}"/>
-      </w:docPartPr>
-      <w:docPartBody>
-        <w:p>
-          <w:pPr>
-            <w:pStyle w:val="16CEB37E09C84845B4BA58B2AF906405"/>
-          </w:pPr>
-          <w:r>
-            <w:t>$500</w:t>
-          </w:r>
-        </w:p>
-      </w:docPartBody>
-    </w:docPart>
-    <w:docPart>
-      <w:docPartPr>
-        <w:name w:val="0022099E43454C7B8E1BB553AA557854"/>
-        <w:category>
-          <w:name w:val="General"/>
-          <w:gallery w:val="placeholder"/>
-        </w:category>
-        <w:types>
-          <w:type w:val="bbPlcHdr"/>
-        </w:types>
-        <w:behaviors>
-          <w:behavior w:val="content"/>
-        </w:behaviors>
-        <w:guid w:val="{E3E07537-11A8-4D14-B0D8-6CC35D0038DE}"/>
-      </w:docPartPr>
-      <w:docPartBody>
-        <w:p>
-          <w:pPr>
-            <w:pStyle w:val="0022099E43454C7B8E1BB553AA557854"/>
-          </w:pPr>
-          <w:r>
-            <w:t>$500</w:t>
-          </w:r>
-        </w:p>
-      </w:docPartBody>
-    </w:docPart>
-    <w:docPart>
-      <w:docPartPr>
-        <w:name w:val="45A39CACCAB645988037BDDAE378B0DB"/>
-        <w:category>
-          <w:name w:val="General"/>
-          <w:gallery w:val="placeholder"/>
-        </w:category>
-        <w:types>
-          <w:type w:val="bbPlcHdr"/>
-        </w:types>
-        <w:behaviors>
-          <w:behavior w:val="content"/>
-        </w:behaviors>
-        <w:guid w:val="{8388D033-3E37-4A7B-A19B-34FF6283A924}"/>
-      </w:docPartPr>
-      <w:docPartBody>
-        <w:p>
-          <w:pPr>
-            <w:pStyle w:val="45A39CACCAB645988037BDDAE378B0DB"/>
-          </w:pPr>
-          <w:r>
-            <w:t>$250</w:t>
-          </w:r>
-        </w:p>
-      </w:docPartBody>
-    </w:docPart>
-    <w:docPart>
-      <w:docPartPr>
-        <w:name w:val="F63B26EB001D4544B797202B261D184A"/>
-        <w:category>
-          <w:name w:val="General"/>
-          <w:gallery w:val="placeholder"/>
-        </w:category>
-        <w:types>
-          <w:type w:val="bbPlcHdr"/>
-        </w:types>
-        <w:behaviors>
-          <w:behavior w:val="content"/>
-        </w:behaviors>
-        <w:guid w:val="{50EDD8D5-1323-42C8-BFE9-394B6FEA5DDC}"/>
-      </w:docPartPr>
-      <w:docPartBody>
-        <w:p>
-          <w:pPr>
-            <w:pStyle w:val="F63B26EB001D4544B797202B261D184A"/>
-          </w:pPr>
-          <w:r>
-            <w:t>$250</w:t>
-          </w:r>
-        </w:p>
-      </w:docPartBody>
-    </w:docPart>
-    <w:docPart>
-      <w:docPartPr>
-        <w:name w:val="836FC6882DF7449785FE319821D88D59"/>
-        <w:category>
-          <w:name w:val="General"/>
-          <w:gallery w:val="placeholder"/>
-        </w:category>
-        <w:types>
-          <w:type w:val="bbPlcHdr"/>
-        </w:types>
-        <w:behaviors>
-          <w:behavior w:val="content"/>
-        </w:behaviors>
-        <w:guid w:val="{A1409516-B44E-4889-AFB8-B817171796F8}"/>
-      </w:docPartPr>
-      <w:docPartBody>
-        <w:p>
-          <w:pPr>
-            <w:pStyle w:val="836FC6882DF7449785FE319821D88D59"/>
-          </w:pPr>
-          <w:r>
-            <w:t>$250</w:t>
-          </w:r>
-        </w:p>
-      </w:docPartBody>
-    </w:docPart>
-    <w:docPart>
-      <w:docPartPr>
-        <w:name w:val="A265ED316B0D495AA772BC5B99675D49"/>
-        <w:category>
-          <w:name w:val="General"/>
-          <w:gallery w:val="placeholder"/>
-        </w:category>
-        <w:types>
-          <w:type w:val="bbPlcHdr"/>
-        </w:types>
-        <w:behaviors>
-          <w:behavior w:val="content"/>
-        </w:behaviors>
-        <w:guid w:val="{29E6F8B1-B8A0-44AB-985C-8B18E3B72A73}"/>
-      </w:docPartPr>
-      <w:docPartBody>
-        <w:p>
-          <w:pPr>
-            <w:pStyle w:val="A265ED316B0D495AA772BC5B99675D49"/>
-          </w:pPr>
-          <w:r>
-            <w:t>$250</w:t>
-          </w:r>
-        </w:p>
-      </w:docPartBody>
-    </w:docPart>
-    <w:docPart>
-      <w:docPartPr>
-        <w:name w:val="732AA19917CF4156BFA20C76132655C6"/>
-        <w:category>
-          <w:name w:val="General"/>
-          <w:gallery w:val="placeholder"/>
-        </w:category>
-        <w:types>
-          <w:type w:val="bbPlcHdr"/>
-        </w:types>
-        <w:behaviors>
-          <w:behavior w:val="content"/>
-        </w:behaviors>
-        <w:guid w:val="{60FCCE69-CD55-46A5-9C30-2719F1E19C02}"/>
-      </w:docPartPr>
-      <w:docPartBody>
-        <w:p>
-          <w:pPr>
-            <w:pStyle w:val="732AA19917CF4156BFA20C76132655C6"/>
-          </w:pPr>
-          <w:r>
-            <w:t>$100</w:t>
-          </w:r>
-        </w:p>
-      </w:docPartBody>
-    </w:docPart>
-    <w:docPart>
-      <w:docPartPr>
-        <w:name w:val="F6D4012E9F1945648AAF457E56BE6270"/>
-        <w:category>
-          <w:name w:val="General"/>
-          <w:gallery w:val="placeholder"/>
-        </w:category>
-        <w:types>
-          <w:type w:val="bbPlcHdr"/>
-        </w:types>
-        <w:behaviors>
-          <w:behavior w:val="content"/>
-        </w:behaviors>
-        <w:guid w:val="{09962728-3C9F-4CF7-8DD6-B01CC7DEE18F}"/>
-      </w:docPartPr>
-      <w:docPartBody>
-        <w:p>
-          <w:pPr>
-            <w:pStyle w:val="F6D4012E9F1945648AAF457E56BE6270"/>
-          </w:pPr>
-          <w:r>
-            <w:t>$100</w:t>
-          </w:r>
-        </w:p>
-      </w:docPartBody>
-    </w:docPart>
-    <w:docPart>
-      <w:docPartPr>
-        <w:name w:val="2D97668719864F44BC3A26D469EECD06"/>
-        <w:category>
-          <w:name w:val="General"/>
-          <w:gallery w:val="placeholder"/>
-        </w:category>
-        <w:types>
-          <w:type w:val="bbPlcHdr"/>
-        </w:types>
-        <w:behaviors>
-          <w:behavior w:val="content"/>
-        </w:behaviors>
-        <w:guid w:val="{206DE183-B0B6-4571-8237-7698FB0176FE}"/>
-      </w:docPartPr>
-      <w:docPartBody>
-        <w:p>
-          <w:pPr>
-            <w:pStyle w:val="2D97668719864F44BC3A26D469EECD06"/>
-          </w:pPr>
-          <w:r>
-            <w:t>$100</w:t>
-          </w:r>
-        </w:p>
-      </w:docPartBody>
-    </w:docPart>
-    <w:docPart>
-      <w:docPartPr>
-        <w:name w:val="29B4366646924DE2898808F750EEAA12"/>
-        <w:category>
-          <w:name w:val="General"/>
-          <w:gallery w:val="placeholder"/>
-        </w:category>
-        <w:types>
-          <w:type w:val="bbPlcHdr"/>
-        </w:types>
-        <w:behaviors>
-          <w:behavior w:val="content"/>
-        </w:behaviors>
-        <w:guid w:val="{C8F77C99-82F1-4436-97DA-F12A46186191}"/>
-      </w:docPartPr>
-      <w:docPartBody>
-        <w:p>
-          <w:pPr>
-            <w:pStyle w:val="29B4366646924DE2898808F750EEAA12"/>
-          </w:pPr>
-          <w:r>
-            <w:t>$100</w:t>
-          </w:r>
-        </w:p>
-      </w:docPartBody>
-    </w:docPart>
-    <w:docPart>
-      <w:docPartPr>
-        <w:name w:val="FAE79841FC564A39B047103B840DB3BC"/>
-        <w:category>
-          <w:name w:val="General"/>
-          <w:gallery w:val="placeholder"/>
-        </w:category>
-        <w:types>
-          <w:type w:val="bbPlcHdr"/>
-        </w:types>
-        <w:behaviors>
-          <w:behavior w:val="content"/>
-        </w:behaviors>
-        <w:guid w:val="{7D477B65-35C4-40A0-8E40-62132051B672}"/>
-      </w:docPartPr>
-      <w:docPartBody>
-        <w:p>
-          <w:pPr>
-            <w:pStyle w:val="FAE79841FC564A39B047103B840DB3BC3"/>
-          </w:pPr>
-          <w:r>
-            <w:rPr>
-              <w:rStyle w:val="Strong"/>
-            </w:rPr>
-            <w:t>$10</w:t>
-          </w:r>
-        </w:p>
-      </w:docPartBody>
-    </w:docPart>
-    <w:docPart>
-      <w:docPartPr>
-        <w:name w:val="2C487C3CB125409A9354C06E6675474D"/>
-        <w:category>
-          <w:name w:val="General"/>
-          <w:gallery w:val="placeholder"/>
-        </w:category>
-        <w:types>
-          <w:type w:val="bbPlcHdr"/>
-        </w:types>
-        <w:behaviors>
-          <w:behavior w:val="content"/>
-        </w:behaviors>
-        <w:guid w:val="{06B5DB79-37CE-4840-A7B2-C4E3E35BC19D}"/>
-      </w:docPartPr>
-      <w:docPartBody>
-        <w:p>
-          <w:pPr>
-            <w:pStyle w:val="2C487C3CB125409A9354C06E6675474D3"/>
-          </w:pPr>
-          <w:r>
-            <w:rPr>
-              <w:rStyle w:val="Strong"/>
-            </w:rPr>
-            <w:t>$10</w:t>
-          </w:r>
-        </w:p>
-      </w:docPartBody>
-    </w:docPart>
-    <w:docPart>
-      <w:docPartPr>
-        <w:name w:val="5ED99BDBBF2A479BAEFBF07C2877B796"/>
-        <w:category>
-          <w:name w:val="General"/>
-          <w:gallery w:val="placeholder"/>
-        </w:category>
-        <w:types>
-          <w:type w:val="bbPlcHdr"/>
-        </w:types>
-        <w:behaviors>
-          <w:behavior w:val="content"/>
-        </w:behaviors>
-        <w:guid w:val="{0B829E55-AF57-4D82-8760-2909F378AFB6}"/>
-      </w:docPartPr>
-      <w:docPartBody>
-        <w:p>
-          <w:pPr>
-            <w:pStyle w:val="5ED99BDBBF2A479BAEFBF07C2877B7963"/>
-          </w:pPr>
-          <w:r>
-            <w:rPr>
-              <w:rStyle w:val="Strong"/>
-            </w:rPr>
-            <w:t>$10</w:t>
-          </w:r>
-        </w:p>
-      </w:docPartBody>
-    </w:docPart>
-    <w:docPart>
-      <w:docPartPr>
-        <w:name w:val="EBEA289CD1994B96877FDFCB32BD0440"/>
-        <w:category>
-          <w:name w:val="General"/>
-          <w:gallery w:val="placeholder"/>
-        </w:category>
-        <w:types>
-          <w:type w:val="bbPlcHdr"/>
-        </w:types>
-        <w:behaviors>
-          <w:behavior w:val="content"/>
-        </w:behaviors>
-        <w:guid w:val="{4BE21978-D3F4-4C6D-B58A-F0878E831B75}"/>
-      </w:docPartPr>
-      <w:docPartBody>
-        <w:p>
-          <w:pPr>
-            <w:pStyle w:val="EBEA289CD1994B96877FDFCB32BD04403"/>
-          </w:pPr>
-          <w:r>
-            <w:rPr>
-              <w:rStyle w:val="Strong"/>
-            </w:rPr>
-            <w:t>$10</w:t>
-          </w:r>
-        </w:p>
-      </w:docPartBody>
-    </w:docPart>
-    <w:docPart>
-      <w:docPartPr>
-        <w:name w:val="12AC1FD51F194683AC82A770DE013FFB"/>
-        <w:category>
-          <w:name w:val="General"/>
-          <w:gallery w:val="placeholder"/>
-        </w:category>
-        <w:types>
-          <w:type w:val="bbPlcHdr"/>
-        </w:types>
-        <w:behaviors>
-          <w:behavior w:val="content"/>
-        </w:behaviors>
-        <w:guid w:val="{A2360B57-C2B0-4DD3-A8FF-FDB37391186F}"/>
-      </w:docPartPr>
-      <w:docPartBody>
-        <w:p>
-          <w:pPr>
-            <w:pStyle w:val="12AC1FD51F194683AC82A770DE013FFB3"/>
-          </w:pPr>
-          <w:r>
-            <w:rPr>
-              <w:rStyle w:val="Strong"/>
-            </w:rPr>
-            <w:t>$10</w:t>
-          </w:r>
-        </w:p>
-      </w:docPartBody>
-    </w:docPart>
-    <w:docPart>
-      <w:docPartPr>
-        <w:name w:val="5B9676AF0EAE41378BE12989E610EE0E"/>
-        <w:category>
-          <w:name w:val="General"/>
-          <w:gallery w:val="placeholder"/>
-        </w:category>
-        <w:types>
-          <w:type w:val="bbPlcHdr"/>
-        </w:types>
-        <w:behaviors>
-          <w:behavior w:val="content"/>
-        </w:behaviors>
-        <w:guid w:val="{6EA88229-F656-4B2B-ADC5-4731FF70E60C}"/>
-      </w:docPartPr>
-      <w:docPartBody>
-        <w:p>
-          <w:pPr>
-            <w:pStyle w:val="5B9676AF0EAE41378BE12989E610EE0E3"/>
-          </w:pPr>
-          <w:r>
-            <w:rPr>
-              <w:rStyle w:val="Strong"/>
-            </w:rPr>
-            <w:t>$10</w:t>
-          </w:r>
-        </w:p>
-      </w:docPartBody>
-    </w:docPart>
-    <w:docPart>
-      <w:docPartPr>
-        <w:name w:val="9DA6925476F34EC2B7D5393F61D16042"/>
-        <w:category>
-          <w:name w:val="General"/>
-          <w:gallery w:val="placeholder"/>
-        </w:category>
-        <w:types>
-          <w:type w:val="bbPlcHdr"/>
-        </w:types>
-        <w:behaviors>
-          <w:behavior w:val="content"/>
-        </w:behaviors>
-        <w:guid w:val="{E2E43DFE-653A-47EB-8ABA-C1C9C9E0ED8E}"/>
-      </w:docPartPr>
-      <w:docPartBody>
-        <w:p>
-          <w:pPr>
-            <w:pStyle w:val="9DA6925476F34EC2B7D5393F61D160423"/>
-          </w:pPr>
-          <w:r>
-            <w:rPr>
-              <w:rStyle w:val="Strong"/>
-            </w:rPr>
-            <w:t>$10</w:t>
-          </w:r>
-        </w:p>
-      </w:docPartBody>
-    </w:docPart>
-    <w:docPart>
-      <w:docPartPr>
-        <w:name w:val="5A0739AB88FE48C7905DAC765998BA52"/>
-        <w:category>
-          <w:name w:val="General"/>
-          <w:gallery w:val="placeholder"/>
-        </w:category>
-        <w:types>
-          <w:type w:val="bbPlcHdr"/>
-        </w:types>
-        <w:behaviors>
-          <w:behavior w:val="content"/>
-        </w:behaviors>
-        <w:guid w:val="{7CDD4374-858F-4163-AE45-FB3838A868AB}"/>
-      </w:docPartPr>
-      <w:docPartBody>
-        <w:p>
-          <w:pPr>
-            <w:pStyle w:val="5A0739AB88FE48C7905DAC765998BA523"/>
-          </w:pPr>
-          <w:r>
-            <w:rPr>
-              <w:rStyle w:val="Strong"/>
-            </w:rPr>
-            <w:t>$10</w:t>
-          </w:r>
-        </w:p>
-      </w:docPartBody>
-    </w:docPart>
-    <w:docPart>
-      <w:docPartPr>
-        <w:name w:val="2B5F6BF8F9CA44DD81C11266D7C0ECA9"/>
-        <w:category>
-          <w:name w:val="General"/>
-          <w:gallery w:val="placeholder"/>
-        </w:category>
-        <w:types>
-          <w:type w:val="bbPlcHdr"/>
-        </w:types>
-        <w:behaviors>
-          <w:behavior w:val="content"/>
-        </w:behaviors>
-        <w:guid w:val="{12332DF8-658C-453B-9BBB-8DBD762C50E5}"/>
-      </w:docPartPr>
-      <w:docPartBody>
-        <w:p>
-          <w:pPr>
-            <w:pStyle w:val="2B5F6BF8F9CA44DD81C11266D7C0ECA93"/>
-          </w:pPr>
-          <w:r>
-            <w:rPr>
-              <w:rStyle w:val="Strong"/>
-            </w:rPr>
-            <w:t>$10</w:t>
-          </w:r>
-        </w:p>
-      </w:docPartBody>
-    </w:docPart>
-    <w:docPart>
-      <w:docPartPr>
-        <w:name w:val="EEA884E27CE943DFA835B4E6CD2AB792"/>
-        <w:category>
-          <w:name w:val="General"/>
-          <w:gallery w:val="placeholder"/>
-        </w:category>
-        <w:types>
-          <w:type w:val="bbPlcHdr"/>
-        </w:types>
-        <w:behaviors>
-          <w:behavior w:val="content"/>
-        </w:behaviors>
-        <w:guid w:val="{493097AB-877C-4BDC-89B1-689AF05675D0}"/>
-      </w:docPartPr>
-      <w:docPartBody>
-        <w:p>
-          <w:r>
-            <w:t>$500</w:t>
-          </w:r>
-        </w:p>
-      </w:docPartBody>
-    </w:docPart>
-    <w:docPart>
-      <w:docPartPr>
-        <w:name w:val="349E1A31CEC0420F98B30EED355E9D8A"/>
-        <w:category>
-          <w:name w:val="General"/>
-          <w:gallery w:val="placeholder"/>
-        </w:category>
-        <w:types>
-          <w:type w:val="bbPlcHdr"/>
-        </w:types>
-        <w:behaviors>
-          <w:behavior w:val="content"/>
-        </w:behaviors>
-        <w:guid w:val="{22C73C79-3C1C-425D-A4CF-598EC98D61DD}"/>
-      </w:docPartPr>
-      <w:docPartBody>
-        <w:p>
-          <w:r>
-            <w:t>$250</w:t>
-          </w:r>
-        </w:p>
-      </w:docPartBody>
-    </w:docPart>
-    <w:docPart>
-      <w:docPartPr>
-        <w:name w:val="A1C708154D4344F8A9A52C61054E8194"/>
-        <w:category>
-          <w:name w:val="General"/>
-          <w:gallery w:val="placeholder"/>
-        </w:category>
-        <w:types>
-          <w:type w:val="bbPlcHdr"/>
-        </w:types>
-        <w:behaviors>
-          <w:behavior w:val="content"/>
-        </w:behaviors>
-        <w:guid w:val="{4998174C-79A0-413D-8AD3-83DC07304B57}"/>
-      </w:docPartPr>
-      <w:docPartBody>
-        <w:p>
-          <w:r>
-            <w:t>$100</w:t>
-          </w:r>
-        </w:p>
-      </w:docPartBody>
-    </w:docPart>
-    <w:docPart>
-      <w:docPartPr>
-        <w:name w:val="A6141692578B4609B3AC0D058672D5C0"/>
-        <w:category>
-          <w:name w:val="General"/>
-          <w:gallery w:val="placeholder"/>
-        </w:category>
-        <w:types>
-          <w:type w:val="bbPlcHdr"/>
-        </w:types>
-        <w:behaviors>
-          <w:behavior w:val="content"/>
-        </w:behaviors>
-        <w:guid w:val="{9A39AF33-2875-4D2D-9C05-736B28EF21C1}"/>
-      </w:docPartPr>
-      <w:docPartBody>
-        <w:p>
-          <w:pPr>
-            <w:pStyle w:val="A6141692578B4609B3AC0D058672D5C02"/>
-          </w:pPr>
-          <w:r>
-            <w:rPr>
-              <w:rStyle w:val="Strong"/>
-            </w:rPr>
-            <w:t>$10</w:t>
-          </w:r>
-        </w:p>
-      </w:docPartBody>
-    </w:docPart>
-    <w:docPart>
-      <w:docPartPr>
-        <w:name w:val="1DCCBC88686740D3B162987036F54288"/>
-        <w:category>
-          <w:name w:val="General"/>
-          <w:gallery w:val="placeholder"/>
-        </w:category>
-        <w:types>
-          <w:type w:val="bbPlcHdr"/>
-        </w:types>
-        <w:behaviors>
-          <w:behavior w:val="content"/>
-        </w:behaviors>
-        <w:guid w:val="{B3989C70-2A98-476E-98B3-3F8359E4B367}"/>
-      </w:docPartPr>
-      <w:docPartBody>
-        <w:p>
-          <w:r>
-            <w:t>1st Prize</w:t>
-          </w:r>
-        </w:p>
-      </w:docPartBody>
-    </w:docPart>
-    <w:docPart>
-      <w:docPartPr>
-        <w:name w:val="699C10EBE66A4CD4B7560510BAF5D68B"/>
-        <w:category>
-          <w:name w:val="General"/>
-          <w:gallery w:val="placeholder"/>
-        </w:category>
-        <w:types>
-          <w:type w:val="bbPlcHdr"/>
-        </w:types>
-        <w:behaviors>
-          <w:behavior w:val="content"/>
-        </w:behaviors>
-        <w:guid w:val="{109B257C-1291-4168-A101-66457C4DE617}"/>
-      </w:docPartPr>
-      <w:docPartBody>
-        <w:p>
-          <w:pPr>
-            <w:pStyle w:val="699C10EBE66A4CD4B7560510BAF5D68B"/>
-          </w:pPr>
-          <w:r>
-            <w:t>1st Prize</w:t>
-          </w:r>
-        </w:p>
-      </w:docPartBody>
-    </w:docPart>
-    <w:docPart>
-      <w:docPartPr>
-        <w:name w:val="EB9A4E73B4274C219AEB3A78242FF808"/>
-        <w:category>
-          <w:name w:val="General"/>
-          <w:gallery w:val="placeholder"/>
-        </w:category>
-        <w:types>
-          <w:type w:val="bbPlcHdr"/>
-        </w:types>
-        <w:behaviors>
-          <w:behavior w:val="content"/>
-        </w:behaviors>
-        <w:guid w:val="{D38A89BF-A876-4FF8-8A80-52BB8020C682}"/>
-      </w:docPartPr>
-      <w:docPartBody>
-        <w:p>
-          <w:pPr>
-            <w:pStyle w:val="EB9A4E73B4274C219AEB3A78242FF808"/>
-          </w:pPr>
-          <w:r>
-            <w:t>1st Prize</w:t>
-          </w:r>
-        </w:p>
-      </w:docPartBody>
-    </w:docPart>
-    <w:docPart>
-      <w:docPartPr>
-        <w:name w:val="F61829A13AD64B16A12A491C83C3582C"/>
-        <w:category>
-          <w:name w:val="General"/>
-          <w:gallery w:val="placeholder"/>
-        </w:category>
-        <w:types>
-          <w:type w:val="bbPlcHdr"/>
-        </w:types>
-        <w:behaviors>
-          <w:behavior w:val="content"/>
-        </w:behaviors>
-        <w:guid w:val="{CBF919C2-A61E-46E9-A8AB-969002AB002B}"/>
-      </w:docPartPr>
-      <w:docPartBody>
-        <w:p>
-          <w:pPr>
-            <w:pStyle w:val="F61829A13AD64B16A12A491C83C3582C"/>
-          </w:pPr>
-          <w:r>
-            <w:t>1st Prize</w:t>
-          </w:r>
-        </w:p>
-      </w:docPartBody>
-    </w:docPart>
-    <w:docPart>
-      <w:docPartPr>
-        <w:name w:val="4396EBC0670F4E04AE130354C46AAE15"/>
-        <w:category>
-          <w:name w:val="General"/>
-          <w:gallery w:val="placeholder"/>
-        </w:category>
-        <w:types>
-          <w:type w:val="bbPlcHdr"/>
-        </w:types>
-        <w:behaviors>
-          <w:behavior w:val="content"/>
-        </w:behaviors>
-        <w:guid w:val="{A1D28ABA-B45A-4423-90A1-1FFC579F73AF}"/>
-      </w:docPartPr>
-      <w:docPartBody>
-        <w:p>
-          <w:pPr>
-            <w:pStyle w:val="4396EBC0670F4E04AE130354C46AAE15"/>
-          </w:pPr>
-          <w:r>
-            <w:t>1st Prize</w:t>
-          </w:r>
-        </w:p>
-      </w:docPartBody>
-    </w:docPart>
-    <w:docPart>
-      <w:docPartPr>
-        <w:name w:val="D650F7E6F028434F8A7076D4B9BCD24F"/>
-        <w:category>
-          <w:name w:val="General"/>
-          <w:gallery w:val="placeholder"/>
-        </w:category>
-        <w:types>
-          <w:type w:val="bbPlcHdr"/>
-        </w:types>
-        <w:behaviors>
-          <w:behavior w:val="content"/>
-        </w:behaviors>
-        <w:guid w:val="{BA3CBB7D-C2C6-4769-92B4-BB2BF77D3049}"/>
-      </w:docPartPr>
-      <w:docPartBody>
-        <w:p>
-          <w:pPr>
-            <w:pStyle w:val="D650F7E6F028434F8A7076D4B9BCD24F"/>
-          </w:pPr>
-          <w:r>
-            <w:t>2nd PRize</w:t>
-          </w:r>
-        </w:p>
-      </w:docPartBody>
-    </w:docPart>
-    <w:docPart>
-      <w:docPartPr>
-        <w:name w:val="BDE44060468849A29A4BD7AAFDC5CCBF"/>
-        <w:category>
-          <w:name w:val="General"/>
-          <w:gallery w:val="placeholder"/>
-        </w:category>
-        <w:types>
-          <w:type w:val="bbPlcHdr"/>
-        </w:types>
-        <w:behaviors>
-          <w:behavior w:val="content"/>
-        </w:behaviors>
-        <w:guid w:val="{7E3C60EB-B2A7-416F-BCD3-895E2DB30687}"/>
-      </w:docPartPr>
-      <w:docPartBody>
-        <w:p>
-          <w:pPr>
-            <w:pStyle w:val="BDE44060468849A29A4BD7AAFDC5CCBF"/>
-          </w:pPr>
-          <w:r>
-            <w:t>2nd PRize</w:t>
-          </w:r>
-        </w:p>
-      </w:docPartBody>
-    </w:docPart>
-    <w:docPart>
-      <w:docPartPr>
-        <w:name w:val="A1FE032C361941848F4D97EA26F56047"/>
-        <w:category>
-          <w:name w:val="General"/>
-          <w:gallery w:val="placeholder"/>
-        </w:category>
-        <w:types>
-          <w:type w:val="bbPlcHdr"/>
-        </w:types>
-        <w:behaviors>
-          <w:behavior w:val="content"/>
-        </w:behaviors>
-        <w:guid w:val="{6A7228F9-0C89-4B9E-83D5-98C12B1F02C0}"/>
-      </w:docPartPr>
-      <w:docPartBody>
-        <w:p>
-          <w:pPr>
-            <w:pStyle w:val="A1FE032C361941848F4D97EA26F56047"/>
-          </w:pPr>
-          <w:r>
-            <w:t>2nd PRize</w:t>
-          </w:r>
-        </w:p>
-      </w:docPartBody>
-    </w:docPart>
-    <w:docPart>
-      <w:docPartPr>
-        <w:name w:val="6E0D9C8CCD4B437191A52FE6FD9AD0F8"/>
-        <w:category>
-          <w:name w:val="General"/>
-          <w:gallery w:val="placeholder"/>
-        </w:category>
-        <w:types>
-          <w:type w:val="bbPlcHdr"/>
-        </w:types>
-        <w:behaviors>
-          <w:behavior w:val="content"/>
-        </w:behaviors>
-        <w:guid w:val="{81CC30F7-27CA-4EBC-B285-A4F0B5C5AF01}"/>
-      </w:docPartPr>
-      <w:docPartBody>
-        <w:p>
-          <w:pPr>
-            <w:pStyle w:val="6E0D9C8CCD4B437191A52FE6FD9AD0F8"/>
-          </w:pPr>
-          <w:r>
-            <w:t>2nd PRize</w:t>
-          </w:r>
-        </w:p>
-      </w:docPartBody>
-    </w:docPart>
-    <w:docPart>
-      <w:docPartPr>
-        <w:name w:val="940067C9108248258E625BBD387DB3BB"/>
-        <w:category>
-          <w:name w:val="General"/>
-          <w:gallery w:val="placeholder"/>
-        </w:category>
-        <w:types>
-          <w:type w:val="bbPlcHdr"/>
-        </w:types>
-        <w:behaviors>
-          <w:behavior w:val="content"/>
-        </w:behaviors>
-        <w:guid w:val="{DDDD74B6-FAB9-4991-A333-0AF3753C87ED}"/>
-      </w:docPartPr>
-      <w:docPartBody>
-        <w:p>
-          <w:pPr>
-            <w:pStyle w:val="940067C9108248258E625BBD387DB3BB"/>
-          </w:pPr>
-          <w:r>
-            <w:t>3rd PRize</w:t>
-          </w:r>
-        </w:p>
-      </w:docPartBody>
-    </w:docPart>
-    <w:docPart>
-      <w:docPartPr>
-        <w:name w:val="ED043D90C8494596AD537141A2C6D1C6"/>
-        <w:category>
-          <w:name w:val="General"/>
-          <w:gallery w:val="placeholder"/>
-        </w:category>
-        <w:types>
-          <w:type w:val="bbPlcHdr"/>
-        </w:types>
-        <w:behaviors>
-          <w:behavior w:val="content"/>
-        </w:behaviors>
-        <w:guid w:val="{3ECA437C-1AE5-4F0D-B567-7B874482F185}"/>
-      </w:docPartPr>
-      <w:docPartBody>
-        <w:p>
-          <w:pPr>
-            <w:pStyle w:val="ED043D90C8494596AD537141A2C6D1C6"/>
-          </w:pPr>
-          <w:r>
-            <w:t>3rd PRize</w:t>
-          </w:r>
-        </w:p>
-      </w:docPartBody>
-    </w:docPart>
-    <w:docPart>
-      <w:docPartPr>
-        <w:name w:val="2C653525629146B68AC4E05B9C9F8C4F"/>
-        <w:category>
-          <w:name w:val="General"/>
-          <w:gallery w:val="placeholder"/>
-        </w:category>
-        <w:types>
-          <w:type w:val="bbPlcHdr"/>
-        </w:types>
-        <w:behaviors>
-          <w:behavior w:val="content"/>
-        </w:behaviors>
-        <w:guid w:val="{C51F7D5A-C415-4F9B-8894-D4F7E81AC886}"/>
-      </w:docPartPr>
-      <w:docPartBody>
-        <w:p>
-          <w:pPr>
-            <w:pStyle w:val="2C653525629146B68AC4E05B9C9F8C4F"/>
-          </w:pPr>
-          <w:r>
-            <w:t>3rd PRize</w:t>
-          </w:r>
-        </w:p>
-      </w:docPartBody>
-    </w:docPart>
-    <w:docPart>
-      <w:docPartPr>
-        <w:name w:val="608D856613384787A3CB2141CA5ABC8D"/>
-        <w:category>
-          <w:name w:val="General"/>
-          <w:gallery w:val="placeholder"/>
-        </w:category>
-        <w:types>
-          <w:type w:val="bbPlcHdr"/>
-        </w:types>
-        <w:behaviors>
-          <w:behavior w:val="content"/>
-        </w:behaviors>
-        <w:guid w:val="{B430A39C-36C9-44BF-BFD1-B8B32885BFE5}"/>
-      </w:docPartPr>
-      <w:docPartBody>
-        <w:p>
-          <w:pPr>
-            <w:pStyle w:val="608D856613384787A3CB2141CA5ABC8D"/>
-          </w:pPr>
-          <w:r>
-            <w:t>3rd PRize</w:t>
-          </w:r>
-        </w:p>
-      </w:docPartBody>
-    </w:docPart>
-    <w:docPart>
-      <w:docPartPr>
-        <w:name w:val="A67D774F73D74B9A88260D21DE0EA629"/>
-        <w:category>
-          <w:name w:val="General"/>
-          <w:gallery w:val="placeholder"/>
-        </w:category>
-        <w:types>
-          <w:type w:val="bbPlcHdr"/>
-        </w:types>
-        <w:behaviors>
-          <w:behavior w:val="content"/>
-        </w:behaviors>
-        <w:guid w:val="{7F218415-15ED-48CF-B32D-CDA61DC7495A}"/>
-      </w:docPartPr>
-      <w:docPartBody>
-        <w:p>
-          <w:r>
-            <w:t>2nd PRize</w:t>
-          </w:r>
-        </w:p>
-      </w:docPartBody>
-    </w:docPart>
-    <w:docPart>
-      <w:docPartPr>
-        <w:name w:val="9F03F06BC4AD4C4EA9C5D66A450F95B3"/>
-        <w:category>
-          <w:name w:val="General"/>
-          <w:gallery w:val="placeholder"/>
-        </w:category>
-        <w:types>
-          <w:type w:val="bbPlcHdr"/>
-        </w:types>
-        <w:behaviors>
-          <w:behavior w:val="content"/>
-        </w:behaviors>
-        <w:guid w:val="{750B0CA0-3706-4974-A149-DA1FFD07CDC9}"/>
-      </w:docPartPr>
-      <w:docPartBody>
-        <w:p>
-          <w:r>
-            <w:t>3rd PRize</w:t>
-          </w:r>
-        </w:p>
-      </w:docPartBody>
-    </w:docPart>
-  </w:docParts>
-</w:glossaryDocument>
-</file>
-
-<file path=word/glossary/fontTable.xml><?xml version="1.0" encoding="utf-8"?>
-<w:fonts xmlns:mc="http://schemas.openxmlformats.org/markup-compatibility/2006" xmlns:r="http://schemas.openxmlformats.org/officeDocument/2006/relationships" xmlns:w="http://schemas.openxmlformats.org/wordprocessingml/2006/main" xmlns:w14="http://schemas.microsoft.com/office/word/2010/wordml" xmlns:w15="http://schemas.microsoft.com/office/word/2012/wordml" xmlns:w16cex="http://schemas.microsoft.com/office/word/2018/wordml/cex" xmlns:w16cid="http://schemas.microsoft.com/office/word/2016/wordml/cid" xmlns:w16="http://schemas.microsoft.com/office/word/2018/wordml" xmlns:w16sdtdh="http://schemas.microsoft.com/office/word/2020/wordml/sdtdatahash" xmlns:w16se="http://schemas.microsoft.com/office/word/2015/wordml/symex" mc:Ignorable="w14 w15 w16se w16cid w16 w16cex w16sdtdh">
-  <w:font w:name="Tahoma">
-    <w:panose1 w:val="020B0604030504040204"/>
-    <w:charset w:val="00"/>
-    <w:family w:val="swiss"/>
-    <w:pitch w:val="variable"/>
-    <w:sig w:usb0="E1002EFF" w:usb1="C000605B" w:usb2="00000029" w:usb3="00000000" w:csb0="000101FF" w:csb1="00000000"/>
-  </w:font>
-  <w:font w:name="Times New Roman">
-    <w:panose1 w:val="02020603050405020304"/>
-    <w:charset w:val="00"/>
-    <w:family w:val="roman"/>
-    <w:pitch w:val="variable"/>
-    <w:sig w:usb0="E0002EFF" w:usb1="C000785B" w:usb2="00000009" w:usb3="00000000" w:csb0="000001FF" w:csb1="00000000"/>
-  </w:font>
-  <w:font w:name="Bookman Old Style">
-    <w:panose1 w:val="02050604050505020204"/>
-    <w:charset w:val="00"/>
-    <w:family w:val="roman"/>
-    <w:pitch w:val="variable"/>
-    <w:sig w:usb0="00000287" w:usb1="00000000" w:usb2="00000000" w:usb3="00000000" w:csb0="0000009F" w:csb1="00000000"/>
-  </w:font>
-  <w:font w:name="Segoe UI">
-    <w:panose1 w:val="020B0502040204020203"/>
-    <w:charset w:val="00"/>
-    <w:family w:val="swiss"/>
-    <w:pitch w:val="variable"/>
-    <w:sig w:usb0="E4002EFF" w:usb1="C000E47F" w:usb2="00000009" w:usb3="00000000" w:csb0="000001FF" w:csb1="00000000"/>
-  </w:font>
-  <w:font w:name="Aptos">
-    <w:charset w:val="00"/>
-    <w:family w:val="swiss"/>
-    <w:pitch w:val="variable"/>
-    <w:sig w:usb0="20000287" w:usb1="00000003" w:usb2="00000000" w:usb3="00000000" w:csb0="0000019F" w:csb1="00000000"/>
-  </w:font>
-  <w:font w:name="Aptos Display">
-    <w:charset w:val="00"/>
-    <w:family w:val="swiss"/>
-    <w:pitch w:val="variable"/>
-    <w:sig w:usb0="20000287" w:usb1="00000003" w:usb2="00000000" w:usb3="00000000" w:csb0="0000019F" w:csb1="00000000"/>
-  </w:font>
-</w:fonts>
-</file>
-
-<file path=word/glossary/settings2.xml><?xml version="1.0" encoding="utf-8"?>
-<w:settings xmlns:mc="http://schemas.openxmlformats.org/markup-compatibility/2006" xmlns:o="urn:schemas-microsoft-com:office:office" xmlns:r="http://schemas.openxmlformats.org/officeDocument/2006/relationships" xmlns:m="http://schemas.openxmlformats.org/officeDocument/2006/math" xmlns:v="urn:schemas-microsoft-com:vml" xmlns:w10="urn:schemas-microsoft-com:office:word" xmlns:w="http://schemas.openxmlformats.org/wordprocessingml/2006/main" xmlns:w14="http://schemas.microsoft.com/office/word/2010/wordml" xmlns:w15="http://schemas.microsoft.com/office/word/2012/wordml" xmlns:w16cex="http://schemas.microsoft.com/office/word/2018/wordml/cex" xmlns:w16cid="http://schemas.microsoft.com/office/word/2016/wordml/cid" xmlns:w16="http://schemas.microsoft.com/office/word/2018/wordml" xmlns:w16sdtdh="http://schemas.microsoft.com/office/word/2020/wordml/sdtdatahash" xmlns:w16se="http://schemas.microsoft.com/office/word/2015/wordml/symex" xmlns:sl="http://schemas.openxmlformats.org/schemaLibrary/2006/main" mc:Ignorable="w14 w15 w16se w16cid w16 w16cex w16sdtdh">
-  <w:view w:val="normal"/>
-  <w:revisionView w:insDel="0" w:formatting="0"/>
-  <w:defaultTabStop w:val="720"/>
-  <w:characterSpacingControl w:val="doNotCompress"/>
-  <w:compat>
-    <w:useFELayout/>
-    <w:compatSetting w:name="compatibilityMode" w:uri="http://schemas.microsoft.com/office/word" w:val="15"/>
-    <w:compatSetting w:name="overrideTableStyleFontSizeAndJustification" w:uri="http://schemas.microsoft.com/office/word" w:val="1"/>
-    <w:compatSetting w:name="enableOpenTypeFeatures" w:uri="http://schemas.microsoft.com/office/word" w:val="1"/>
-    <w:compatSetting w:name="doNotFlipMirrorIndents" w:uri="http://schemas.microsoft.com/office/word" w:val="1"/>
-    <w:compatSetting w:name="differentiateMultirowTableHeaders" w:uri="http://schemas.microsoft.com/office/word" w:val="1"/>
-    <w:compatSetting w:name="useWord2013TrackBottomHyphenation" w:uri="http://schemas.microsoft.com/office/word" w:val="1"/>
-  </w:compat>
-  <w:rsids>
-    <w:rsidRoot w:val="008D083A"/>
-    <w:rsid w:val="00115FF5"/>
-    <w:rsid w:val="00152739"/>
-    <w:rsid w:val="00167D04"/>
-    <w:rsid w:val="001C5413"/>
-    <w:rsid w:val="004E7D61"/>
-    <w:rsid w:val="004F171B"/>
-    <w:rsid w:val="00795921"/>
-    <w:rsid w:val="008D083A"/>
-    <w:rsid w:val="009E60A9"/>
-    <w:rsid w:val="00BA4A1F"/>
-    <w:rsid w:val="00BE713D"/>
-    <w:rsid w:val="00F95ED6"/>
-  </w:rsids>
-  <m:mathPr>
-    <m:mathFont m:val="Cambria Math"/>
-    <m:brkBin m:val="before"/>
-    <m:brkBinSub m:val="--"/>
-    <m:smallFrac m:val="0"/>
-    <m:dispDef/>
-    <m:lMargin m:val="0"/>
-    <m:rMargin m:val="0"/>
-    <m:defJc m:val="centerGroup"/>
-    <m:wrapIndent m:val="1440"/>
-    <m:intLim m:val="subSup"/>
-    <m:naryLim m:val="undOvr"/>
-  </m:mathPr>
-  <w:themeFontLang w:val="en-US"/>
-  <w:clrSchemeMapping w:bg1="light1" w:t1="dark1" w:bg2="light2" w:t2="dark2" w:accent1="accent1" w:accent2="accent2" w:accent3="accent3" w:accent4="accent4" w:accent5="accent5" w:accent6="accent6" w:hyperlink="hyperlink" w:followedHyperlink="followedHyperlink"/>
-  <w:decimalSymbol w:val="."/>
-  <w:listSeparator w:val=","/>
-  <w15:chartTrackingRefBased/>
-</w:settings>
-</file>
-
-<file path=word/glossary/styles.xml><?xml version="1.0" encoding="utf-8"?>
-<w:styles xmlns:mc="http://schemas.openxmlformats.org/markup-compatibility/2006" xmlns:r="http://schemas.openxmlformats.org/officeDocument/2006/relationships" xmlns:w="http://schemas.openxmlformats.org/wordprocessingml/2006/main" xmlns:w14="http://schemas.microsoft.com/office/word/2010/wordml" xmlns:w15="http://schemas.microsoft.com/office/word/2012/wordml" xmlns:w16cex="http://schemas.microsoft.com/office/word/2018/wordml/cex" xmlns:w16cid="http://schemas.microsoft.com/office/word/2016/wordml/cid" xmlns:w16="http://schemas.microsoft.com/office/word/2018/wordml" xmlns:w16sdtdh="http://schemas.microsoft.com/office/word/2020/wordml/sdtdatahash" xmlns:w16se="http://schemas.microsoft.com/office/word/2015/wordml/symex" mc:Ignorable="w14 w15 w16se w16cid w16 w16cex w16sdtdh">
-  <w:docDefaults>
-    <w:rPrDefault>
-      <w:rPr>
-        <w:rFonts w:asciiTheme="minorHAnsi" w:eastAsiaTheme="minorEastAsia" w:hAnsiTheme="minorHAnsi" w:cstheme="minorBidi"/>
-        <w:kern w:val="2"/>
-        <w:sz w:val="22"/>
-        <w:szCs w:val="22"/>
-        <w:lang w:val="en-US" w:eastAsia="en-US" w:bidi="ar-SA"/>
-        <w14:ligatures w14:val="standardContextual"/>
-      </w:rPr>
-    </w:rPrDefault>
-    <w:pPrDefault>
-      <w:pPr>
-        <w:spacing w:after="160" w:line="259" w:lineRule="auto"/>
-      </w:pPr>
-    </w:pPrDefault>
-  </w:docDefaults>
-  <w:latentStyles w:defLockedState="0" w:defUIPriority="99" w:defSemiHidden="0" w:defUnhideWhenUsed="0" w:defQFormat="0" w:count="376">
-    <w:lsdException w:name="Normal" w:uiPriority="0" w:qFormat="1"/>
-    <w:lsdException w:name="heading 1" w:uiPriority="9" w:qFormat="1"/>
-    <w:lsdException w:name="heading 2" w:semiHidden="1" w:uiPriority="9" w:unhideWhenUsed="1" w:qFormat="1"/>
-    <w:lsdException w:name="heading 3" w:semiHidden="1" w:uiPriority="9" w:unhideWhenUsed="1" w:qFormat="1"/>
-    <w:lsdException w:name="heading 4" w:semiHidden="1" w:uiPriority="9" w:unhideWhenUsed="1" w:qFormat="1"/>
-    <w:lsdException w:name="heading 5" w:semiHidden="1" w:uiPriority="9" w:unhideWhenUsed="1" w:qFormat="1"/>
-    <w:lsdException w:name="heading 6" w:semiHidden="1" w:uiPriority="9" w:unhideWhenUsed="1" w:qFormat="1"/>
-    <w:lsdException w:name="heading 7" w:semiHidden="1" w:uiPriority="9" w:unhideWhenUsed="1" w:qFormat="1"/>
-    <w:lsdException w:name="heading 8" w:semiHidden="1" w:uiPriority="9" w:unhideWhenUsed="1" w:qFormat="1"/>
-    <w:lsdException w:name="heading 9" w:semiHidden="1" w:uiPriority="9" w:unhideWhenUsed="1" w:qFormat="1"/>
-    <w:lsdException w:name="index 1" w:semiHidden="1" w:unhideWhenUsed="1"/>
-    <w:lsdException w:name="index 2" w:semiHidden="1" w:unhideWhenUsed="1"/>
-    <w:lsdException w:name="index 3" w:semiHidden="1" w:unhideWhenUsed="1"/>
-    <w:lsdException w:name="index 4" w:semiHidden="1" w:unhideWhenUsed="1"/>
-    <w:lsdException w:name="index 5" w:semiHidden="1" w:unhideWhenUsed="1"/>
-    <w:lsdException w:name="index 6" w:semiHidden="1" w:unhideWhenUsed="1"/>
-    <w:lsdException w:name="index 7" w:semiHidden="1" w:unhideWhenUsed="1"/>
-    <w:lsdException w:name="index 8" w:semiHidden="1" w:unhideWhenUsed="1"/>
-    <w:lsdException w:name="index 9" w:semiHidden="1" w:unhideWhenUsed="1"/>
-    <w:lsdException w:name="toc 1" w:semiHidden="1" w:uiPriority="39" w:unhideWhenUsed="1"/>
-    <w:lsdException w:name="toc 2" w:semiHidden="1" w:uiPriority="39" w:unhideWhenUsed="1"/>
-    <w:lsdException w:name="toc 3" w:semiHidden="1" w:uiPriority="39" w:unhideWhenUsed="1"/>
-    <w:lsdException w:name="toc 4" w:semiHidden="1" w:uiPriority="39" w:unhideWhenUsed="1"/>
-    <w:lsdException w:name="toc 5" w:semiHidden="1" w:uiPriority="39" w:unhideWhenUsed="1"/>
-    <w:lsdException w:name="toc 6" w:semiHidden="1" w:uiPriority="39" w:unhideWhenUsed="1"/>
-    <w:lsdException w:name="toc 7" w:semiHidden="1" w:uiPriority="39" w:unhideWhenUsed="1"/>
-    <w:lsdException w:name="toc 8" w:semiHidden="1" w:uiPriority="39" w:unhideWhenUsed="1"/>
-    <w:lsdException w:name="toc 9" w:semiHidden="1" w:uiPriority="39" w:unhideWhenUsed="1"/>
-    <w:lsdException w:name="Normal Indent" w:semiHidden="1" w:unhideWhenUsed="1"/>
-    <w:lsdException w:name="footnote text" w:semiHidden="1" w:unhideWhenUsed="1"/>
-    <w:lsdException w:name="annotation text" w:semiHidden="1" w:unhideWhenUsed="1"/>
-    <w:lsdException w:name="header" w:semiHidden="1" w:unhideWhenUsed="1"/>
-    <w:lsdException w:name="footer" w:semiHidden="1" w:unhideWhenUsed="1"/>
-    <w:lsdException w:name="index heading" w:semiHidden="1" w:unhideWhenUsed="1"/>
-    <w:lsdException w:name="caption" w:semiHidden="1" w:uiPriority="35" w:unhideWhenUsed="1" w:qFormat="1"/>
-    <w:lsdException w:name="table of figures" w:semiHidden="1" w:unhideWhenUsed="1"/>
-    <w:lsdException w:name="envelope address" w:semiHidden="1" w:unhideWhenUsed="1"/>
-    <w:lsdException w:name="envelope return" w:semiHidden="1" w:unhideWhenUsed="1"/>
-    <w:lsdException w:name="footnote reference" w:semiHidden="1" w:unhideWhenUsed="1"/>
-    <w:lsdException w:name="annotation reference" w:semiHidden="1" w:unhideWhenUsed="1"/>
-    <w:lsdException w:name="line number" w:semiHidden="1" w:unhideWhenUsed="1"/>
-    <w:lsdException w:name="page number" w:semiHidden="1" w:unhideWhenUsed="1"/>
-    <w:lsdException w:name="endnote reference" w:semiHidden="1" w:unhideWhenUsed="1"/>
-    <w:lsdException w:name="endnote text" w:semiHidden="1" w:unhideWhenUsed="1"/>
-    <w:lsdException w:name="table of authorities" w:semiHidden="1" w:unhideWhenUsed="1"/>
-    <w:lsdException w:name="macro" w:semiHidden="1" w:unhideWhenUsed="1"/>
-    <w:lsdException w:name="toa heading" w:semiHidden="1" w:unhideWhenUsed="1"/>
-    <w:lsdException w:name="List" w:semiHidden="1" w:unhideWhenUsed="1"/>
-    <w:lsdException w:name="List Bullet" w:semiHidden="1" w:unhideWhenUsed="1"/>
-    <w:lsdException w:name="List Number" w:semiHidden="1" w:unhideWhenUsed="1"/>
-    <w:lsdException w:name="List 2" w:semiHidden="1" w:unhideWhenUsed="1"/>
-    <w:lsdException w:name="List 3" w:semiHidden="1" w:unhideWhenUsed="1"/>
-    <w:lsdException w:name="List 4" w:semiHidden="1" w:unhideWhenUsed="1"/>
-    <w:lsdException w:name="List 5" w:semiHidden="1" w:unhideWhenUsed="1"/>
-    <w:lsdException w:name="List Bullet 2" w:semiHidden="1" w:unhideWhenUsed="1"/>
-    <w:lsdException w:name="List Bullet 3" w:semiHidden="1" w:unhideWhenUsed="1"/>
-    <w:lsdException w:name="List Bullet 4" w:semiHidden="1" w:unhideWhenUsed="1"/>
-    <w:lsdException w:name="List Bullet 5" w:semiHidden="1" w:unhideWhenUsed="1"/>
-    <w:lsdException w:name="List Number 2" w:semiHidden="1" w:unhideWhenUsed="1"/>
-    <w:lsdException w:name="List Number 3" w:semiHidden="1" w:unhideWhenUsed="1"/>
-    <w:lsdException w:name="List Number 4" w:semiHidden="1" w:unhideWhenUsed="1"/>
-    <w:lsdException w:name="List Number 5" w:semiHidden="1" w:unhideWhenUsed="1"/>
-    <w:lsdException w:name="Title" w:uiPriority="10" w:qFormat="1"/>
-    <w:lsdException w:name="Closing" w:semiHidden="1" w:unhideWhenUsed="1"/>
-    <w:lsdException w:name="Signature" w:semiHidden="1" w:unhideWhenUsed="1"/>
-    <w:lsdException w:name="Default Paragraph Font" w:semiHidden="1" w:uiPriority="1" w:unhideWhenUsed="1"/>
-    <w:lsdException w:name="Body Text" w:semiHidden="1" w:unhideWhenUsed="1"/>
-    <w:lsdException w:name="Body Text Indent" w:semiHidden="1" w:unhideWhenUsed="1"/>
-    <w:lsdException w:name="List Continue" w:semiHidden="1" w:unhideWhenUsed="1"/>
-    <w:lsdException w:name="List Continue 2" w:semiHidden="1" w:unhideWhenUsed="1"/>
-    <w:lsdException w:name="List Continue 3" w:semiHidden="1" w:unhideWhenUsed="1"/>
-    <w:lsdException w:name="List Continue 4" w:semiHidden="1" w:unhideWhenUsed="1"/>
-    <w:lsdException w:name="List Continue 5" w:semiHidden="1" w:unhideWhenUsed="1"/>
-    <w:lsdException w:name="Message Header" w:semiHidden="1" w:unhideWhenUsed="1"/>
-    <w:lsdException w:name="Subtitle" w:uiPriority="11" w:qFormat="1"/>
-    <w:lsdException w:name="Salutation" w:semiHidden="1" w:unhideWhenUsed="1"/>
-    <w:lsdException w:name="Date" w:semiHidden="1" w:unhideWhenUsed="1"/>
-    <w:lsdException w:name="Body Text First Indent" w:semiHidden="1" w:unhideWhenUsed="1"/>
-    <w:lsdException w:name="Body Text First Indent 2" w:semiHidden="1" w:unhideWhenUsed="1"/>
-    <w:lsdException w:name="Note Heading" w:semiHidden="1" w:unhideWhenUsed="1"/>
-    <w:lsdException w:name="Body Text 2" w:semiHidden="1" w:unhideWhenUsed="1"/>
-    <w:lsdException w:name="Body Text 3" w:semiHidden="1" w:unhideWhenUsed="1"/>
-    <w:lsdException w:name="Body Text Indent 2" w:semiHidden="1" w:unhideWhenUsed="1"/>
-    <w:lsdException w:name="Body Text Indent 3" w:semiHidden="1" w:unhideWhenUsed="1"/>
-    <w:lsdException w:name="Block Text" w:semiHidden="1" w:unhideWhenUsed="1"/>
-    <w:lsdException w:name="Hyperlink" w:semiHidden="1" w:unhideWhenUsed="1"/>
-    <w:lsdException w:name="FollowedHyperlink" w:semiHidden="1" w:unhideWhenUsed="1"/>
-    <w:lsdException w:name="Strong" w:uiPriority="1" w:qFormat="1"/>
-    <w:lsdException w:name="Emphasis" w:uiPriority="20" w:qFormat="1"/>
-    <w:lsdException w:name="Document Map" w:semiHidden="1" w:unhideWhenUsed="1"/>
-    <w:lsdException w:name="Plain Text" w:semiHidden="1" w:unhideWhenUsed="1"/>
-    <w:lsdException w:name="E-mail Signature" w:semiHidden="1" w:unhideWhenUsed="1"/>
-    <w:lsdException w:name="HTML Top of Form" w:semiHidden="1" w:unhideWhenUsed="1"/>
-    <w:lsdException w:name="HTML Bottom of Form" w:semiHidden="1" w:unhideWhenUsed="1"/>
-    <w:lsdException w:name="Normal (Web)" w:semiHidden="1" w:unhideWhenUsed="1"/>
-    <w:lsdException w:name="HTML Acronym" w:semiHidden="1" w:unhideWhenUsed="1"/>
-    <w:lsdException w:name="HTML Address" w:semiHidden="1" w:unhideWhenUsed="1"/>
-    <w:lsdException w:name="HTML Cite" w:semiHidden="1" w:unhideWhenUsed="1"/>
-    <w:lsdException w:name="HTML Code" w:semiHidden="1" w:unhideWhenUsed="1"/>
-    <w:lsdException w:name="HTML Definition" w:semiHidden="1" w:unhideWhenUsed="1"/>
-    <w:lsdException w:name="HTML Keyboard" w:semiHidden="1" w:unhideWhenUsed="1"/>
-    <w:lsdException w:name="HTML Preformatted" w:semiHidden="1" w:unhideWhenUsed="1"/>
-    <w:lsdException w:name="HTML Sample" w:semiHidden="1" w:unhideWhenUsed="1"/>
-    <w:lsdException w:name="HTML Typewriter" w:semiHidden="1" w:unhideWhenUsed="1"/>
-    <w:lsdException w:name="HTML Variable" w:semiHidden="1" w:unhideWhenUsed="1"/>
-    <w:lsdException w:name="Normal Table" w:semiHidden="1" w:unhideWhenUsed="1"/>
-    <w:lsdException w:name="annotation subject" w:semiHidden="1" w:unhideWhenUsed="1"/>
-    <w:lsdException w:name="No List" w:semiHidden="1" w:unhideWhenUsed="1"/>
-    <w:lsdException w:name="Outline List 1" w:semiHidden="1" w:unhideWhenUsed="1"/>
-    <w:lsdException w:name="Outline List 2" w:semiHidden="1" w:unhideWhenUsed="1"/>
-    <w:lsdException w:name="Outline List 3" w:semiHidden="1" w:unhideWhenUsed="1"/>
-    <w:lsdException w:name="Table Simple 1" w:semiHidden="1" w:unhideWhenUsed="1"/>
-    <w:lsdException w:name="Table Simple 2" w:semiHidden="1" w:unhideWhenUsed="1"/>
-    <w:lsdException w:name="Table Simple 3" w:semiHidden="1" w:unhideWhenUsed="1"/>
-    <w:lsdException w:name="Table Classic 1" w:semiHidden="1" w:unhideWhenUsed="1"/>
-    <w:lsdException w:name="Table Classic 2" w:semiHidden="1" w:unhideWhenUsed="1"/>
-    <w:lsdException w:name="Table Classic 3" w:semiHidden="1" w:unhideWhenUsed="1"/>
-    <w:lsdException w:name="Table Classic 4" w:semiHidden="1" w:unhideWhenUsed="1"/>
-    <w:lsdException w:name="Table Colorful 1" w:semiHidden="1" w:unhideWhenUsed="1"/>
-    <w:lsdException w:name="Table Colorful 2" w:semiHidden="1" w:unhideWhenUsed="1"/>
-    <w:lsdException w:name="Table Colorful 3" w:semiHidden="1" w:unhideWhenUsed="1"/>
-    <w:lsdException w:name="Table Columns 1" w:semiHidden="1" w:unhideWhenUsed="1"/>
-    <w:lsdException w:name="Table Columns 2" w:semiHidden="1" w:unhideWhenUsed="1"/>
-    <w:lsdException w:name="Table Columns 3" w:semiHidden="1" w:unhideWhenUsed="1"/>
-    <w:lsdException w:name="Table Columns 4" w:semiHidden="1" w:unhideWhenUsed="1"/>
-    <w:lsdException w:name="Table Columns 5" w:semiHidden="1" w:unhideWhenUsed="1"/>
-    <w:lsdException w:name="Table Grid 1" w:semiHidden="1" w:unhideWhenUsed="1"/>
-    <w:lsdException w:name="Table Grid 2" w:semiHidden="1" w:unhideWhenUsed="1"/>
-    <w:lsdException w:name="Table Grid 3" w:semiHidden="1" w:unhideWhenUsed="1"/>
-    <w:lsdException w:name="Table Grid 4" w:semiHidden="1" w:unhideWhenUsed="1"/>
-    <w:lsdException w:name="Table Grid 5" w:semiHidden="1" w:unhideWhenUsed="1"/>
-    <w:lsdException w:name="Table Grid 6" w:semiHidden="1" w:unhideWhenUsed="1"/>
-    <w:lsdException w:name="Table Grid 7" w:semiHidden="1" w:unhideWhenUsed="1"/>
-    <w:lsdException w:name="Table Grid 8" w:semiHidden="1" w:unhideWhenUsed="1"/>
-    <w:lsdException w:name="Table List 1" w:semiHidden="1" w:unhideWhenUsed="1"/>
-    <w:lsdException w:name="Table List 2" w:semiHidden="1" w:unhideWhenUsed="1"/>
-    <w:lsdException w:name="Table List 3" w:semiHidden="1" w:unhideWhenUsed="1"/>
-    <w:lsdException w:name="Table List 4" w:semiHidden="1" w:unhideWhenUsed="1"/>
-    <w:lsdException w:name="Table List 5" w:semiHidden="1" w:unhideWhenUsed="1"/>
-    <w:lsdException w:name="Table List 6" w:semiHidden="1" w:unhideWhenUsed="1"/>
-    <w:lsdException w:name="Table List 7" w:semiHidden="1" w:unhideWhenUsed="1"/>
-    <w:lsdException w:name="Table List 8" w:semiHidden="1" w:unhideWhenUsed="1"/>
-    <w:lsdException w:name="Table 3D effects 1" w:semiHidden="1" w:unhideWhenUsed="1"/>
-    <w:lsdException w:name="Table 3D effects 2" w:semiHidden="1" w:unhideWhenUsed="1"/>
-    <w:lsdException w:name="Table 3D effects 3" w:semiHidden="1" w:unhideWhenUsed="1"/>
-    <w:lsdException w:name="Table Contemporary" w:semiHidden="1" w:unhideWhenUsed="1"/>
-    <w:lsdException w:name="Table Elegant" w:semiHidden="1" w:unhideWhenUsed="1"/>
-    <w:lsdException w:name="Table Professional" w:semiHidden="1" w:unhideWhenUsed="1"/>
-    <w:lsdException w:name="Table Subtle 1" w:semiHidden="1" w:unhideWhenUsed="1"/>
-    <w:lsdException w:name="Table Subtle 2" w:semiHidden="1" w:unhideWhenUsed="1"/>
-    <w:lsdException w:name="Table Web 1" w:semiHidden="1" w:unhideWhenUsed="1"/>
-    <w:lsdException w:name="Table Web 2" w:semiHidden="1" w:unhideWhenUsed="1"/>
-    <w:lsdException w:name="Table Web 3" w:semiHidden="1" w:unhideWhenUsed="1"/>
-    <w:lsdException w:name="Balloon Text" w:semiHidden="1" w:unhideWhenUsed="1"/>
-    <w:lsdException w:name="Table Grid" w:uiPriority="39"/>
-    <w:lsdException w:name="Table Theme" w:semiHidden="1" w:unhideWhenUsed="1"/>
-    <w:lsdException w:name="Placeholder Text" w:semiHidden="1"/>
-    <w:lsdException w:name="No Spacing" w:uiPriority="1" w:qFormat="1"/>
-    <w:lsdException w:name="Light Shading" w:uiPriority="60"/>
-    <w:lsdException w:name="Light List" w:uiPriority="61"/>
-    <w:lsdException w:name="Light Grid" w:uiPriority="62"/>
-    <w:lsdException w:name="Medium Shading 1" w:uiPriority="63"/>
-    <w:lsdException w:name="Medium Shading 2" w:uiPriority="64"/>
-    <w:lsdException w:name="Medium List 1" w:uiPriority="65"/>
-    <w:lsdException w:name="Medium List 2" w:uiPriority="66"/>
-    <w:lsdException w:name="Medium Grid 1" w:uiPriority="67"/>
-    <w:lsdException w:name="Medium Grid 2" w:uiPriority="68"/>
-    <w:lsdException w:name="Medium Grid 3" w:uiPriority="69"/>
-    <w:lsdException w:name="Dark List" w:uiPriority="70"/>
-    <w:lsdException w:name="Colorful Shading" w:uiPriority="71"/>
-    <w:lsdException w:name="Colorful List" w:uiPriority="72"/>
-    <w:lsdException w:name="Colorful Grid" w:uiPriority="73"/>
-    <w:lsdException w:name="Light Shading Accent 1" w:uiPriority="60"/>
-    <w:lsdException w:name="Light List Accent 1" w:uiPriority="61"/>
-    <w:lsdException w:name="Light Grid Accent 1" w:uiPriority="62"/>
-    <w:lsdException w:name="Medium Shading 1 Accent 1" w:uiPriority="63"/>
-    <w:lsdException w:name="Medium Shading 2 Accent 1" w:uiPriority="64"/>
-    <w:lsdException w:name="Medium List 1 Accent 1" w:uiPriority="65"/>
-    <w:lsdException w:name="Revision" w:semiHidden="1"/>
-    <w:lsdException w:name="List Paragraph" w:uiPriority="34" w:qFormat="1"/>
-    <w:lsdException w:name="Quote" w:uiPriority="29" w:qFormat="1"/>
-    <w:lsdException w:name="Intense Quote" w:uiPriority="30" w:qFormat="1"/>
-    <w:lsdException w:name="Medium List 2 Accent 1" w:uiPriority="66"/>
-    <w:lsdException w:name="Medium Grid 1 Accent 1" w:uiPriority="67"/>
-    <w:lsdException w:name="Medium Grid 2 Accent 1" w:uiPriority="68"/>
-    <w:lsdException w:name="Medium Grid 3 Accent 1" w:uiPriority="69"/>
-    <w:lsdException w:name="Dark List Accent 1" w:uiPriority="70"/>
-    <w:lsdException w:name="Colorful Shading Accent 1" w:uiPriority="71"/>
-    <w:lsdException w:name="Colorful List Accent 1" w:uiPriority="72"/>
-    <w:lsdException w:name="Colorful Grid Accent 1" w:uiPriority="73"/>
-    <w:lsdException w:name="Light Shading Accent 2" w:uiPriority="60"/>
-    <w:lsdException w:name="Light List Accent 2" w:uiPriority="61"/>
-    <w:lsdException w:name="Light Grid Accent 2" w:uiPriority="62"/>
-    <w:lsdException w:name="Medium Shading 1 Accent 2" w:uiPriority="63"/>
-    <w:lsdException w:name="Medium Shading 2 Accent 2" w:uiPriority="64"/>
-    <w:lsdException w:name="Medium List 1 Accent 2" w:uiPriority="65"/>
-    <w:lsdException w:name="Medium List 2 Accent 2" w:uiPriority="66"/>
-    <w:lsdException w:name="Medium Grid 1 Accent 2" w:uiPriority="67"/>
-    <w:lsdException w:name="Medium Grid 2 Accent 2" w:uiPriority="68"/>
-    <w:lsdException w:name="Medium Grid 3 Accent 2" w:uiPriority="69"/>
-    <w:lsdException w:name="Dark List Accent 2" w:uiPriority="70"/>
-    <w:lsdException w:name="Colorful Shading Accent 2" w:uiPriority="71"/>
-    <w:lsdException w:name="Colorful List Accent 2" w:uiPriority="72"/>
-    <w:lsdException w:name="Colorful Grid Accent 2" w:uiPriority="73"/>
-    <w:lsdException w:name="Light Shading Accent 3" w:uiPriority="60"/>
-    <w:lsdException w:name="Light List Accent 3" w:uiPriority="61"/>
-    <w:lsdException w:name="Light Grid Accent 3" w:uiPriority="62"/>
-    <w:lsdException w:name="Medium Shading 1 Accent 3" w:uiPriority="63"/>
-    <w:lsdException w:name="Medium Shading 2 Accent 3" w:uiPriority="64"/>
-    <w:lsdException w:name="Medium List 1 Accent 3" w:uiPriority="65"/>
-    <w:lsdException w:name="Medium List 2 Accent 3" w:uiPriority="66"/>
-    <w:lsdException w:name="Medium Grid 1 Accent 3" w:uiPriority="67"/>
-    <w:lsdException w:name="Medium Grid 2 Accent 3" w:uiPriority="68"/>
-    <w:lsdException w:name="Medium Grid 3 Accent 3" w:uiPriority="69"/>
-    <w:lsdException w:name="Dark List Accent 3" w:uiPriority="70"/>
-    <w:lsdException w:name="Colorful Shading Accent 3" w:uiPriority="71"/>
-    <w:lsdException w:name="Colorful List Accent 3" w:uiPriority="72"/>
-    <w:lsdException w:name="Colorful Grid Accent 3" w:uiPriority="73"/>
-    <w:lsdException w:name="Light Shading Accent 4" w:uiPriority="60"/>
-    <w:lsdException w:name="Light List Accent 4" w:uiPriority="61"/>
-    <w:lsdException w:name="Light Grid Accent 4" w:uiPriority="62"/>
-    <w:lsdException w:name="Medium Shading 1 Accent 4" w:uiPriority="63"/>
-    <w:lsdException w:name="Medium Shading 2 Accent 4" w:uiPriority="64"/>
-    <w:lsdException w:name="Medium List 1 Accent 4" w:uiPriority="65"/>
-    <w:lsdException w:name="Medium List 2 Accent 4" w:uiPriority="66"/>
-    <w:lsdException w:name="Medium Grid 1 Accent 4" w:uiPriority="67"/>
-    <w:lsdException w:name="Medium Grid 2 Accent 4" w:uiPriority="68"/>
-    <w:lsdException w:name="Medium Grid 3 Accent 4" w:uiPriority="69"/>
-    <w:lsdException w:name="Dark List Accent 4" w:uiPriority="70"/>
-    <w:lsdException w:name="Colorful Shading Accent 4" w:uiPriority="71"/>
-    <w:lsdException w:name="Colorful List Accent 4" w:uiPriority="72"/>
-    <w:lsdException w:name="Colorful Grid Accent 4" w:uiPriority="73"/>
-    <w:lsdException w:name="Light Shading Accent 5" w:uiPriority="60"/>
-    <w:lsdException w:name="Light List Accent 5" w:uiPriority="61"/>
-    <w:lsdException w:name="Light Grid Accent 5" w:uiPriority="62"/>
-    <w:lsdException w:name="Medium Shading 1 Accent 5" w:uiPriority="63"/>
-    <w:lsdException w:name="Medium Shading 2 Accent 5" w:uiPriority="64"/>
-    <w:lsdException w:name="Medium List 1 Accent 5" w:uiPriority="65"/>
-    <w:lsdException w:name="Medium List 2 Accent 5" w:uiPriority="66"/>
-    <w:lsdException w:name="Medium Grid 1 Accent 5" w:uiPriority="67"/>
-    <w:lsdException w:name="Medium Grid 2 Accent 5" w:uiPriority="68"/>
-    <w:lsdException w:name="Medium Grid 3 Accent 5" w:uiPriority="69"/>
-    <w:lsdException w:name="Dark List Accent 5" w:uiPriority="70"/>
-    <w:lsdException w:name="Colorful Shading Accent 5" w:uiPriority="71"/>
-    <w:lsdException w:name="Colorful List Accent 5" w:uiPriority="72"/>
-    <w:lsdException w:name="Colorful Grid Accent 5" w:uiPriority="73"/>
-    <w:lsdException w:name="Light Shading Accent 6" w:uiPriority="60"/>
-    <w:lsdException w:name="Light List Accent 6" w:uiPriority="61"/>
-    <w:lsdException w:name="Light Grid Accent 6" w:uiPriority="62"/>
-    <w:lsdException w:name="Medium Shading 1 Accent 6" w:uiPriority="63"/>
-    <w:lsdException w:name="Medium Shading 2 Accent 6" w:uiPriority="64"/>
-    <w:lsdException w:name="Medium List 1 Accent 6" w:uiPriority="65"/>
-    <w:lsdException w:name="Medium List 2 Accent 6" w:uiPriority="66"/>
-    <w:lsdException w:name="Medium Grid 1 Accent 6" w:uiPriority="67"/>
-    <w:lsdException w:name="Medium Grid 2 Accent 6" w:uiPriority="68"/>
-    <w:lsdException w:name="Medium Grid 3 Accent 6" w:uiPriority="69"/>
-    <w:lsdException w:name="Dark List Accent 6" w:uiPriority="70"/>
-    <w:lsdException w:name="Colorful Shading Accent 6" w:uiPriority="71"/>
-    <w:lsdException w:name="Colorful List Accent 6" w:uiPriority="72"/>
-    <w:lsdException w:name="Colorful Grid Accent 6" w:uiPriority="73"/>
-    <w:lsdException w:name="Subtle Emphasis" w:uiPriority="19" w:qFormat="1"/>
-    <w:lsdException w:name="Intense Emphasis" w:uiPriority="21" w:qFormat="1"/>
-    <w:lsdException w:name="Subtle Reference" w:uiPriority="31" w:qFormat="1"/>
-    <w:lsdException w:name="Intense Reference" w:uiPriority="32" w:qFormat="1"/>
-    <w:lsdException w:name="Book Title" w:uiPriority="33" w:qFormat="1"/>
-    <w:lsdException w:name="Bibliography" w:semiHidden="1" w:uiPriority="37" w:unhideWhenUsed="1"/>
-    <w:lsdException w:name="TOC Heading" w:semiHidden="1" w:uiPriority="39" w:unhideWhenUsed="1" w:qFormat="1"/>
-    <w:lsdException w:name="Plain Table 1" w:uiPriority="41"/>
-    <w:lsdException w:name="Plain Table 2" w:uiPriority="42"/>
-    <w:lsdException w:name="Plain Table 3" w:uiPriority="43"/>
-    <w:lsdException w:name="Plain Table 4" w:uiPriority="44"/>
-    <w:lsdException w:name="Plain Table 5" w:uiPriority="45"/>
-    <w:lsdException w:name="Grid Table Light" w:uiPriority="40"/>
-    <w:lsdException w:name="Grid Table 1 Light" w:uiPriority="46"/>
-    <w:lsdException w:name="Grid Table 2" w:uiPriority="47"/>
-    <w:lsdException w:name="Grid Table 3" w:uiPriority="48"/>
-    <w:lsdException w:name="Grid Table 4" w:uiPriority="49"/>
-    <w:lsdException w:name="Grid Table 5 Dark" w:uiPriority="50"/>
-    <w:lsdException w:name="Grid Table 6 Colorful" w:uiPriority="51"/>
-    <w:lsdException w:name="Grid Table 7 Colorful" w:uiPriority="52"/>
-    <w:lsdException w:name="Grid Table 1 Light Accent 1" w:uiPriority="46"/>
-    <w:lsdException w:name="Grid Table 2 Accent 1" w:uiPriority="47"/>
-    <w:lsdException w:name="Grid Table 3 Accent 1" w:uiPriority="48"/>
-    <w:lsdException w:name="Grid Table 4 Accent 1" w:uiPriority="49"/>
-    <w:lsdException w:name="Grid Table 5 Dark Accent 1" w:uiPriority="50"/>
-    <w:lsdException w:name="Grid Table 6 Colorful Accent 1" w:uiPriority="51"/>
-    <w:lsdException w:name="Grid Table 7 Colorful Accent 1" w:uiPriority="52"/>
-    <w:lsdException w:name="Grid Table 1 Light Accent 2" w:uiPriority="46"/>
-    <w:lsdException w:name="Grid Table 2 Accent 2" w:uiPriority="47"/>
-    <w:lsdException w:name="Grid Table 3 Accent 2" w:uiPriority="48"/>
-    <w:lsdException w:name="Grid Table 4 Accent 2" w:uiPriority="49"/>
-    <w:lsdException w:name="Grid Table 5 Dark Accent 2" w:uiPriority="50"/>
-    <w:lsdException w:name="Grid Table 6 Colorful Accent 2" w:uiPriority="51"/>
-    <w:lsdException w:name="Grid Table 7 Colorful Accent 2" w:uiPriority="52"/>
-    <w:lsdException w:name="Grid Table 1 Light Accent 3" w:uiPriority="46"/>
-    <w:lsdException w:name="Grid Table 2 Accent 3" w:uiPriority="47"/>
-    <w:lsdException w:name="Grid Table 3 Accent 3" w:uiPriority="48"/>
-    <w:lsdException w:name="Grid Table 4 Accent 3" w:uiPriority="49"/>
-    <w:lsdException w:name="Grid Table 5 Dark Accent 3" w:uiPriority="50"/>
-    <w:lsdException w:name="Grid Table 6 Colorful Accent 3" w:uiPriority="51"/>
-    <w:lsdException w:name="Grid Table 7 Colorful Accent 3" w:uiPriority="52"/>
-    <w:lsdException w:name="Grid Table 1 Light Accent 4" w:uiPriority="46"/>
-    <w:lsdException w:name="Grid Table 2 Accent 4" w:uiPriority="47"/>
-    <w:lsdException w:name="Grid Table 3 Accent 4" w:uiPriority="48"/>
-    <w:lsdException w:name="Grid Table 4 Accent 4" w:uiPriority="49"/>
-    <w:lsdException w:name="Grid Table 5 Dark Accent 4" w:uiPriority="50"/>
-    <w:lsdException w:name="Grid Table 6 Colorful Accent 4" w:uiPriority="51"/>
-    <w:lsdException w:name="Grid Table 7 Colorful Accent 4" w:uiPriority="52"/>
-    <w:lsdException w:name="Grid Table 1 Light Accent 5" w:uiPriority="46"/>
-    <w:lsdException w:name="Grid Table 2 Accent 5" w:uiPriority="47"/>
-    <w:lsdException w:name="Grid Table 3 Accent 5" w:uiPriority="48"/>
-    <w:lsdException w:name="Grid Table 4 Accent 5" w:uiPriority="49"/>
-    <w:lsdException w:name="Grid Table 5 Dark Accent 5" w:uiPriority="50"/>
-    <w:lsdException w:name="Grid Table 6 Colorful Accent 5" w:uiPriority="51"/>
-    <w:lsdException w:name="Grid Table 7 Colorful Accent 5" w:uiPriority="52"/>
-    <w:lsdException w:name="Grid Table 1 Light Accent 6" w:uiPriority="46"/>
-    <w:lsdException w:name="Grid Table 2 Accent 6" w:uiPriority="47"/>
-    <w:lsdException w:name="Grid Table 3 Accent 6" w:uiPriority="48"/>
-    <w:lsdException w:name="Grid Table 4 Accent 6" w:uiPriority="49"/>
-    <w:lsdException w:name="Grid Table 5 Dark Accent 6" w:uiPriority="50"/>
-    <w:lsdException w:name="Grid Table 6 Colorful Accent 6" w:uiPriority="51"/>
-    <w:lsdException w:name="Grid Table 7 Colorful Accent 6" w:uiPriority="52"/>
-    <w:lsdException w:name="List Table 1 Light" w:uiPriority="46"/>
-    <w:lsdException w:name="List Table 2" w:uiPriority="47"/>
-    <w:lsdException w:name="List Table 3" w:uiPriority="48"/>
-    <w:lsdException w:name="List Table 4" w:uiPriority="49"/>
-    <w:lsdException w:name="List Table 5 Dark" w:uiPriority="50"/>
-    <w:lsdException w:name="List Table 6 Colorful" w:uiPriority="51"/>
-    <w:lsdException w:name="List Table 7 Colorful" w:uiPriority="52"/>
-    <w:lsdException w:name="List Table 1 Light Accent 1" w:uiPriority="46"/>
-    <w:lsdException w:name="List Table 2 Accent 1" w:uiPriority="47"/>
-    <w:lsdException w:name="List Table 3 Accent 1" w:uiPriority="48"/>
-    <w:lsdException w:name="List Table 4 Accent 1" w:uiPriority="49"/>
-    <w:lsdException w:name="List Table 5 Dark Accent 1" w:uiPriority="50"/>
-    <w:lsdException w:name="List Table 6 Colorful Accent 1" w:uiPriority="51"/>
-    <w:lsdException w:name="List Table 7 Colorful Accent 1" w:uiPriority="52"/>
-    <w:lsdException w:name="List Table 1 Light Accent 2" w:uiPriority="46"/>
-    <w:lsdException w:name="List Table 2 Accent 2" w:uiPriority="47"/>
-    <w:lsdException w:name="List Table 3 Accent 2" w:uiPriority="48"/>
-    <w:lsdException w:name="List Table 4 Accent 2" w:uiPriority="49"/>
-    <w:lsdException w:name="List Table 5 Dark Accent 2" w:uiPriority="50"/>
-    <w:lsdException w:name="List Table 6 Colorful Accent 2" w:uiPriority="51"/>
-    <w:lsdException w:name="List Table 7 Colorful Accent 2" w:uiPriority="52"/>
-    <w:lsdException w:name="List Table 1 Light Accent 3" w:uiPriority="46"/>
-    <w:lsdException w:name="List Table 2 Accent 3" w:uiPriority="47"/>
-    <w:lsdException w:name="List Table 3 Accent 3" w:uiPriority="48"/>
-    <w:lsdException w:name="List Table 4 Accent 3" w:uiPriority="49"/>
-    <w:lsdException w:name="List Table 5 Dark Accent 3" w:uiPriority="50"/>
-    <w:lsdException w:name="List Table 6 Colorful Accent 3" w:uiPriority="51"/>
-    <w:lsdException w:name="List Table 7 Colorful Accent 3" w:uiPriority="52"/>
-    <w:lsdException w:name="List Table 1 Light Accent 4" w:uiPriority="46"/>
-    <w:lsdException w:name="List Table 2 Accent 4" w:uiPriority="47"/>
-    <w:lsdException w:name="List Table 3 Accent 4" w:uiPriority="48"/>
-    <w:lsdException w:name="List Table 4 Accent 4" w:uiPriority="49"/>
-    <w:lsdException w:name="List Table 5 Dark Accent 4" w:uiPriority="50"/>
-    <w:lsdException w:name="List Table 6 Colorful Accent 4" w:uiPriority="51"/>
-    <w:lsdException w:name="List Table 7 Colorful Accent 4" w:uiPriority="52"/>
-    <w:lsdException w:name="List Table 1 Light Accent 5" w:uiPriority="46"/>
-    <w:lsdException w:name="List Table 2 Accent 5" w:uiPriority="47"/>
-    <w:lsdException w:name="List Table 3 Accent 5" w:uiPriority="48"/>
-    <w:lsdException w:name="List Table 4 Accent 5" w:uiPriority="49"/>
-    <w:lsdException w:name="List Table 5 Dark Accent 5" w:uiPriority="50"/>
-    <w:lsdException w:name="List Table 6 Colorful Accent 5" w:uiPriority="51"/>
-    <w:lsdException w:name="List Table 7 Colorful Accent 5" w:uiPriority="52"/>
-    <w:lsdException w:name="List Table 1 Light Accent 6" w:uiPriority="46"/>
-    <w:lsdException w:name="List Table 2 Accent 6" w:uiPriority="47"/>
-    <w:lsdException w:name="List Table 3 Accent 6" w:uiPriority="48"/>
-    <w:lsdException w:name="List Table 4 Accent 6" w:uiPriority="49"/>
-    <w:lsdException w:name="List Table 5 Dark Accent 6" w:uiPriority="50"/>
-    <w:lsdException w:name="List Table 6 Colorful Accent 6" w:uiPriority="51"/>
-    <w:lsdException w:name="List Table 7 Colorful Accent 6" w:uiPriority="52"/>
-    <w:lsdException w:name="Mention" w:semiHidden="1" w:unhideWhenUsed="1"/>
-    <w:lsdException w:name="Smart Hyperlink" w:semiHidden="1" w:unhideWhenUsed="1"/>
-    <w:lsdException w:name="Hashtag" w:semiHidden="1" w:unhideWhenUsed="1"/>
-    <w:lsdException w:name="Unresolved Mention" w:semiHidden="1" w:unhideWhenUsed="1"/>
-    <w:lsdException w:name="Smart Link" w:semiHidden="1" w:unhideWhenUsed="1"/>
-  </w:latentStyles>
-  <w:style w:type="paragraph" w:default="1" w:styleId="Normal">
-    <w:name w:val="Normal"/>
-    <w:qFormat/>
-  </w:style>
-  <w:style w:type="character" w:default="1" w:styleId="DefaultParagraphFont">
-    <w:name w:val="Default Paragraph Font"/>
-    <w:uiPriority w:val="1"/>
-    <w:semiHidden/>
-    <w:unhideWhenUsed/>
-  </w:style>
-  <w:style w:type="table" w:default="1" w:styleId="TableNormal">
-    <w:name w:val="Normal Table"/>
-    <w:uiPriority w:val="99"/>
-    <w:semiHidden/>
-    <w:unhideWhenUsed/>
-    <w:tblPr>
-      <w:tblInd w:w="0" w:type="dxa"/>
-      <w:tblCellMar>
-        <w:top w:w="0" w:type="dxa"/>
-        <w:left w:w="108" w:type="dxa"/>
-        <w:bottom w:w="0" w:type="dxa"/>
-        <w:right w:w="108" w:type="dxa"/>
-      </w:tblCellMar>
-    </w:tblPr>
-  </w:style>
-  <w:style w:type="numbering" w:default="1" w:styleId="NoList">
-    <w:name w:val="No List"/>
-    <w:uiPriority w:val="99"/>
-    <w:semiHidden/>
-    <w:unhideWhenUsed/>
-  </w:style>
-  <w:style w:type="paragraph" w:customStyle="1" w:styleId="CE64D447965245E4B34D33582564EE8E">
-    <w:name w:val="CE64D447965245E4B34D33582564EE8E"/>
-    <w:rsid w:val="00115FF5"/>
-  </w:style>
-  <w:style w:type="character" w:styleId="Strong">
-    <w:name w:val="Strong"/>
-    <w:basedOn w:val="DefaultParagraphFont"/>
-    <w:uiPriority w:val="1"/>
-    <w:qFormat/>
-    <w:rsid w:val="004F171B"/>
-    <w:rPr>
-      <w:b/>
-      <w:bCs/>
-      <w:color w:val="156082" w:themeColor="accent1"/>
-    </w:rPr>
-  </w:style>
-  <w:style w:type="paragraph" w:customStyle="1" w:styleId="0B04D953FB3B4637B8CFB516C36DCAAB">
-    <w:name w:val="0B04D953FB3B4637B8CFB516C36DCAAB"/>
-    <w:rsid w:val="00115FF5"/>
-  </w:style>
-  <w:style w:type="character" w:styleId="PlaceholderText">
-    <w:name w:val="Placeholder Text"/>
-    <w:basedOn w:val="DefaultParagraphFont"/>
-    <w:uiPriority w:val="99"/>
-    <w:semiHidden/>
-    <w:rsid w:val="004F171B"/>
-    <w:rPr>
-      <w:color w:val="808080"/>
-    </w:rPr>
-  </w:style>
-  <w:style w:type="paragraph" w:customStyle="1" w:styleId="B2479BC190B546B286F81F0DB12CE44D">
-    <w:name w:val="B2479BC190B546B286F81F0DB12CE44D"/>
-    <w:rsid w:val="00115FF5"/>
-  </w:style>
-  <w:style w:type="paragraph" w:customStyle="1" w:styleId="93218AA9730B44B7AD9DA193C7C70849">
-    <w:name w:val="93218AA9730B44B7AD9DA193C7C70849"/>
-    <w:rsid w:val="00115FF5"/>
-  </w:style>
-  <w:style w:type="paragraph" w:customStyle="1" w:styleId="396B6301471E4E4491066A78BAD61498">
-    <w:name w:val="396B6301471E4E4491066A78BAD61498"/>
-    <w:rsid w:val="00115FF5"/>
-  </w:style>
-  <w:style w:type="paragraph" w:customStyle="1" w:styleId="097A48174B1143748C18C81B51652DEE">
-    <w:name w:val="097A48174B1143748C18C81B51652DEE"/>
-    <w:rsid w:val="00115FF5"/>
-  </w:style>
-  <w:style w:type="paragraph" w:customStyle="1" w:styleId="2B7C1770432B4A9FBE093048FD3F202F">
-    <w:name w:val="2B7C1770432B4A9FBE093048FD3F202F"/>
-    <w:rsid w:val="00115FF5"/>
-  </w:style>
-  <w:style w:type="paragraph" w:customStyle="1" w:styleId="87949CA7DD4541628E895E2AD4AF8351">
-    <w:name w:val="87949CA7DD4541628E895E2AD4AF8351"/>
-    <w:rsid w:val="00115FF5"/>
-  </w:style>
-  <w:style w:type="paragraph" w:customStyle="1" w:styleId="B945D4EE71554E5DB746210F2E61FAC5">
-    <w:name w:val="B945D4EE71554E5DB746210F2E61FAC5"/>
-    <w:rsid w:val="00115FF5"/>
-  </w:style>
-  <w:style w:type="paragraph" w:customStyle="1" w:styleId="EAE5371BFD014D408FA32B34B59CE4CE">
-    <w:name w:val="EAE5371BFD014D408FA32B34B59CE4CE"/>
-    <w:rsid w:val="00115FF5"/>
-  </w:style>
-  <w:style w:type="paragraph" w:customStyle="1" w:styleId="77D6CB71AB71492CAEDACD7BAE9EC3E6">
-    <w:name w:val="77D6CB71AB71492CAEDACD7BAE9EC3E6"/>
-    <w:rsid w:val="00BE713D"/>
-    <w:pPr>
-      <w:numPr>
-        <w:ilvl w:val="1"/>
-      </w:numPr>
-      <w:pBdr>
-        <w:top w:val="single" w:sz="6" w:space="3" w:color="156082" w:themeColor="accent1"/>
-        <w:bottom w:val="single" w:sz="6" w:space="3" w:color="156082" w:themeColor="accent1"/>
-      </w:pBdr>
-      <w:spacing w:before="120" w:after="180" w:line="240" w:lineRule="auto"/>
-      <w:jc w:val="center"/>
-    </w:pPr>
-    <w:rPr>
-      <w:rFonts w:eastAsiaTheme="minorHAnsi"/>
-      <w:caps/>
-      <w:color w:val="0E2841" w:themeColor="text2"/>
-      <w:spacing w:val="10"/>
-      <w:sz w:val="12"/>
-      <w:szCs w:val="20"/>
-      <w:lang w:eastAsia="ja-JP"/>
-      <w14:ligatures w14:val="standard"/>
-    </w:rPr>
-  </w:style>
-  <w:style w:type="paragraph" w:customStyle="1" w:styleId="6C9480E6F24740D1B7E76E1B79A21C4B">
-    <w:name w:val="6C9480E6F24740D1B7E76E1B79A21C4B"/>
-    <w:rsid w:val="00BE713D"/>
-  </w:style>
-  <w:style w:type="paragraph" w:customStyle="1" w:styleId="1B3860FBC2E8407EB8685DE9A72AB38E">
-    <w:name w:val="1B3860FBC2E8407EB8685DE9A72AB38E"/>
-    <w:rsid w:val="00BE713D"/>
-  </w:style>
-  <w:style w:type="paragraph" w:customStyle="1" w:styleId="9A50F487D3E24B01B4D47B3E38B1F6C8">
-    <w:name w:val="9A50F487D3E24B01B4D47B3E38B1F6C8"/>
-    <w:rsid w:val="00BE713D"/>
-  </w:style>
-  <w:style w:type="paragraph" w:customStyle="1" w:styleId="A5BF1807DD84451C85B6FA4E2E84649F">
-    <w:name w:val="A5BF1807DD84451C85B6FA4E2E84649F"/>
-    <w:rsid w:val="00BE713D"/>
-  </w:style>
-  <w:style w:type="paragraph" w:customStyle="1" w:styleId="158B78E9A1184C7A94D5F14B9FF1BF64">
-    <w:name w:val="158B78E9A1184C7A94D5F14B9FF1BF64"/>
-    <w:rsid w:val="00115FF5"/>
-  </w:style>
-  <w:style w:type="paragraph" w:customStyle="1" w:styleId="5C77384C984B4E40B7165C405BF236CF">
-    <w:name w:val="5C77384C984B4E40B7165C405BF236CF"/>
-    <w:rsid w:val="00115FF5"/>
-  </w:style>
-  <w:style w:type="paragraph" w:customStyle="1" w:styleId="85E52B155F59466A84766E362C05EA33">
-    <w:name w:val="85E52B155F59466A84766E362C05EA33"/>
-    <w:rsid w:val="00115FF5"/>
-  </w:style>
-  <w:style w:type="paragraph" w:customStyle="1" w:styleId="EC4770B653534679B1B2FD1EFC458DD7">
-    <w:name w:val="EC4770B653534679B1B2FD1EFC458DD7"/>
-    <w:rsid w:val="00115FF5"/>
-  </w:style>
-  <w:style w:type="paragraph" w:customStyle="1" w:styleId="1C09272002194CB1957422DF8F91388E">
-    <w:name w:val="1C09272002194CB1957422DF8F91388E"/>
-    <w:rsid w:val="00115FF5"/>
-  </w:style>
-  <w:style w:type="paragraph" w:customStyle="1" w:styleId="964B475780284FE293013BCAA9C73804">
-    <w:name w:val="964B475780284FE293013BCAA9C73804"/>
-    <w:rsid w:val="00115FF5"/>
-  </w:style>
-  <w:style w:type="paragraph" w:customStyle="1" w:styleId="F0E4A1C778614426B6B201BD8F69F912">
-    <w:name w:val="F0E4A1C778614426B6B201BD8F69F912"/>
-    <w:rsid w:val="00115FF5"/>
-  </w:style>
-  <w:style w:type="paragraph" w:customStyle="1" w:styleId="3E693768C3C542E09299D302C0085387">
-    <w:name w:val="3E693768C3C542E09299D302C0085387"/>
-    <w:rsid w:val="00115FF5"/>
-  </w:style>
-  <w:style w:type="paragraph" w:customStyle="1" w:styleId="8E798831E081463CA805B6F9B4B9E6B9">
-    <w:name w:val="8E798831E081463CA805B6F9B4B9E6B9"/>
-    <w:rsid w:val="00115FF5"/>
-  </w:style>
-  <w:style w:type="paragraph" w:customStyle="1" w:styleId="EA39A97CC4264B19AE24C662D73515BD">
-    <w:name w:val="EA39A97CC4264B19AE24C662D73515BD"/>
-    <w:rsid w:val="00115FF5"/>
-  </w:style>
-  <w:style w:type="paragraph" w:customStyle="1" w:styleId="E93012E366B1448FB5D1A73CEAB29DC6">
-    <w:name w:val="E93012E366B1448FB5D1A73CEAB29DC6"/>
-    <w:rsid w:val="00115FF5"/>
-  </w:style>
-  <w:style w:type="paragraph" w:customStyle="1" w:styleId="51B5F3B4AEFA4928880F7B8D37C1B3FC">
-    <w:name w:val="51B5F3B4AEFA4928880F7B8D37C1B3FC"/>
-    <w:rsid w:val="00115FF5"/>
-  </w:style>
-  <w:style w:type="paragraph" w:customStyle="1" w:styleId="241C8F98C44840029FBAEC0662D0FC9A">
-    <w:name w:val="241C8F98C44840029FBAEC0662D0FC9A"/>
-    <w:rsid w:val="00115FF5"/>
-  </w:style>
-  <w:style w:type="paragraph" w:customStyle="1" w:styleId="9872586C69304F76B3A862FC2DC7F08C">
-    <w:name w:val="9872586C69304F76B3A862FC2DC7F08C"/>
-    <w:rsid w:val="00115FF5"/>
-  </w:style>
-  <w:style w:type="paragraph" w:customStyle="1" w:styleId="9ED8E25F42DF4B64A914EB7F77ED6EFC">
-    <w:name w:val="9ED8E25F42DF4B64A914EB7F77ED6EFC"/>
-    <w:rsid w:val="00115FF5"/>
-  </w:style>
-  <w:style w:type="paragraph" w:customStyle="1" w:styleId="8E9B4147161D42ED8BD480FB37E1E272">
-    <w:name w:val="8E9B4147161D42ED8BD480FB37E1E272"/>
-    <w:rsid w:val="00115FF5"/>
-  </w:style>
-  <w:style w:type="paragraph" w:customStyle="1" w:styleId="F5051AB3186D4C579EFF03634D89C462">
-    <w:name w:val="F5051AB3186D4C579EFF03634D89C462"/>
-    <w:rsid w:val="00115FF5"/>
-  </w:style>
-  <w:style w:type="paragraph" w:customStyle="1" w:styleId="C815DDB31A2B4BCC8ACF040B9B7C0B25">
-    <w:name w:val="C815DDB31A2B4BCC8ACF040B9B7C0B25"/>
-    <w:rsid w:val="00115FF5"/>
-  </w:style>
-  <w:style w:type="paragraph" w:customStyle="1" w:styleId="5D81B774F8F144FA9C1B1C66328B51C1">
-    <w:name w:val="5D81B774F8F144FA9C1B1C66328B51C1"/>
-    <w:rsid w:val="00115FF5"/>
-  </w:style>
-  <w:style w:type="paragraph" w:customStyle="1" w:styleId="7388C55D50084CB6AD6F6C8757AF2FEC">
-    <w:name w:val="7388C55D50084CB6AD6F6C8757AF2FEC"/>
-    <w:rsid w:val="00115FF5"/>
-  </w:style>
-  <w:style w:type="paragraph" w:customStyle="1" w:styleId="1ABEE082BF3C4290BA2B5191D3D3EF09">
-    <w:name w:val="1ABEE082BF3C4290BA2B5191D3D3EF09"/>
-    <w:rsid w:val="00115FF5"/>
-  </w:style>
-  <w:style w:type="paragraph" w:customStyle="1" w:styleId="2A3996C290B54AB5BC604B7AC5544F0B">
-    <w:name w:val="2A3996C290B54AB5BC604B7AC5544F0B"/>
-    <w:rsid w:val="00115FF5"/>
-  </w:style>
-  <w:style w:type="paragraph" w:customStyle="1" w:styleId="BC412272112848AFA224E90230323D4B">
-    <w:name w:val="BC412272112848AFA224E90230323D4B"/>
-    <w:rsid w:val="00115FF5"/>
-  </w:style>
-  <w:style w:type="paragraph" w:customStyle="1" w:styleId="B33252F3AE6A41499D88C7DAFE5ABF3D">
-    <w:name w:val="B33252F3AE6A41499D88C7DAFE5ABF3D"/>
-    <w:rsid w:val="00115FF5"/>
-  </w:style>
-  <w:style w:type="paragraph" w:customStyle="1" w:styleId="B357DFEEA91842F8B1228C064F58C47C">
-    <w:name w:val="B357DFEEA91842F8B1228C064F58C47C"/>
-    <w:rsid w:val="00115FF5"/>
-  </w:style>
-  <w:style w:type="paragraph" w:customStyle="1" w:styleId="1DCC0CB602EA407E983D5775DC59B4C0">
-    <w:name w:val="1DCC0CB602EA407E983D5775DC59B4C0"/>
-    <w:rsid w:val="00115FF5"/>
-  </w:style>
-  <w:style w:type="paragraph" w:customStyle="1" w:styleId="427B0B51D5454109A1D7AE711046F3CE">
-    <w:name w:val="427B0B51D5454109A1D7AE711046F3CE"/>
-    <w:rsid w:val="00115FF5"/>
-  </w:style>
-  <w:style w:type="paragraph" w:customStyle="1" w:styleId="ADCB27768BCA46F2AD89EC4AA1CD4B26">
-    <w:name w:val="ADCB27768BCA46F2AD89EC4AA1CD4B26"/>
-    <w:rsid w:val="00115FF5"/>
-  </w:style>
-  <w:style w:type="paragraph" w:customStyle="1" w:styleId="C294C13D70344C86AE5CC15B6DA5DF41">
-    <w:name w:val="C294C13D70344C86AE5CC15B6DA5DF41"/>
-    <w:rsid w:val="00115FF5"/>
-  </w:style>
-  <w:style w:type="paragraph" w:customStyle="1" w:styleId="918BCBD68C534270A872DAF792659D8C">
-    <w:name w:val="918BCBD68C534270A872DAF792659D8C"/>
-    <w:rsid w:val="00115FF5"/>
-  </w:style>
-  <w:style w:type="paragraph" w:customStyle="1" w:styleId="7AB66A0C08034C7E883E2B3A00BAE0A9">
-    <w:name w:val="7AB66A0C08034C7E883E2B3A00BAE0A9"/>
-    <w:rsid w:val="00115FF5"/>
-  </w:style>
-  <w:style w:type="paragraph" w:customStyle="1" w:styleId="E7CDAB6144D04620BCB243A9CF3C9D5D">
-    <w:name w:val="E7CDAB6144D04620BCB243A9CF3C9D5D"/>
-    <w:rsid w:val="00115FF5"/>
-  </w:style>
-  <w:style w:type="paragraph" w:customStyle="1" w:styleId="B40ECB7491E14589B118C66C24AB3593">
-    <w:name w:val="B40ECB7491E14589B118C66C24AB3593"/>
-    <w:rsid w:val="00115FF5"/>
-  </w:style>
-  <w:style w:type="paragraph" w:customStyle="1" w:styleId="8191D348334A44AE867B35B64679429E">
-    <w:name w:val="8191D348334A44AE867B35B64679429E"/>
-    <w:rsid w:val="00115FF5"/>
-  </w:style>
-  <w:style w:type="paragraph" w:customStyle="1" w:styleId="63C887467F414895B52EABEBBD765F50">
-    <w:name w:val="63C887467F414895B52EABEBBD765F50"/>
-    <w:rsid w:val="00115FF5"/>
-  </w:style>
-  <w:style w:type="paragraph" w:customStyle="1" w:styleId="530A98EA54F24E5794C403F2843453E3">
-    <w:name w:val="530A98EA54F24E5794C403F2843453E3"/>
-    <w:rsid w:val="00115FF5"/>
-  </w:style>
-  <w:style w:type="paragraph" w:customStyle="1" w:styleId="27B45C8C760940BF991683CFC0213099">
-    <w:name w:val="27B45C8C760940BF991683CFC0213099"/>
-    <w:rsid w:val="00115FF5"/>
-  </w:style>
-  <w:style w:type="paragraph" w:customStyle="1" w:styleId="34C582E679B54A4991B40726107F1FF7">
-    <w:name w:val="34C582E679B54A4991B40726107F1FF7"/>
-    <w:rsid w:val="00115FF5"/>
-  </w:style>
-  <w:style w:type="paragraph" w:customStyle="1" w:styleId="6DDC92F80D34450493776A0404E5B590">
-    <w:name w:val="6DDC92F80D34450493776A0404E5B590"/>
-    <w:rsid w:val="00115FF5"/>
-  </w:style>
-  <w:style w:type="paragraph" w:customStyle="1" w:styleId="FEA12B4591644BC78A13820ACACC5625">
-    <w:name w:val="FEA12B4591644BC78A13820ACACC5625"/>
-    <w:rsid w:val="00115FF5"/>
-  </w:style>
-  <w:style w:type="paragraph" w:customStyle="1" w:styleId="4BBD16385D314B29A1414A5E22D18829">
-    <w:name w:val="4BBD16385D314B29A1414A5E22D18829"/>
-    <w:rsid w:val="00115FF5"/>
-  </w:style>
-  <w:style w:type="paragraph" w:customStyle="1" w:styleId="49A53FE0B7CA47F385658250C320A2B7">
-    <w:name w:val="49A53FE0B7CA47F385658250C320A2B7"/>
-    <w:rsid w:val="00115FF5"/>
-  </w:style>
-  <w:style w:type="paragraph" w:customStyle="1" w:styleId="FB001C041BB94C83B57E33F1615145F4">
-    <w:name w:val="FB001C041BB94C83B57E33F1615145F4"/>
-    <w:rsid w:val="00167D04"/>
-    <w:rPr>
-      <w:kern w:val="0"/>
-      <w:lang w:val="en-AU" w:eastAsia="en-AU"/>
-      <w14:ligatures w14:val="none"/>
-    </w:rPr>
-  </w:style>
-  <w:style w:type="paragraph" w:customStyle="1" w:styleId="3B0C4DEB44BF41DF9A60FC945D103D48">
-    <w:name w:val="3B0C4DEB44BF41DF9A60FC945D103D48"/>
-    <w:rsid w:val="00167D04"/>
-    <w:rPr>
-      <w:kern w:val="0"/>
-      <w:lang w:val="en-AU" w:eastAsia="en-AU"/>
-      <w14:ligatures w14:val="none"/>
-    </w:rPr>
-  </w:style>
-  <w:style w:type="paragraph" w:customStyle="1" w:styleId="16CEB37E09C84845B4BA58B2AF906405">
-    <w:name w:val="16CEB37E09C84845B4BA58B2AF906405"/>
-    <w:rsid w:val="00167D04"/>
-    <w:rPr>
-      <w:kern w:val="0"/>
-      <w:lang w:val="en-AU" w:eastAsia="en-AU"/>
-      <w14:ligatures w14:val="none"/>
-    </w:rPr>
-  </w:style>
-  <w:style w:type="paragraph" w:customStyle="1" w:styleId="0022099E43454C7B8E1BB553AA557854">
-    <w:name w:val="0022099E43454C7B8E1BB553AA557854"/>
-    <w:rsid w:val="00167D04"/>
-    <w:rPr>
-      <w:kern w:val="0"/>
-      <w:lang w:val="en-AU" w:eastAsia="en-AU"/>
-      <w14:ligatures w14:val="none"/>
-    </w:rPr>
-  </w:style>
-  <w:style w:type="paragraph" w:customStyle="1" w:styleId="45A39CACCAB645988037BDDAE378B0DB">
-    <w:name w:val="45A39CACCAB645988037BDDAE378B0DB"/>
-    <w:rsid w:val="00167D04"/>
-    <w:rPr>
-      <w:kern w:val="0"/>
-      <w:lang w:val="en-AU" w:eastAsia="en-AU"/>
-      <w14:ligatures w14:val="none"/>
-    </w:rPr>
-  </w:style>
-  <w:style w:type="paragraph" w:customStyle="1" w:styleId="F63B26EB001D4544B797202B261D184A">
-    <w:name w:val="F63B26EB001D4544B797202B261D184A"/>
-    <w:rsid w:val="00167D04"/>
-    <w:rPr>
-      <w:kern w:val="0"/>
-      <w:lang w:val="en-AU" w:eastAsia="en-AU"/>
-      <w14:ligatures w14:val="none"/>
-    </w:rPr>
-  </w:style>
-  <w:style w:type="paragraph" w:customStyle="1" w:styleId="836FC6882DF7449785FE319821D88D59">
-    <w:name w:val="836FC6882DF7449785FE319821D88D59"/>
-    <w:rsid w:val="00167D04"/>
-    <w:rPr>
-      <w:kern w:val="0"/>
-      <w:lang w:val="en-AU" w:eastAsia="en-AU"/>
-      <w14:ligatures w14:val="none"/>
-    </w:rPr>
-  </w:style>
-  <w:style w:type="paragraph" w:customStyle="1" w:styleId="A265ED316B0D495AA772BC5B99675D49">
-    <w:name w:val="A265ED316B0D495AA772BC5B99675D49"/>
-    <w:rsid w:val="00167D04"/>
-    <w:rPr>
-      <w:kern w:val="0"/>
-      <w:lang w:val="en-AU" w:eastAsia="en-AU"/>
-      <w14:ligatures w14:val="none"/>
-    </w:rPr>
-  </w:style>
-  <w:style w:type="paragraph" w:customStyle="1" w:styleId="732AA19917CF4156BFA20C76132655C6">
-    <w:name w:val="732AA19917CF4156BFA20C76132655C6"/>
-    <w:rsid w:val="00167D04"/>
-    <w:rPr>
-      <w:kern w:val="0"/>
-      <w:lang w:val="en-AU" w:eastAsia="en-AU"/>
-      <w14:ligatures w14:val="none"/>
-    </w:rPr>
-  </w:style>
-  <w:style w:type="paragraph" w:customStyle="1" w:styleId="F6D4012E9F1945648AAF457E56BE6270">
-    <w:name w:val="F6D4012E9F1945648AAF457E56BE6270"/>
-    <w:rsid w:val="00167D04"/>
-    <w:rPr>
-      <w:kern w:val="0"/>
-      <w:lang w:val="en-AU" w:eastAsia="en-AU"/>
-      <w14:ligatures w14:val="none"/>
-    </w:rPr>
-  </w:style>
-  <w:style w:type="paragraph" w:customStyle="1" w:styleId="2D97668719864F44BC3A26D469EECD06">
-    <w:name w:val="2D97668719864F44BC3A26D469EECD06"/>
-    <w:rsid w:val="00167D04"/>
-    <w:rPr>
-      <w:kern w:val="0"/>
-      <w:lang w:val="en-AU" w:eastAsia="en-AU"/>
-      <w14:ligatures w14:val="none"/>
-    </w:rPr>
-  </w:style>
-  <w:style w:type="paragraph" w:customStyle="1" w:styleId="29B4366646924DE2898808F750EEAA12">
-    <w:name w:val="29B4366646924DE2898808F750EEAA12"/>
-    <w:rsid w:val="00167D04"/>
-    <w:rPr>
-      <w:kern w:val="0"/>
-      <w:lang w:val="en-AU" w:eastAsia="en-AU"/>
-      <w14:ligatures w14:val="none"/>
-    </w:rPr>
-  </w:style>
-  <w:style w:type="paragraph" w:customStyle="1" w:styleId="699C10EBE66A4CD4B7560510BAF5D68B">
-    <w:name w:val="699C10EBE66A4CD4B7560510BAF5D68B"/>
-    <w:rsid w:val="004F171B"/>
-    <w:rPr>
-      <w:kern w:val="0"/>
-      <w:lang w:val="en-AU" w:eastAsia="en-AU"/>
-      <w14:ligatures w14:val="none"/>
-    </w:rPr>
-  </w:style>
-  <w:style w:type="paragraph" w:customStyle="1" w:styleId="EB9A4E73B4274C219AEB3A78242FF808">
-    <w:name w:val="EB9A4E73B4274C219AEB3A78242FF808"/>
-    <w:rsid w:val="004F171B"/>
-    <w:rPr>
-      <w:kern w:val="0"/>
-      <w:lang w:val="en-AU" w:eastAsia="en-AU"/>
-      <w14:ligatures w14:val="none"/>
-    </w:rPr>
-  </w:style>
-  <w:style w:type="paragraph" w:customStyle="1" w:styleId="F61829A13AD64B16A12A491C83C3582C">
-    <w:name w:val="F61829A13AD64B16A12A491C83C3582C"/>
-    <w:rsid w:val="004F171B"/>
-    <w:rPr>
-      <w:kern w:val="0"/>
-      <w:lang w:val="en-AU" w:eastAsia="en-AU"/>
-      <w14:ligatures w14:val="none"/>
-    </w:rPr>
-  </w:style>
-  <w:style w:type="paragraph" w:customStyle="1" w:styleId="4396EBC0670F4E04AE130354C46AAE15">
-    <w:name w:val="4396EBC0670F4E04AE130354C46AAE15"/>
-    <w:rsid w:val="004F171B"/>
-    <w:rPr>
-      <w:kern w:val="0"/>
-      <w:lang w:val="en-AU" w:eastAsia="en-AU"/>
-      <w14:ligatures w14:val="none"/>
-    </w:rPr>
-  </w:style>
-  <w:style w:type="paragraph" w:customStyle="1" w:styleId="D650F7E6F028434F8A7076D4B9BCD24F">
-    <w:name w:val="D650F7E6F028434F8A7076D4B9BCD24F"/>
-    <w:rsid w:val="004F171B"/>
-    <w:rPr>
-      <w:kern w:val="0"/>
-      <w:lang w:val="en-AU" w:eastAsia="en-AU"/>
-      <w14:ligatures w14:val="none"/>
-    </w:rPr>
-  </w:style>
-  <w:style w:type="paragraph" w:customStyle="1" w:styleId="BDE44060468849A29A4BD7AAFDC5CCBF">
-    <w:name w:val="BDE44060468849A29A4BD7AAFDC5CCBF"/>
-    <w:rsid w:val="004F171B"/>
-    <w:rPr>
-      <w:kern w:val="0"/>
-      <w:lang w:val="en-AU" w:eastAsia="en-AU"/>
-      <w14:ligatures w14:val="none"/>
-    </w:rPr>
-  </w:style>
-  <w:style w:type="paragraph" w:customStyle="1" w:styleId="A1FE032C361941848F4D97EA26F56047">
-    <w:name w:val="A1FE032C361941848F4D97EA26F56047"/>
-    <w:rsid w:val="004F171B"/>
-    <w:rPr>
-      <w:kern w:val="0"/>
-      <w:lang w:val="en-AU" w:eastAsia="en-AU"/>
-      <w14:ligatures w14:val="none"/>
-    </w:rPr>
-  </w:style>
-  <w:style w:type="paragraph" w:customStyle="1" w:styleId="6E0D9C8CCD4B437191A52FE6FD9AD0F8">
-    <w:name w:val="6E0D9C8CCD4B437191A52FE6FD9AD0F8"/>
-    <w:rsid w:val="004F171B"/>
-    <w:rPr>
-      <w:kern w:val="0"/>
-      <w:lang w:val="en-AU" w:eastAsia="en-AU"/>
-      <w14:ligatures w14:val="none"/>
-    </w:rPr>
-  </w:style>
-  <w:style w:type="paragraph" w:customStyle="1" w:styleId="940067C9108248258E625BBD387DB3BB">
-    <w:name w:val="940067C9108248258E625BBD387DB3BB"/>
-    <w:rsid w:val="004F171B"/>
-    <w:rPr>
-      <w:kern w:val="0"/>
-      <w:lang w:val="en-AU" w:eastAsia="en-AU"/>
-      <w14:ligatures w14:val="none"/>
-    </w:rPr>
-  </w:style>
-  <w:style w:type="paragraph" w:customStyle="1" w:styleId="ED043D90C8494596AD537141A2C6D1C6">
-    <w:name w:val="ED043D90C8494596AD537141A2C6D1C6"/>
-    <w:rsid w:val="004F171B"/>
-    <w:rPr>
-      <w:kern w:val="0"/>
-      <w:lang w:val="en-AU" w:eastAsia="en-AU"/>
-      <w14:ligatures w14:val="none"/>
-    </w:rPr>
-  </w:style>
-  <w:style w:type="paragraph" w:customStyle="1" w:styleId="2C653525629146B68AC4E05B9C9F8C4F">
-    <w:name w:val="2C653525629146B68AC4E05B9C9F8C4F"/>
-    <w:rsid w:val="004F171B"/>
-    <w:rPr>
-      <w:kern w:val="0"/>
-      <w:lang w:val="en-AU" w:eastAsia="en-AU"/>
-      <w14:ligatures w14:val="none"/>
-    </w:rPr>
-  </w:style>
-  <w:style w:type="paragraph" w:customStyle="1" w:styleId="608D856613384787A3CB2141CA5ABC8D">
-    <w:name w:val="608D856613384787A3CB2141CA5ABC8D"/>
-    <w:rsid w:val="004F171B"/>
-    <w:rPr>
-      <w:kern w:val="0"/>
-      <w:lang w:val="en-AU" w:eastAsia="en-AU"/>
-      <w14:ligatures w14:val="none"/>
-    </w:rPr>
-  </w:style>
-  <w:style w:type="paragraph" w:customStyle="1" w:styleId="FA9A2EBD76484B8A97E80D35FA2C0A7D18">
-    <w:name w:val="FA9A2EBD76484B8A97E80D35FA2C0A7D18"/>
-    <w:rsid w:val="004F171B"/>
-    <w:pPr>
-      <w:spacing w:after="0" w:line="240" w:lineRule="auto"/>
-      <w:jc w:val="center"/>
-    </w:pPr>
-    <w:rPr>
-      <w:rFonts w:eastAsiaTheme="minorHAnsi"/>
-      <w:caps/>
-      <w:color w:val="0E2841" w:themeColor="text2"/>
-      <w:spacing w:val="10"/>
-      <w:sz w:val="12"/>
-      <w:szCs w:val="20"/>
-      <w:lang w:eastAsia="ja-JP"/>
-      <w14:ligatures w14:val="standard"/>
-    </w:rPr>
-  </w:style>
-  <w:style w:type="paragraph" w:customStyle="1" w:styleId="A6141692578B4609B3AC0D058672D5C02">
-    <w:name w:val="A6141692578B4609B3AC0D058672D5C02"/>
-    <w:rsid w:val="004F171B"/>
-    <w:pPr>
-      <w:spacing w:after="0" w:line="240" w:lineRule="auto"/>
-      <w:jc w:val="center"/>
-    </w:pPr>
-    <w:rPr>
-      <w:rFonts w:eastAsiaTheme="minorHAnsi"/>
-      <w:caps/>
-      <w:color w:val="0E2841" w:themeColor="text2"/>
-      <w:spacing w:val="10"/>
-      <w:sz w:val="12"/>
-      <w:szCs w:val="20"/>
-      <w:lang w:eastAsia="ja-JP"/>
-      <w14:ligatures w14:val="standard"/>
-    </w:rPr>
-  </w:style>
-  <w:style w:type="paragraph" w:customStyle="1" w:styleId="81B5E47F6A6C4CCC8A8AE8229748477716">
-    <w:name w:val="81B5E47F6A6C4CCC8A8AE8229748477716"/>
-    <w:rsid w:val="004F171B"/>
-    <w:pPr>
-      <w:spacing w:after="0" w:line="240" w:lineRule="auto"/>
-      <w:jc w:val="center"/>
-    </w:pPr>
-    <w:rPr>
-      <w:rFonts w:eastAsiaTheme="minorHAnsi"/>
-      <w:caps/>
-      <w:color w:val="0E2841" w:themeColor="text2"/>
-      <w:spacing w:val="10"/>
-      <w:sz w:val="12"/>
-      <w:szCs w:val="20"/>
-      <w:lang w:eastAsia="ja-JP"/>
-      <w14:ligatures w14:val="standard"/>
-    </w:rPr>
-  </w:style>
-  <w:style w:type="paragraph" w:customStyle="1" w:styleId="2B5F6BF8F9CA44DD81C11266D7C0ECA93">
-    <w:name w:val="2B5F6BF8F9CA44DD81C11266D7C0ECA93"/>
-    <w:rsid w:val="004F171B"/>
-    <w:pPr>
-      <w:spacing w:after="0" w:line="240" w:lineRule="auto"/>
-      <w:jc w:val="center"/>
-    </w:pPr>
-    <w:rPr>
-      <w:rFonts w:eastAsiaTheme="minorHAnsi"/>
-      <w:caps/>
-      <w:color w:val="0E2841" w:themeColor="text2"/>
-      <w:spacing w:val="10"/>
-      <w:sz w:val="12"/>
-      <w:szCs w:val="20"/>
-      <w:lang w:eastAsia="ja-JP"/>
-      <w14:ligatures w14:val="standard"/>
-    </w:rPr>
-  </w:style>
-  <w:style w:type="paragraph" w:customStyle="1" w:styleId="911ADDF41B2846AEA9649B24CD3DC6767">
-    <w:name w:val="911ADDF41B2846AEA9649B24CD3DC6767"/>
-    <w:rsid w:val="004F171B"/>
-    <w:pPr>
-      <w:spacing w:after="0" w:line="240" w:lineRule="auto"/>
-      <w:jc w:val="center"/>
-    </w:pPr>
-    <w:rPr>
-      <w:rFonts w:eastAsiaTheme="minorHAnsi"/>
-      <w:caps/>
-      <w:color w:val="0E2841" w:themeColor="text2"/>
-      <w:spacing w:val="10"/>
-      <w:sz w:val="12"/>
-      <w:szCs w:val="20"/>
-      <w:lang w:eastAsia="ja-JP"/>
-      <w14:ligatures w14:val="standard"/>
-    </w:rPr>
-  </w:style>
-  <w:style w:type="paragraph" w:customStyle="1" w:styleId="FAE79841FC564A39B047103B840DB3BC3">
-    <w:name w:val="FAE79841FC564A39B047103B840DB3BC3"/>
-    <w:rsid w:val="004F171B"/>
-    <w:pPr>
-      <w:spacing w:after="0" w:line="240" w:lineRule="auto"/>
-      <w:jc w:val="center"/>
-    </w:pPr>
-    <w:rPr>
-      <w:rFonts w:eastAsiaTheme="minorHAnsi"/>
-      <w:caps/>
-      <w:color w:val="0E2841" w:themeColor="text2"/>
-      <w:spacing w:val="10"/>
-      <w:sz w:val="12"/>
-      <w:szCs w:val="20"/>
-      <w:lang w:eastAsia="ja-JP"/>
-      <w14:ligatures w14:val="standard"/>
-    </w:rPr>
-  </w:style>
-  <w:style w:type="paragraph" w:customStyle="1" w:styleId="9316ABD1A8684A6D97C9521965A1739716">
-    <w:name w:val="9316ABD1A8684A6D97C9521965A1739716"/>
-    <w:rsid w:val="004F171B"/>
-    <w:pPr>
-      <w:spacing w:after="0" w:line="240" w:lineRule="auto"/>
-      <w:jc w:val="center"/>
-    </w:pPr>
-    <w:rPr>
-      <w:rFonts w:eastAsiaTheme="minorHAnsi"/>
-      <w:caps/>
-      <w:color w:val="0E2841" w:themeColor="text2"/>
-      <w:spacing w:val="10"/>
-      <w:sz w:val="12"/>
-      <w:szCs w:val="20"/>
-      <w:lang w:eastAsia="ja-JP"/>
-      <w14:ligatures w14:val="standard"/>
-    </w:rPr>
-  </w:style>
-  <w:style w:type="paragraph" w:customStyle="1" w:styleId="5A0739AB88FE48C7905DAC765998BA523">
-    <w:name w:val="5A0739AB88FE48C7905DAC765998BA523"/>
-    <w:rsid w:val="004F171B"/>
-    <w:pPr>
-      <w:spacing w:after="0" w:line="240" w:lineRule="auto"/>
-      <w:jc w:val="center"/>
-    </w:pPr>
-    <w:rPr>
-      <w:rFonts w:eastAsiaTheme="minorHAnsi"/>
-      <w:caps/>
-      <w:color w:val="0E2841" w:themeColor="text2"/>
-      <w:spacing w:val="10"/>
-      <w:sz w:val="12"/>
-      <w:szCs w:val="20"/>
-      <w:lang w:eastAsia="ja-JP"/>
-      <w14:ligatures w14:val="standard"/>
-    </w:rPr>
-  </w:style>
-  <w:style w:type="paragraph" w:customStyle="1" w:styleId="976E630B444D40D2A21A957C839D6D309">
-    <w:name w:val="976E630B444D40D2A21A957C839D6D309"/>
-    <w:rsid w:val="004F171B"/>
-    <w:pPr>
-      <w:spacing w:after="0" w:line="240" w:lineRule="auto"/>
-      <w:jc w:val="center"/>
-    </w:pPr>
-    <w:rPr>
-      <w:rFonts w:eastAsiaTheme="minorHAnsi"/>
-      <w:caps/>
-      <w:color w:val="0E2841" w:themeColor="text2"/>
-      <w:spacing w:val="10"/>
-      <w:sz w:val="12"/>
-      <w:szCs w:val="20"/>
-      <w:lang w:eastAsia="ja-JP"/>
-      <w14:ligatures w14:val="standard"/>
-    </w:rPr>
-  </w:style>
-  <w:style w:type="paragraph" w:customStyle="1" w:styleId="2C487C3CB125409A9354C06E6675474D3">
-    <w:name w:val="2C487C3CB125409A9354C06E6675474D3"/>
-    <w:rsid w:val="004F171B"/>
-    <w:pPr>
-      <w:spacing w:after="0" w:line="240" w:lineRule="auto"/>
-      <w:jc w:val="center"/>
-    </w:pPr>
-    <w:rPr>
-      <w:rFonts w:eastAsiaTheme="minorHAnsi"/>
-      <w:caps/>
-      <w:color w:val="0E2841" w:themeColor="text2"/>
-      <w:spacing w:val="10"/>
-      <w:sz w:val="12"/>
-      <w:szCs w:val="20"/>
-      <w:lang w:eastAsia="ja-JP"/>
-      <w14:ligatures w14:val="standard"/>
-    </w:rPr>
-  </w:style>
-  <w:style w:type="paragraph" w:customStyle="1" w:styleId="373FDECE8CFA4F719B75937B3552E8E116">
-    <w:name w:val="373FDECE8CFA4F719B75937B3552E8E116"/>
-    <w:rsid w:val="004F171B"/>
-    <w:pPr>
-      <w:spacing w:after="0" w:line="240" w:lineRule="auto"/>
-      <w:jc w:val="center"/>
-    </w:pPr>
-    <w:rPr>
-      <w:rFonts w:eastAsiaTheme="minorHAnsi"/>
-      <w:caps/>
-      <w:color w:val="0E2841" w:themeColor="text2"/>
-      <w:spacing w:val="10"/>
-      <w:sz w:val="12"/>
-      <w:szCs w:val="20"/>
-      <w:lang w:eastAsia="ja-JP"/>
-      <w14:ligatures w14:val="standard"/>
-    </w:rPr>
-  </w:style>
-  <w:style w:type="paragraph" w:customStyle="1" w:styleId="9DA6925476F34EC2B7D5393F61D160423">
-    <w:name w:val="9DA6925476F34EC2B7D5393F61D160423"/>
-    <w:rsid w:val="004F171B"/>
-    <w:pPr>
-      <w:spacing w:after="0" w:line="240" w:lineRule="auto"/>
-      <w:jc w:val="center"/>
-    </w:pPr>
-    <w:rPr>
-      <w:rFonts w:eastAsiaTheme="minorHAnsi"/>
-      <w:caps/>
-      <w:color w:val="0E2841" w:themeColor="text2"/>
-      <w:spacing w:val="10"/>
-      <w:sz w:val="12"/>
-      <w:szCs w:val="20"/>
-      <w:lang w:eastAsia="ja-JP"/>
-      <w14:ligatures w14:val="standard"/>
-    </w:rPr>
-  </w:style>
-  <w:style w:type="paragraph" w:customStyle="1" w:styleId="48F96D134E5442F58A6431B65ED6D2F017">
-    <w:name w:val="48F96D134E5442F58A6431B65ED6D2F017"/>
-    <w:rsid w:val="004F171B"/>
-    <w:pPr>
-      <w:spacing w:after="0" w:line="240" w:lineRule="auto"/>
-      <w:jc w:val="center"/>
-    </w:pPr>
-    <w:rPr>
-      <w:rFonts w:eastAsiaTheme="minorHAnsi"/>
-      <w:caps/>
-      <w:color w:val="0E2841" w:themeColor="text2"/>
-      <w:spacing w:val="10"/>
-      <w:sz w:val="12"/>
-      <w:szCs w:val="20"/>
-      <w:lang w:eastAsia="ja-JP"/>
-      <w14:ligatures w14:val="standard"/>
-    </w:rPr>
-  </w:style>
-  <w:style w:type="paragraph" w:customStyle="1" w:styleId="5ED99BDBBF2A479BAEFBF07C2877B7963">
-    <w:name w:val="5ED99BDBBF2A479BAEFBF07C2877B7963"/>
-    <w:rsid w:val="004F171B"/>
-    <w:pPr>
-      <w:spacing w:after="0" w:line="240" w:lineRule="auto"/>
-      <w:jc w:val="center"/>
-    </w:pPr>
-    <w:rPr>
-      <w:rFonts w:eastAsiaTheme="minorHAnsi"/>
-      <w:caps/>
-      <w:color w:val="0E2841" w:themeColor="text2"/>
-      <w:spacing w:val="10"/>
-      <w:sz w:val="12"/>
-      <w:szCs w:val="20"/>
-      <w:lang w:eastAsia="ja-JP"/>
-      <w14:ligatures w14:val="standard"/>
-    </w:rPr>
-  </w:style>
-  <w:style w:type="paragraph" w:customStyle="1" w:styleId="DB0C89A5AC8F4B7AAADA7C6BC2E25D0616">
-    <w:name w:val="DB0C89A5AC8F4B7AAADA7C6BC2E25D0616"/>
-    <w:rsid w:val="004F171B"/>
-    <w:pPr>
-      <w:spacing w:after="0" w:line="240" w:lineRule="auto"/>
-      <w:jc w:val="center"/>
-    </w:pPr>
-    <w:rPr>
-      <w:rFonts w:eastAsiaTheme="minorHAnsi"/>
-      <w:caps/>
-      <w:color w:val="0E2841" w:themeColor="text2"/>
-      <w:spacing w:val="10"/>
-      <w:sz w:val="12"/>
-      <w:szCs w:val="20"/>
-      <w:lang w:eastAsia="ja-JP"/>
-      <w14:ligatures w14:val="standard"/>
-    </w:rPr>
-  </w:style>
-  <w:style w:type="paragraph" w:customStyle="1" w:styleId="5B9676AF0EAE41378BE12989E610EE0E3">
-    <w:name w:val="5B9676AF0EAE41378BE12989E610EE0E3"/>
-    <w:rsid w:val="004F171B"/>
-    <w:pPr>
-      <w:spacing w:after="0" w:line="240" w:lineRule="auto"/>
-      <w:jc w:val="center"/>
-    </w:pPr>
-    <w:rPr>
-      <w:rFonts w:eastAsiaTheme="minorHAnsi"/>
-      <w:caps/>
-      <w:color w:val="0E2841" w:themeColor="text2"/>
-      <w:spacing w:val="10"/>
-      <w:sz w:val="12"/>
-      <w:szCs w:val="20"/>
-      <w:lang w:eastAsia="ja-JP"/>
-      <w14:ligatures w14:val="standard"/>
-    </w:rPr>
-  </w:style>
-  <w:style w:type="paragraph" w:customStyle="1" w:styleId="12505114525B48DA8FD90E07723F353417">
-    <w:name w:val="12505114525B48DA8FD90E07723F353417"/>
-    <w:rsid w:val="004F171B"/>
-    <w:pPr>
-      <w:spacing w:after="0" w:line="240" w:lineRule="auto"/>
-      <w:jc w:val="center"/>
-    </w:pPr>
-    <w:rPr>
-      <w:rFonts w:eastAsiaTheme="minorHAnsi"/>
-      <w:caps/>
-      <w:color w:val="0E2841" w:themeColor="text2"/>
-      <w:spacing w:val="10"/>
-      <w:sz w:val="12"/>
-      <w:szCs w:val="20"/>
-      <w:lang w:eastAsia="ja-JP"/>
-      <w14:ligatures w14:val="standard"/>
-    </w:rPr>
-  </w:style>
-  <w:style w:type="paragraph" w:customStyle="1" w:styleId="EBEA289CD1994B96877FDFCB32BD04403">
-    <w:name w:val="EBEA289CD1994B96877FDFCB32BD04403"/>
-    <w:rsid w:val="004F171B"/>
-    <w:pPr>
-      <w:spacing w:after="0" w:line="240" w:lineRule="auto"/>
-      <w:jc w:val="center"/>
-    </w:pPr>
-    <w:rPr>
-      <w:rFonts w:eastAsiaTheme="minorHAnsi"/>
-      <w:caps/>
-      <w:color w:val="0E2841" w:themeColor="text2"/>
-      <w:spacing w:val="10"/>
-      <w:sz w:val="12"/>
-      <w:szCs w:val="20"/>
-      <w:lang w:eastAsia="ja-JP"/>
-      <w14:ligatures w14:val="standard"/>
-    </w:rPr>
-  </w:style>
-  <w:style w:type="paragraph" w:customStyle="1" w:styleId="E272329EDC6C4E849519C22C606D502B16">
-    <w:name w:val="E272329EDC6C4E849519C22C606D502B16"/>
-    <w:rsid w:val="004F171B"/>
-    <w:pPr>
-      <w:spacing w:after="0" w:line="240" w:lineRule="auto"/>
-      <w:jc w:val="center"/>
-    </w:pPr>
-    <w:rPr>
-      <w:rFonts w:eastAsiaTheme="minorHAnsi"/>
-      <w:caps/>
-      <w:color w:val="0E2841" w:themeColor="text2"/>
-      <w:spacing w:val="10"/>
-      <w:sz w:val="12"/>
-      <w:szCs w:val="20"/>
-      <w:lang w:eastAsia="ja-JP"/>
-      <w14:ligatures w14:val="standard"/>
-    </w:rPr>
-  </w:style>
-  <w:style w:type="paragraph" w:customStyle="1" w:styleId="12AC1FD51F194683AC82A770DE013FFB3">
-    <w:name w:val="12AC1FD51F194683AC82A770DE013FFB3"/>
-    <w:rsid w:val="004F171B"/>
-    <w:pPr>
-      <w:spacing w:after="0" w:line="240" w:lineRule="auto"/>
-      <w:jc w:val="center"/>
-    </w:pPr>
-    <w:rPr>
-      <w:rFonts w:eastAsiaTheme="minorHAnsi"/>
-      <w:caps/>
-      <w:color w:val="0E2841" w:themeColor="text2"/>
-      <w:spacing w:val="10"/>
-      <w:sz w:val="12"/>
-      <w:szCs w:val="20"/>
-      <w:lang w:eastAsia="ja-JP"/>
-      <w14:ligatures w14:val="standard"/>
-    </w:rPr>
-  </w:style>
-</w:styles>
-</file>
-
-<file path=word/glossary/webSettings2.xml><?xml version="1.0" encoding="utf-8"?>
-<w:webSettings xmlns:mc="http://schemas.openxmlformats.org/markup-compatibility/2006" xmlns:r="http://schemas.openxmlformats.org/officeDocument/2006/relationships" xmlns:w="http://schemas.openxmlformats.org/wordprocessingml/2006/main" xmlns:w14="http://schemas.microsoft.com/office/word/2010/wordml" xmlns:w15="http://schemas.microsoft.com/office/word/2012/wordml" xmlns:w16cex="http://schemas.microsoft.com/office/word/2018/wordml/cex" xmlns:w16cid="http://schemas.microsoft.com/office/word/2016/wordml/cid" xmlns:w16="http://schemas.microsoft.com/office/word/2018/wordml" xmlns:w16sdtdh="http://schemas.microsoft.com/office/word/2020/wordml/sdtdatahash" xmlns:w16se="http://schemas.microsoft.com/office/word/2015/wordml/symex" mc:Ignorable="w14 w15 w16se w16cid w16 w16cex w16sdtdh">
-  <w:optimizeForBrowser/>
-  <w:allowPNG/>
-</w:webSettings>
-</file>
-
 <file path=word/theme/theme11.xml><?xml version="1.0" encoding="utf-8"?>
 <a:theme xmlns:a="http://schemas.openxmlformats.org/drawingml/2006/main" name="Office Theme">
   <a:themeElements>
@@ -12716,371 +8348,6 @@
 </a:theme>
 </file>
 
-<file path=customXml/item13.xml><?xml version="1.0" encoding="utf-8"?>
-<?mso-contentType ?>
-<FormTemplates xmlns="http://schemas.microsoft.com/sharepoint/v3/contenttype/forms">
-  <Display>DocumentLibraryForm</Display>
-  <Edit>DocumentLibraryForm</Edit>
-  <New>DocumentLibraryForm</New>
-</FormTemplates>
-</file>
-
-<file path=customXml/item22.xml><?xml version="1.0" encoding="utf-8"?>
-<ct:contentTypeSchema xmlns:ct="http://schemas.microsoft.com/office/2006/metadata/contentType" xmlns:ma="http://schemas.microsoft.com/office/2006/metadata/properties/metaAttributes" ct:_="" ma:_="" ma:contentTypeName="Document" ma:contentTypeID="0x01010079F111ED35F8CC479449609E8A0923A6" ma:contentTypeVersion="28" ma:contentTypeDescription="Create a new document." ma:contentTypeScope="" ma:versionID="60f5a4f2d2b0abadcf532d48ebf9cb71">
-  <xsd:schema xmlns:xsd="http://www.w3.org/2001/XMLSchema" xmlns:xs="http://www.w3.org/2001/XMLSchema" xmlns:p="http://schemas.microsoft.com/office/2006/metadata/properties" xmlns:ns1="http://schemas.microsoft.com/sharepoint/v3" xmlns:ns2="71af3243-3dd4-4a8d-8c0d-dd76da1f02a5" xmlns:ns3="16c05727-aa75-4e4a-9b5f-8a80a1165891" xmlns:ns4="230e9df3-be65-4c73-a93b-d1236ebd677e" targetNamespace="http://schemas.microsoft.com/office/2006/metadata/properties" ma:root="true" ma:fieldsID="7dd78129e6a1811f84807ad11c651531" ns1:_="" ns2:_="" ns3:_="" ns4:_="">
-    <xsd:import namespace="http://schemas.microsoft.com/sharepoint/v3"/>
-    <xsd:import namespace="71af3243-3dd4-4a8d-8c0d-dd76da1f02a5"/>
-    <xsd:import namespace="16c05727-aa75-4e4a-9b5f-8a80a1165891"/>
-    <xsd:import namespace="230e9df3-be65-4c73-a93b-d1236ebd677e"/>
-    <xsd:element name="properties">
-      <xsd:complexType>
-        <xsd:sequence>
-          <xsd:element name="documentManagement">
-            <xsd:complexType>
-              <xsd:all>
-                <xsd:element ref="ns2:Status" minOccurs="0"/>
-                <xsd:element ref="ns2:Image" minOccurs="0"/>
-                <xsd:element ref="ns2:MediaServiceMetadata" minOccurs="0"/>
-                <xsd:element ref="ns2:MediaServiceFastMetadata" minOccurs="0"/>
-                <xsd:element ref="ns2:MediaServiceOCR" minOccurs="0"/>
-                <xsd:element ref="ns2:MediaServiceAutoTags" minOccurs="0"/>
-                <xsd:element ref="ns2:MediaServiceEventHashCode" minOccurs="0"/>
-                <xsd:element ref="ns2:MediaServiceGenerationTime" minOccurs="0"/>
-                <xsd:element ref="ns3:SharedWithUsers" minOccurs="0"/>
-                <xsd:element ref="ns3:SharedWithDetails" minOccurs="0"/>
-                <xsd:element ref="ns2:MediaServiceAutoKeyPoints" minOccurs="0"/>
-                <xsd:element ref="ns2:MediaServiceKeyPoints" minOccurs="0"/>
-                <xsd:element ref="ns2:MediaServiceDateTaken" minOccurs="0"/>
-                <xsd:element ref="ns1:_ip_UnifiedCompliancePolicyProperties" minOccurs="0"/>
-                <xsd:element ref="ns1:_ip_UnifiedCompliancePolicyUIAction" minOccurs="0"/>
-                <xsd:element ref="ns4:TaxCatchAll" minOccurs="0"/>
-                <xsd:element ref="ns2:ImageTagsTaxHTField" minOccurs="0"/>
-                <xsd:element ref="ns2:MediaServiceLocation" minOccurs="0"/>
-                <xsd:element ref="ns2:MediaLengthInSeconds" minOccurs="0"/>
-                <xsd:element ref="ns2:Background" minOccurs="0"/>
-                <xsd:element ref="ns2:MediaServiceSearchProperties" minOccurs="0"/>
-                <xsd:element ref="ns2:MediaServiceDocTags" minOccurs="0"/>
-                <xsd:element ref="ns2:MediaServiceObjectDetectorVersions" minOccurs="0"/>
-                <xsd:element ref="ns2:MediaServiceSystemTags" minOccurs="0"/>
-              </xsd:all>
-            </xsd:complexType>
-          </xsd:element>
-        </xsd:sequence>
-      </xsd:complexType>
-    </xsd:element>
-  </xsd:schema>
-  <xsd:schema xmlns:xsd="http://www.w3.org/2001/XMLSchema" xmlns:xs="http://www.w3.org/2001/XMLSchema" xmlns:dms="http://schemas.microsoft.com/office/2006/documentManagement/types" xmlns:pc="http://schemas.microsoft.com/office/infopath/2007/PartnerControls" targetNamespace="http://schemas.microsoft.com/sharepoint/v3" elementFormDefault="qualified">
-    <xsd:import namespace="http://schemas.microsoft.com/office/2006/documentManagement/types"/>
-    <xsd:import namespace="http://schemas.microsoft.com/office/infopath/2007/PartnerControls"/>
-    <xsd:element name="_ip_UnifiedCompliancePolicyProperties" ma:index="20" nillable="true" ma:displayName="Unified Compliance Policy Properties" ma:hidden="true" ma:internalName="_ip_UnifiedCompliancePolicyProperties" ma:readOnly="false">
-      <xsd:simpleType>
-        <xsd:restriction base="dms:Note"/>
-      </xsd:simpleType>
-    </xsd:element>
-    <xsd:element name="_ip_UnifiedCompliancePolicyUIAction" ma:index="21" nillable="true" ma:displayName="Unified Compliance Policy UI Action" ma:hidden="true" ma:internalName="_ip_UnifiedCompliancePolicyUIAction" ma:readOnly="false">
-      <xsd:simpleType>
-        <xsd:restriction base="dms:Text"/>
-      </xsd:simpleType>
-    </xsd:element>
-  </xsd:schema>
-  <xsd:schema xmlns:xsd="http://www.w3.org/2001/XMLSchema" xmlns:xs="http://www.w3.org/2001/XMLSchema" xmlns:dms="http://schemas.microsoft.com/office/2006/documentManagement/types" xmlns:pc="http://schemas.microsoft.com/office/infopath/2007/PartnerControls" targetNamespace="71af3243-3dd4-4a8d-8c0d-dd76da1f02a5" elementFormDefault="qualified">
-    <xsd:import namespace="http://schemas.microsoft.com/office/2006/documentManagement/types"/>
-    <xsd:import namespace="http://schemas.microsoft.com/office/infopath/2007/PartnerControls"/>
-    <xsd:element name="Status" ma:index="2" nillable="true" ma:displayName="Status" ma:default="Not started" ma:format="Dropdown" ma:internalName="Status" ma:readOnly="false">
-      <xsd:simpleType>
-        <xsd:restriction base="dms:Choice">
-          <xsd:enumeration value="Not started"/>
-          <xsd:enumeration value="In Progress"/>
-          <xsd:enumeration value="Completed"/>
-        </xsd:restriction>
-      </xsd:simpleType>
-    </xsd:element>
-    <xsd:element name="Image" ma:index="3" nillable="true" ma:displayName="Image" ma:format="Image" ma:internalName="Image" ma:readOnly="false">
-      <xsd:complexType>
-        <xsd:complexContent>
-          <xsd:extension base="dms:URL">
-            <xsd:sequence>
-              <xsd:element name="Url" type="dms:ValidUrl" minOccurs="0" nillable="true"/>
-              <xsd:element name="Description" type="xsd:string" nillable="true"/>
-            </xsd:sequence>
-          </xsd:extension>
-        </xsd:complexContent>
-      </xsd:complexType>
-    </xsd:element>
-    <xsd:element name="MediaServiceMetadata" ma:index="8" nillable="true" ma:displayName="MediaServiceMetadata" ma:hidden="true" ma:internalName="MediaServiceMetadata" ma:readOnly="true">
-      <xsd:simpleType>
-        <xsd:restriction base="dms:Note"/>
-      </xsd:simpleType>
-    </xsd:element>
-    <xsd:element name="MediaServiceFastMetadata" ma:index="9" nillable="true" ma:displayName="MediaServiceFastMetadata" ma:hidden="true" ma:internalName="MediaServiceFastMetadata" ma:readOnly="true">
-      <xsd:simpleType>
-        <xsd:restriction base="dms:Note"/>
-      </xsd:simpleType>
-    </xsd:element>
-    <xsd:element name="MediaServiceOCR" ma:index="10" nillable="true" ma:displayName="MediaServiceOCR" ma:hidden="true" ma:internalName="MediaServiceOCR" ma:readOnly="true">
-      <xsd:simpleType>
-        <xsd:restriction base="dms:Note"/>
-      </xsd:simpleType>
-    </xsd:element>
-    <xsd:element name="MediaServiceAutoTags" ma:index="11" nillable="true" ma:displayName="MediaServiceAutoTags" ma:hidden="true" ma:internalName="MediaServiceAutoTags" ma:readOnly="true">
-      <xsd:simpleType>
-        <xsd:restriction base="dms:Text"/>
-      </xsd:simpleType>
-    </xsd:element>
-    <xsd:element name="MediaServiceEventHashCode" ma:index="12" nillable="true" ma:displayName="MediaServiceEventHashCode" ma:hidden="true" ma:internalName="MediaServiceEventHashCode" ma:readOnly="true">
-      <xsd:simpleType>
-        <xsd:restriction base="dms:Text"/>
-      </xsd:simpleType>
-    </xsd:element>
-    <xsd:element name="MediaServiceGenerationTime" ma:index="13" nillable="true" ma:displayName="MediaServiceGenerationTime" ma:hidden="true" ma:internalName="MediaServiceGenerationTime" ma:readOnly="true">
-      <xsd:simpleType>
-        <xsd:restriction base="dms:Text"/>
-      </xsd:simpleType>
-    </xsd:element>
-    <xsd:element name="MediaServiceAutoKeyPoints" ma:index="16" nillable="true" ma:displayName="MediaServiceAutoKeyPoints" ma:hidden="true" ma:internalName="MediaServiceAutoKeyPoints" ma:readOnly="true">
-      <xsd:simpleType>
-        <xsd:restriction base="dms:Note"/>
-      </xsd:simpleType>
-    </xsd:element>
-    <xsd:element name="MediaServiceKeyPoints" ma:index="17" nillable="true" ma:displayName="KeyPoints" ma:hidden="true" ma:internalName="MediaServiceKeyPoints" ma:readOnly="false">
-      <xsd:simpleType>
-        <xsd:restriction base="dms:Note"/>
-      </xsd:simpleType>
-    </xsd:element>
-    <xsd:element name="MediaServiceDateTaken" ma:index="18" nillable="true" ma:displayName="MediaServiceDateTaken" ma:hidden="true" ma:internalName="MediaServiceDateTaken" ma:readOnly="true">
-      <xsd:simpleType>
-        <xsd:restriction base="dms:Text"/>
-      </xsd:simpleType>
-    </xsd:element>
-    <xsd:element name="ImageTagsTaxHTField" ma:index="25" nillable="true" ma:taxonomy="true" ma:internalName="ImageTagsTaxHTField" ma:taxonomyFieldName="MediaServiceImageTags" ma:displayName="Image Tags" ma:readOnly="false" ma:fieldId="{5cf76f15-5ced-4ddc-b409-7134ff3c332f}" ma:taxonomyMulti="true" ma:sspId="e385fb40-52d4-4fae-9c5b-3e8ff8a5878e" ma:termSetId="09814cd3-568e-fe90-9814-8d621ff8fb84" ma:anchorId="fba54fb3-c3e1-fe81-a776-ca4b69148c4d" ma:open="true" ma:isKeyword="false">
-      <xsd:complexType>
-        <xsd:sequence>
-          <xsd:element ref="pc:Terms" minOccurs="0" maxOccurs="1"/>
-        </xsd:sequence>
-      </xsd:complexType>
-    </xsd:element>
-    <xsd:element name="MediaServiceLocation" ma:index="26" nillable="true" ma:displayName="Location" ma:hidden="true" ma:internalName="MediaServiceLocation" ma:readOnly="true">
-      <xsd:simpleType>
-        <xsd:restriction base="dms:Text"/>
-      </xsd:simpleType>
-    </xsd:element>
-    <xsd:element name="MediaLengthInSeconds" ma:index="27" nillable="true" ma:displayName="MediaLengthInSeconds" ma:hidden="true" ma:internalName="MediaLengthInSeconds" ma:readOnly="true">
-      <xsd:simpleType>
-        <xsd:restriction base="dms:Unknown"/>
-      </xsd:simpleType>
-    </xsd:element>
-    <xsd:element name="Background" ma:index="28" nillable="true" ma:displayName="Background" ma:default="0" ma:format="Dropdown" ma:internalName="Background">
-      <xsd:simpleType>
-        <xsd:restriction base="dms:Boolean"/>
-      </xsd:simpleType>
-    </xsd:element>
-    <xsd:element name="MediaServiceSearchProperties" ma:index="29" nillable="true" ma:displayName="MediaServiceSearchProperties" ma:hidden="true" ma:internalName="MediaServiceSearchProperties" ma:readOnly="true">
-      <xsd:simpleType>
-        <xsd:restriction base="dms:Note"/>
-      </xsd:simpleType>
-    </xsd:element>
-    <xsd:element name="MediaServiceDocTags" ma:index="30" nillable="true" ma:displayName="MediaServiceDocTags" ma:hidden="true" ma:internalName="MediaServiceDocTags" ma:readOnly="true">
-      <xsd:simpleType>
-        <xsd:restriction base="dms:Note"/>
-      </xsd:simpleType>
-    </xsd:element>
-    <xsd:element name="MediaServiceObjectDetectorVersions" ma:index="31" nillable="true" ma:displayName="MediaServiceObjectDetectorVersions" ma:description="" ma:hidden="true" ma:indexed="true" ma:internalName="MediaServiceObjectDetectorVersions" ma:readOnly="true">
-      <xsd:simpleType>
-        <xsd:restriction base="dms:Text"/>
-      </xsd:simpleType>
-    </xsd:element>
-    <xsd:element name="MediaServiceSystemTags" ma:index="32" nillable="true" ma:displayName="MediaServiceSystemTags" ma:hidden="true" ma:internalName="MediaServiceSystemTags" ma:readOnly="true">
-      <xsd:simpleType>
-        <xsd:restriction base="dms:Note"/>
-      </xsd:simpleType>
-    </xsd:element>
-  </xsd:schema>
-  <xsd:schema xmlns:xsd="http://www.w3.org/2001/XMLSchema" xmlns:xs="http://www.w3.org/2001/XMLSchema" xmlns:dms="http://schemas.microsoft.com/office/2006/documentManagement/types" xmlns:pc="http://schemas.microsoft.com/office/infopath/2007/PartnerControls" targetNamespace="16c05727-aa75-4e4a-9b5f-8a80a1165891" elementFormDefault="qualified">
-    <xsd:import namespace="http://schemas.microsoft.com/office/2006/documentManagement/types"/>
-    <xsd:import namespace="http://schemas.microsoft.com/office/infopath/2007/PartnerControls"/>
-    <xsd:element name="SharedWithUsers" ma:index="14" nillable="true" ma:displayName="Shared With" ma:hidden="true" ma:internalName="SharedWithUsers" ma:readOnly="true">
-      <xsd:complexType>
-        <xsd:complexContent>
-          <xsd:extension base="dms:UserMulti">
-            <xsd:sequence>
-              <xsd:element name="UserInfo" minOccurs="0" maxOccurs="unbounded">
-                <xsd:complexType>
-                  <xsd:sequence>
-                    <xsd:element name="DisplayName" type="xsd:string" minOccurs="0"/>
-                    <xsd:element name="AccountId" type="dms:UserId" minOccurs="0" nillable="true"/>
-                    <xsd:element name="AccountType" type="xsd:string" minOccurs="0"/>
-                  </xsd:sequence>
-                </xsd:complexType>
-              </xsd:element>
-            </xsd:sequence>
-          </xsd:extension>
-        </xsd:complexContent>
-      </xsd:complexType>
-    </xsd:element>
-    <xsd:element name="SharedWithDetails" ma:index="15" nillable="true" ma:displayName="Shared With Details" ma:hidden="true" ma:internalName="SharedWithDetails" ma:readOnly="true">
-      <xsd:simpleType>
-        <xsd:restriction base="dms:Note"/>
-      </xsd:simpleType>
-    </xsd:element>
-  </xsd:schema>
-  <xsd:schema xmlns:xsd="http://www.w3.org/2001/XMLSchema" xmlns:xs="http://www.w3.org/2001/XMLSchema" xmlns:dms="http://schemas.microsoft.com/office/2006/documentManagement/types" xmlns:pc="http://schemas.microsoft.com/office/infopath/2007/PartnerControls" targetNamespace="230e9df3-be65-4c73-a93b-d1236ebd677e" elementFormDefault="qualified">
-    <xsd:import namespace="http://schemas.microsoft.com/office/2006/documentManagement/types"/>
-    <xsd:import namespace="http://schemas.microsoft.com/office/infopath/2007/PartnerControls"/>
-    <xsd:element name="TaxCatchAll" ma:index="23" nillable="true" ma:displayName="Taxonomy Catch All Column" ma:hidden="true" ma:list="{3f6bfcbc-3db3-4ae6-bd76-326f0798ad28}" ma:internalName="TaxCatchAll" ma:readOnly="false" ma:showField="CatchAllData" ma:web="16c05727-aa75-4e4a-9b5f-8a80a1165891">
-      <xsd:complexType>
-        <xsd:complexContent>
-          <xsd:extension base="dms:MultiChoiceLookup">
-            <xsd:sequence>
-              <xsd:element name="Value" type="dms:Lookup" maxOccurs="unbounded" minOccurs="0" nillable="true"/>
-            </xsd:sequence>
-          </xsd:extension>
-        </xsd:complexContent>
-      </xsd:complexType>
-    </xsd:element>
-  </xsd:schema>
-  <xsd:schema xmlns="http://schemas.openxmlformats.org/package/2006/metadata/core-properties" xmlns:xsd="http://www.w3.org/2001/XMLSchema" xmlns:xsi="http://www.w3.org/2001/XMLSchema-instance" xmlns:dc="http://purl.org/dc/elements/1.1/" xmlns:dcterms="http://purl.org/dc/terms/" xmlns:odoc="http://schemas.microsoft.com/internal/obd" targetNamespace="http://schemas.openxmlformats.org/package/2006/metadata/core-properties" elementFormDefault="qualified" attributeFormDefault="unqualified" blockDefault="#all">
-    <xsd:import namespace="http://purl.org/dc/elements/1.1/" schemaLocation="http://dublincore.org/schemas/xmls/qdc/2003/04/02/dc.xsd"/>
-    <xsd:import namespace="http://purl.org/dc/terms/" schemaLocation="http://dublincore.org/schemas/xmls/qdc/2003/04/02/dcterms.xsd"/>
-    <xsd:element name="coreProperties" type="CT_coreProperties"/>
-    <xsd:complexType name="CT_coreProperties">
-      <xsd:all>
-        <xsd:element ref="dc:creator" minOccurs="0" maxOccurs="1"/>
-        <xsd:element ref="dcterms:created" minOccurs="0" maxOccurs="1"/>
-        <xsd:element ref="dc:identifier" minOccurs="0" maxOccurs="1"/>
-        <xsd:element name="contentType" minOccurs="0" maxOccurs="1" type="xsd:string" ma:displayName="Content Type"/>
-        <xsd:element ref="dc:title" minOccurs="0" maxOccurs="1" ma:index="1" ma:displayName="Title"/>
-        <xsd:element ref="dc:subject" minOccurs="0" maxOccurs="1"/>
-        <xsd:element ref="dc:description" minOccurs="0" maxOccurs="1"/>
-        <xsd:element name="keywords" minOccurs="0" maxOccurs="1" type="xsd:string"/>
-        <xsd:element ref="dc:language" minOccurs="0" maxOccurs="1"/>
-        <xsd:element name="category" minOccurs="0" maxOccurs="1" type="xsd:string"/>
-        <xsd:element name="version" minOccurs="0" maxOccurs="1" type="xsd:string"/>
-        <xsd:element name="revision" minOccurs="0" maxOccurs="1" type="xsd:string">
-          <xsd:annotation>
-            <xsd:documentation>
-                        This value indicates the number of saves or revisions. The application is responsible for updating this value after each revision.
-                    </xsd:documentation>
-          </xsd:annotation>
-        </xsd:element>
-        <xsd:element name="lastModifiedBy" minOccurs="0" maxOccurs="1" type="xsd:string"/>
-        <xsd:element ref="dcterms:modified" minOccurs="0" maxOccurs="1"/>
-        <xsd:element name="contentStatus" minOccurs="0" maxOccurs="1" type="xsd:string"/>
-      </xsd:all>
-    </xsd:complexType>
-  </xsd:schema>
-  <xs:schema xmlns:pc="http://schemas.microsoft.com/office/infopath/2007/PartnerControls" xmlns:xs="http://www.w3.org/2001/XMLSchema" targetNamespace="http://schemas.microsoft.com/office/infopath/2007/PartnerControls" elementFormDefault="qualified" attributeFormDefault="unqualified">
-    <xs:element name="Person">
-      <xs:complexType>
-        <xs:sequence>
-          <xs:element ref="pc:DisplayName" minOccurs="0"/>
-          <xs:element ref="pc:AccountId" minOccurs="0"/>
-          <xs:element ref="pc:AccountType" minOccurs="0"/>
-        </xs:sequence>
-      </xs:complexType>
-    </xs:element>
-    <xs:element name="DisplayName" type="xs:string"/>
-    <xs:element name="AccountId" type="xs:string"/>
-    <xs:element name="AccountType" type="xs:string"/>
-    <xs:element name="BDCAssociatedEntity">
-      <xs:complexType>
-        <xs:sequence>
-          <xs:element ref="pc:BDCEntity" minOccurs="0" maxOccurs="unbounded"/>
-        </xs:sequence>
-        <xs:attribute ref="pc:EntityNamespace"/>
-        <xs:attribute ref="pc:EntityName"/>
-        <xs:attribute ref="pc:SystemInstanceName"/>
-        <xs:attribute ref="pc:AssociationName"/>
-      </xs:complexType>
-    </xs:element>
-    <xs:attribute name="EntityNamespace" type="xs:string"/>
-    <xs:attribute name="EntityName" type="xs:string"/>
-    <xs:attribute name="SystemInstanceName" type="xs:string"/>
-    <xs:attribute name="AssociationName" type="xs:string"/>
-    <xs:element name="BDCEntity">
-      <xs:complexType>
-        <xs:sequence>
-          <xs:element ref="pc:EntityDisplayName" minOccurs="0"/>
-          <xs:element ref="pc:EntityInstanceReference" minOccurs="0"/>
-          <xs:element ref="pc:EntityId1" minOccurs="0"/>
-          <xs:element ref="pc:EntityId2" minOccurs="0"/>
-          <xs:element ref="pc:EntityId3" minOccurs="0"/>
-          <xs:element ref="pc:EntityId4" minOccurs="0"/>
-          <xs:element ref="pc:EntityId5" minOccurs="0"/>
-        </xs:sequence>
-      </xs:complexType>
-    </xs:element>
-    <xs:element name="EntityDisplayName" type="xs:string"/>
-    <xs:element name="EntityInstanceReference" type="xs:string"/>
-    <xs:element name="EntityId1" type="xs:string"/>
-    <xs:element name="EntityId2" type="xs:string"/>
-    <xs:element name="EntityId3" type="xs:string"/>
-    <xs:element name="EntityId4" type="xs:string"/>
-    <xs:element name="EntityId5" type="xs:string"/>
-    <xs:element name="Terms">
-      <xs:complexType>
-        <xs:sequence>
-          <xs:element ref="pc:TermInfo" minOccurs="0" maxOccurs="unbounded"/>
-        </xs:sequence>
-      </xs:complexType>
-    </xs:element>
-    <xs:element name="TermInfo">
-      <xs:complexType>
-        <xs:sequence>
-          <xs:element ref="pc:TermName" minOccurs="0"/>
-          <xs:element ref="pc:TermId" minOccurs="0"/>
-        </xs:sequence>
-      </xs:complexType>
-    </xs:element>
-    <xs:element name="TermName" type="xs:string"/>
-    <xs:element name="TermId" type="xs:string"/>
-  </xs:schema>
-</ct:contentTypeSchema>
-</file>
-
-<file path=customXml/item3.xml><?xml version="1.0" encoding="utf-8"?>
-<p:properties xmlns:p="http://schemas.microsoft.com/office/2006/metadata/properties" xmlns:xsi="http://www.w3.org/2001/XMLSchema-instance" xmlns:pc="http://schemas.microsoft.com/office/infopath/2007/PartnerControls">
-  <documentManagement>
-    <_ip_UnifiedCompliancePolicyUIAction xmlns="http://schemas.microsoft.com/sharepoint/v3" xsi:nil="true"/>
-    <Image xmlns="71af3243-3dd4-4a8d-8c0d-dd76da1f02a5">
-      <Url xsi:nil="true"/>
-      <Description xsi:nil="true"/>
-    </Image>
-    <Status xmlns="71af3243-3dd4-4a8d-8c0d-dd76da1f02a5">Not started</Status>
-    <Background xmlns="71af3243-3dd4-4a8d-8c0d-dd76da1f02a5">false</Background>
-    <_ip_UnifiedCompliancePolicyProperties xmlns="http://schemas.microsoft.com/sharepoint/v3" xsi:nil="true"/>
-    <ImageTagsTaxHTField xmlns="71af3243-3dd4-4a8d-8c0d-dd76da1f02a5">
-      <Terms xmlns="http://schemas.microsoft.com/office/infopath/2007/PartnerControls"/>
-    </ImageTagsTaxHTField>
-    <TaxCatchAll xmlns="230e9df3-be65-4c73-a93b-d1236ebd677e" xsi:nil="true"/>
-    <MediaServiceKeyPoints xmlns="71af3243-3dd4-4a8d-8c0d-dd76da1f02a5" xsi:nil="true"/>
-  </documentManagement>
-</p:properties>
-</file>
-
-<file path=customXml/itemProps13.xml><?xml version="1.0" encoding="utf-8"?>
-<ds:datastoreItem xmlns:ds="http://schemas.openxmlformats.org/officeDocument/2006/customXml" ds:itemID="{8084830A-17BE-4145-8FFB-9B54AD6ADF57}">
-  <ds:schemaRefs>
-    <ds:schemaRef ds:uri="http://schemas.microsoft.com/sharepoint/v3/contenttype/forms"/>
-  </ds:schemaRefs>
-</ds:datastoreItem>
-</file>
-
-<file path=customXml/itemProps22.xml><?xml version="1.0" encoding="utf-8"?>
-<ds:datastoreItem xmlns:ds="http://schemas.openxmlformats.org/officeDocument/2006/customXml" ds:itemID="{3747985A-6403-4393-8AFA-6A57375A2643}"/>
-</file>
-
-<file path=customXml/itemProps31.xml><?xml version="1.0" encoding="utf-8"?>
-<ds:datastoreItem xmlns:ds="http://schemas.openxmlformats.org/officeDocument/2006/customXml" ds:itemID="{40F376D9-2C7A-4F6F-B513-198C46DE0873}">
-  <ds:schemaRefs>
-    <ds:schemaRef ds:uri="http://schemas.microsoft.com/office/2006/metadata/properties"/>
-    <ds:schemaRef ds:uri="http://schemas.microsoft.com/office/infopath/2007/PartnerControls"/>
-    <ds:schemaRef ds:uri="http://schemas.microsoft.com/sharepoint/v3"/>
-    <ds:schemaRef ds:uri="71af3243-3dd4-4a8d-8c0d-dd76da1f02a5"/>
-    <ds:schemaRef ds:uri="230e9df3-be65-4c73-a93b-d1236ebd677e"/>
-  </ds:schemaRefs>
-</ds:datastoreItem>
-</file>
-
 <file path=docMetadata/LabelInfo.xml><?xml version="1.0" encoding="utf-8"?>
 <clbl:labelList xmlns:clbl="http://schemas.microsoft.com/office/2020/mipLabelMetadata"/>
 </file>